--- a/cv/_dkim_cv.docx
+++ b/cv/_dkim_cv.docx
@@ -1,6 +1,6 @@
 
 <file path=word/document.xml><?xml version="1.0" encoding="utf-8"?>
-<w:document xmlns:wpc="http://schemas.microsoft.com/office/word/2010/wordprocessingCanvas" xmlns:cx="http://schemas.microsoft.com/office/drawing/2014/chartex" xmlns:cx1="http://schemas.microsoft.com/office/drawing/2015/9/8/chartex" xmlns:cx2="http://schemas.microsoft.com/office/drawing/2015/10/21/chartex" xmlns:cx3="http://schemas.microsoft.com/office/drawing/2016/5/9/chartex" xmlns:cx4="http://schemas.microsoft.com/office/drawing/2016/5/10/chartex" xmlns:cx5="http://schemas.microsoft.com/office/drawing/2016/5/11/chartex" xmlns:cx6="http://schemas.microsoft.com/office/drawing/2016/5/12/chartex" xmlns:cx7="http://schemas.microsoft.com/office/drawing/2016/5/13/chartex" xmlns:cx8="http://schemas.microsoft.com/office/drawing/2016/5/14/chartex" xmlns:mc="http://schemas.openxmlformats.org/markup-compatibility/2006" xmlns:aink="http://schemas.microsoft.com/office/drawing/2016/ink" xmlns:am3d="http://schemas.microsoft.com/office/drawing/2017/model3d" xmlns:o="urn:schemas-microsoft-com:office:office" xmlns:oel="http://schemas.microsoft.com/office/2019/extlst" xmlns:r="http://schemas.openxmlformats.org/officeDocument/2006/relationships" xmlns:m="http://schemas.openxmlformats.org/officeDocument/2006/math" xmlns:v="urn:schemas-microsoft-com:vml" xmlns:wp14="http://schemas.microsoft.com/office/word/2010/wordprocessingDrawing" xmlns:wp="http://schemas.openxmlformats.org/drawingml/2006/wordprocessingDrawing" xmlns:w10="urn:schemas-microsoft-com:office:word" xmlns:w="http://schemas.openxmlformats.org/wordprocessingml/2006/main" xmlns:w14="http://schemas.microsoft.com/office/word/2010/wordml" xmlns:w15="http://schemas.microsoft.com/office/word/2012/wordml" xmlns:w16cex="http://schemas.microsoft.com/office/word/2018/wordml/cex" xmlns:w16cid="http://schemas.microsoft.com/office/word/2016/wordml/cid" xmlns:w16="http://schemas.microsoft.com/office/word/2018/wordml" xmlns:w16sdtdh="http://schemas.microsoft.com/office/word/2020/wordml/sdtdatahash" xmlns:w16se="http://schemas.microsoft.com/office/word/2015/wordml/symex" xmlns:wpg="http://schemas.microsoft.com/office/word/2010/wordprocessingGroup" xmlns:wpi="http://schemas.microsoft.com/office/word/2010/wordprocessingInk" xmlns:wne="http://schemas.microsoft.com/office/word/2006/wordml" xmlns:wps="http://schemas.microsoft.com/office/word/2010/wordprocessingShape" mc:Ignorable="w14 w15 w16se w16cid w16 w16cex w16sdtdh wp14">
+<w:document xmlns:wpc="http://schemas.microsoft.com/office/word/2010/wordprocessingCanvas" xmlns:cx="http://schemas.microsoft.com/office/drawing/2014/chartex" xmlns:cx1="http://schemas.microsoft.com/office/drawing/2015/9/8/chartex" xmlns:cx2="http://schemas.microsoft.com/office/drawing/2015/10/21/chartex" xmlns:cx3="http://schemas.microsoft.com/office/drawing/2016/5/9/chartex" xmlns:cx4="http://schemas.microsoft.com/office/drawing/2016/5/10/chartex" xmlns:cx5="http://schemas.microsoft.com/office/drawing/2016/5/11/chartex" xmlns:cx6="http://schemas.microsoft.com/office/drawing/2016/5/12/chartex" xmlns:cx7="http://schemas.microsoft.com/office/drawing/2016/5/13/chartex" xmlns:cx8="http://schemas.microsoft.com/office/drawing/2016/5/14/chartex" xmlns:mc="http://schemas.openxmlformats.org/markup-compatibility/2006" xmlns:aink="http://schemas.microsoft.com/office/drawing/2016/ink" xmlns:am3d="http://schemas.microsoft.com/office/drawing/2017/model3d" xmlns:o="urn:schemas-microsoft-com:office:office" xmlns:oel="http://schemas.microsoft.com/office/2019/extlst" xmlns:r="http://schemas.openxmlformats.org/officeDocument/2006/relationships" xmlns:m="http://schemas.openxmlformats.org/officeDocument/2006/math" xmlns:v="urn:schemas-microsoft-com:vml" xmlns:wp14="http://schemas.microsoft.com/office/word/2010/wordprocessingDrawing" xmlns:wp="http://schemas.openxmlformats.org/drawingml/2006/wordprocessingDrawing" xmlns:w10="urn:schemas-microsoft-com:office:word" xmlns:w="http://schemas.openxmlformats.org/wordprocessingml/2006/main" xmlns:w14="http://schemas.microsoft.com/office/word/2010/wordml" xmlns:w15="http://schemas.microsoft.com/office/word/2012/wordml" xmlns:w16cex="http://schemas.microsoft.com/office/word/2018/wordml/cex" xmlns:w16cid="http://schemas.microsoft.com/office/word/2016/wordml/cid" xmlns:w16="http://schemas.microsoft.com/office/word/2018/wordml" xmlns:w16du="http://schemas.microsoft.com/office/word/2023/wordml/word16du" xmlns:w16sdtdh="http://schemas.microsoft.com/office/word/2020/wordml/sdtdatahash" xmlns:w16sdtfl="http://schemas.microsoft.com/office/word/2024/wordml/sdtformatlock" xmlns:w16se="http://schemas.microsoft.com/office/word/2015/wordml/symex" xmlns:wpg="http://schemas.microsoft.com/office/word/2010/wordprocessingGroup" xmlns:wpi="http://schemas.microsoft.com/office/word/2010/wordprocessingInk" xmlns:wne="http://schemas.microsoft.com/office/word/2006/wordml" xmlns:wps="http://schemas.microsoft.com/office/word/2010/wordprocessingShape" mc:Ignorable="w14 w15 w16se w16cid w16 w16cex w16sdtdh w16sdtfl w16du wp14">
   <w:body>
     <w:p>
       <w:pPr>
@@ -624,7 +624,7 @@
                     </wp:inline>
                   </w:drawing>
                 </mc:Choice>
-                <mc:Fallback xmlns:dgm="http://schemas.openxmlformats.org/drawingml/2006/diagram" xmlns:lc="http://schemas.openxmlformats.org/drawingml/2006/lockedCanvas" xmlns:c="http://schemas.openxmlformats.org/drawingml/2006/chart" xmlns:pic="http://schemas.openxmlformats.org/drawingml/2006/picture" xmlns:a="http://schemas.openxmlformats.org/drawingml/2006/main" xmlns:sl="http://schemas.openxmlformats.org/schemaLibrary/2006/main">
+                <mc:Fallback xmlns:sl="http://schemas.openxmlformats.org/schemaLibrary/2006/main" xmlns:a="http://schemas.openxmlformats.org/drawingml/2006/main" xmlns:pic="http://schemas.openxmlformats.org/drawingml/2006/picture" xmlns:c="http://schemas.openxmlformats.org/drawingml/2006/chart" xmlns:lc="http://schemas.openxmlformats.org/drawingml/2006/lockedCanvas" xmlns:dgm="http://schemas.openxmlformats.org/drawingml/2006/diagram">
                   <w:drawing>
                     <wp:inline distB="0" distT="0" distL="0" distR="0">
                       <wp:extent cx="119253" cy="119253"/>
@@ -3531,23 +3531,7 @@
           <w:b w:val="0"/>
           <w:color w:val="000000"/>
         </w:rPr>
-        <w:t xml:space="preserve">Hong Kong Centre for </w:t>
-      </w:r>
-      <w:proofErr w:type="spellStart"/>
-      <w:r>
-        <w:rPr>
-          <w:b w:val="0"/>
-          <w:color w:val="000000"/>
-        </w:rPr>
-        <w:t>Cerebro</w:t>
-      </w:r>
-      <w:proofErr w:type="spellEnd"/>
-      <w:r>
-        <w:rPr>
-          <w:b w:val="0"/>
-          <w:color w:val="000000"/>
-        </w:rPr>
-        <w:t>-Cardiovascular Health Engineering</w:t>
+        <w:t>Hong Kong Centre for Cerebro-Cardiovascular Health Engineering</w:t>
       </w:r>
       <w:r>
         <w:rPr>
@@ -5442,21 +5426,12 @@
         </w:rPr>
         <w:t xml:space="preserve">B.S. Mathematics | </w:t>
       </w:r>
-      <w:proofErr w:type="spellStart"/>
       <w:r>
         <w:rPr>
           <w:b w:val="0"/>
           <w:color w:val="000000"/>
         </w:rPr>
-        <w:t>Hanyang</w:t>
-      </w:r>
-      <w:proofErr w:type="spellEnd"/>
-      <w:r>
-        <w:rPr>
-          <w:b w:val="0"/>
-          <w:color w:val="000000"/>
-        </w:rPr>
-        <w:t xml:space="preserve"> University, South Korea</w:t>
+        <w:t>Hanyang University, South Korea</w:t>
       </w:r>
     </w:p>
     <w:p>
@@ -5473,6 +5448,7 @@
         <w:t>2011 MAR – 2015 FEB</w:t>
       </w:r>
     </w:p>
+    <w:p/>
     <w:p/>
     <w:tbl>
       <w:tblPr>
@@ -5516,6 +5492,7 @@
                 <w:noProof/>
                 <w:color w:val="000000"/>
               </w:rPr>
+              <w:lastRenderedPageBreak/>
               <mc:AlternateContent>
                 <mc:Choice Requires="wpg">
                   <w:drawing>
@@ -7171,7 +7148,6 @@
         <w:rPr>
           <w:color w:val="000000"/>
         </w:rPr>
-        <w:lastRenderedPageBreak/>
         <w:t xml:space="preserve">Excellent Dissertation Award | </w:t>
       </w:r>
       <w:r>
@@ -8368,14 +8344,24 @@
           <w:szCs w:val="26"/>
         </w:rPr>
       </w:pPr>
-      <w:r>
+    </w:p>
+    <w:p>
+      <w:pPr>
         <w:rPr>
           <w:b/>
           <w:color w:val="000000"/>
           <w:sz w:val="26"/>
           <w:szCs w:val="26"/>
         </w:rPr>
-        <w:t>HIGH-PERFORMANCE FINITE ELEMENTS WITH MFEM</w:t>
+      </w:pPr>
+      <w:r>
+        <w:rPr>
+          <w:b/>
+          <w:color w:val="000000"/>
+          <w:sz w:val="26"/>
+          <w:szCs w:val="26"/>
+        </w:rPr>
+        <w:t>Finite element approximation to the non-stationary quasi-geostrophic equation</w:t>
       </w:r>
     </w:p>
     <w:p>
@@ -8401,59 +8387,82 @@
           <w:sz w:val="26"/>
           <w:szCs w:val="26"/>
         </w:rPr>
-        <w:t xml:space="preserve">The International Journal of </w:t>
-      </w:r>
-      <w:proofErr w:type="gramStart"/>
+        <w:t>ESIAM: Mathematical Modelling and Numerical Analysis</w:t>
+      </w:r>
+    </w:p>
+    <w:bookmarkEnd w:id="12"/>
+    <w:bookmarkEnd w:id="13"/>
+    <w:p>
+      <w:pPr>
+        <w:pStyle w:val="Heading3"/>
+        <w:shd w:val="clear" w:color="auto" w:fill="FFFFFF"/>
+        <w:textAlignment w:val="baseline"/>
+        <w:rPr>
+          <w:bCs/>
+          <w:smallCaps w:val="0"/>
+          <w:color w:val="000000"/>
+          <w:sz w:val="22"/>
+          <w:szCs w:val="22"/>
+        </w:rPr>
+      </w:pPr>
       <w:r>
         <w:rPr>
           <w:b/>
           <w:smallCaps w:val="0"/>
           <w:color w:val="000000"/>
+          <w:sz w:val="22"/>
+          <w:szCs w:val="22"/>
+        </w:rPr>
+        <w:t>Dohyun Kim</w:t>
+      </w:r>
+      <w:r>
+        <w:rPr>
+          <w:bCs/>
+          <w:smallCaps w:val="0"/>
+          <w:color w:val="000000"/>
+          <w:sz w:val="22"/>
+          <w:szCs w:val="22"/>
+        </w:rPr>
+        <w:t>, Amiya K. Pani, Eun-Jae Park</w:t>
+      </w:r>
+      <w:r>
+        <w:rPr>
+          <w:bCs/>
+          <w:smallCaps w:val="0"/>
+          <w:color w:val="000000"/>
+          <w:sz w:val="22"/>
+          <w:szCs w:val="22"/>
+        </w:rPr>
+        <w:t xml:space="preserve">, </w:t>
+      </w:r>
+    </w:p>
+    <w:p>
+      <w:pPr>
+        <w:rPr>
+          <w:b/>
+          <w:color w:val="000000"/>
           <w:sz w:val="26"/>
           <w:szCs w:val="26"/>
         </w:rPr>
-        <w:t>High Performance</w:t>
-      </w:r>
-      <w:proofErr w:type="gramEnd"/>
-      <w:r>
+      </w:pPr>
+    </w:p>
+    <w:p>
+      <w:pPr>
         <w:rPr>
           <w:b/>
-          <w:smallCaps w:val="0"/>
           <w:color w:val="000000"/>
           <w:sz w:val="26"/>
           <w:szCs w:val="26"/>
         </w:rPr>
-        <w:t xml:space="preserve"> Computing Applications</w:t>
-      </w:r>
+      </w:pPr>
       <w:r>
         <w:rPr>
           <w:b/>
-          <w:smallCaps w:val="0"/>
           <w:color w:val="000000"/>
           <w:sz w:val="26"/>
           <w:szCs w:val="26"/>
         </w:rPr>
-        <w:t>,</w:t>
-      </w:r>
-      <w:r>
-        <w:rPr>
-          <w:b/>
-          <w:smallCaps w:val="0"/>
-          <w:color w:val="000000"/>
-          <w:sz w:val="26"/>
-          <w:szCs w:val="26"/>
-        </w:rPr>
-        <w:t xml:space="preserve"> </w:t>
-      </w:r>
-      <w:r>
-        <w:rPr>
-          <w:bCs/>
-          <w:smallCaps w:val="0"/>
-          <w:color w:val="000000"/>
-          <w:sz w:val="26"/>
-          <w:szCs w:val="26"/>
-        </w:rPr>
-        <w:t>2024</w:t>
+        <w:t>Remapping Through Direct Interpolation and Optimization for Finite Element ALE Hydrodynamics</w:t>
       </w:r>
     </w:p>
     <w:p>
@@ -8462,364 +8471,64 @@
         <w:shd w:val="clear" w:color="auto" w:fill="FFFFFF"/>
         <w:textAlignment w:val="baseline"/>
         <w:rPr>
-          <w:bCs/>
-          <w:color w:val="000000"/>
-          <w:sz w:val="42"/>
-          <w:szCs w:val="42"/>
-        </w:rPr>
-      </w:pPr>
-      <w:r>
-        <w:rPr>
-          <w:bCs/>
-          <w:smallCaps w:val="0"/>
-          <w:color w:val="000000"/>
-          <w:sz w:val="22"/>
-          <w:szCs w:val="22"/>
-        </w:rPr>
-        <w:t xml:space="preserve">Julian Andrej, Nabil </w:t>
-      </w:r>
-      <w:proofErr w:type="spellStart"/>
-      <w:r>
-        <w:rPr>
-          <w:bCs/>
-          <w:smallCaps w:val="0"/>
-          <w:color w:val="000000"/>
-          <w:sz w:val="22"/>
-          <w:szCs w:val="22"/>
-        </w:rPr>
-        <w:t>Atallah</w:t>
-      </w:r>
-      <w:proofErr w:type="spellEnd"/>
-      <w:r>
-        <w:rPr>
-          <w:bCs/>
-          <w:smallCaps w:val="0"/>
-          <w:color w:val="000000"/>
-          <w:sz w:val="22"/>
-          <w:szCs w:val="22"/>
-        </w:rPr>
-        <w:t xml:space="preserve">, Jan-Phillip </w:t>
-      </w:r>
-      <w:proofErr w:type="spellStart"/>
-      <w:r>
-        <w:rPr>
-          <w:bCs/>
-          <w:smallCaps w:val="0"/>
-          <w:color w:val="000000"/>
-          <w:sz w:val="22"/>
-          <w:szCs w:val="22"/>
-        </w:rPr>
-        <w:t>Bäcker</w:t>
-      </w:r>
-      <w:proofErr w:type="spellEnd"/>
-      <w:r>
-        <w:rPr>
-          <w:bCs/>
-          <w:smallCaps w:val="0"/>
-          <w:color w:val="000000"/>
-          <w:sz w:val="22"/>
-          <w:szCs w:val="22"/>
-        </w:rPr>
-        <w:t xml:space="preserve">, John </w:t>
-      </w:r>
-      <w:proofErr w:type="spellStart"/>
-      <w:r>
-        <w:rPr>
-          <w:bCs/>
-          <w:smallCaps w:val="0"/>
-          <w:color w:val="000000"/>
-          <w:sz w:val="22"/>
-          <w:szCs w:val="22"/>
-        </w:rPr>
-        <w:t>Camier</w:t>
-      </w:r>
-      <w:proofErr w:type="spellEnd"/>
-      <w:r>
-        <w:rPr>
-          <w:bCs/>
-          <w:smallCaps w:val="0"/>
-          <w:color w:val="000000"/>
-          <w:sz w:val="22"/>
-          <w:szCs w:val="22"/>
-        </w:rPr>
-        <w:t xml:space="preserve">, Dylan Copeland, </w:t>
-      </w:r>
-      <w:proofErr w:type="spellStart"/>
-      <w:r>
-        <w:rPr>
-          <w:bCs/>
-          <w:smallCaps w:val="0"/>
-          <w:color w:val="000000"/>
-          <w:sz w:val="22"/>
-          <w:szCs w:val="22"/>
-        </w:rPr>
-        <w:t>Veselin</w:t>
-      </w:r>
-      <w:proofErr w:type="spellEnd"/>
-      <w:r>
-        <w:rPr>
-          <w:bCs/>
-          <w:smallCaps w:val="0"/>
-          <w:color w:val="000000"/>
-          <w:sz w:val="22"/>
-          <w:szCs w:val="22"/>
-        </w:rPr>
-        <w:t xml:space="preserve"> Dobrev, </w:t>
-      </w:r>
-      <w:proofErr w:type="spellStart"/>
-      <w:r>
-        <w:rPr>
-          <w:bCs/>
-          <w:smallCaps w:val="0"/>
-          <w:color w:val="000000"/>
-          <w:sz w:val="22"/>
-          <w:szCs w:val="22"/>
-        </w:rPr>
-        <w:t>Yohann</w:t>
-      </w:r>
-      <w:proofErr w:type="spellEnd"/>
-      <w:r>
-        <w:rPr>
-          <w:bCs/>
-          <w:smallCaps w:val="0"/>
-          <w:color w:val="000000"/>
-          <w:sz w:val="22"/>
-          <w:szCs w:val="22"/>
-        </w:rPr>
-        <w:t xml:space="preserve"> </w:t>
-      </w:r>
-      <w:proofErr w:type="spellStart"/>
-      <w:r>
-        <w:rPr>
-          <w:bCs/>
-          <w:smallCaps w:val="0"/>
-          <w:color w:val="000000"/>
-          <w:sz w:val="22"/>
-          <w:szCs w:val="22"/>
-        </w:rPr>
-        <w:t>Dudouit</w:t>
-      </w:r>
-      <w:proofErr w:type="spellEnd"/>
-      <w:r>
-        <w:rPr>
-          <w:bCs/>
-          <w:smallCaps w:val="0"/>
-          <w:color w:val="000000"/>
-          <w:sz w:val="22"/>
-          <w:szCs w:val="22"/>
-        </w:rPr>
-        <w:t xml:space="preserve">, Tobias </w:t>
-      </w:r>
-      <w:proofErr w:type="spellStart"/>
-      <w:r>
-        <w:rPr>
-          <w:bCs/>
-          <w:smallCaps w:val="0"/>
-          <w:color w:val="000000"/>
-          <w:sz w:val="22"/>
-          <w:szCs w:val="22"/>
-        </w:rPr>
-        <w:t>Duswald</w:t>
-      </w:r>
-      <w:proofErr w:type="spellEnd"/>
-      <w:r>
-        <w:rPr>
-          <w:bCs/>
-          <w:smallCaps w:val="0"/>
-          <w:color w:val="000000"/>
-          <w:sz w:val="22"/>
-          <w:szCs w:val="22"/>
-        </w:rPr>
-        <w:t xml:space="preserve">, Brendan Keith, </w:t>
-      </w:r>
-      <w:r>
-        <w:rPr>
           <w:b/>
           <w:smallCaps w:val="0"/>
           <w:color w:val="000000"/>
-          <w:sz w:val="22"/>
-          <w:szCs w:val="22"/>
-        </w:rPr>
-        <w:t>Dohyun Kim</w:t>
-      </w:r>
-      <w:r>
-        <w:rPr>
-          <w:bCs/>
+          <w:sz w:val="26"/>
+          <w:szCs w:val="26"/>
+        </w:rPr>
+      </w:pPr>
+      <w:r>
+        <w:rPr>
+          <w:b/>
           <w:smallCaps w:val="0"/>
           <w:color w:val="000000"/>
-          <w:sz w:val="22"/>
-          <w:szCs w:val="22"/>
-        </w:rPr>
-        <w:t xml:space="preserve">, </w:t>
-      </w:r>
-      <w:proofErr w:type="spellStart"/>
-      <w:r>
-        <w:rPr>
-          <w:bCs/>
+          <w:sz w:val="26"/>
+          <w:szCs w:val="26"/>
+        </w:rPr>
+        <w:t>(</w:t>
+      </w:r>
+      <w:r>
+        <w:rPr>
+          <w:b/>
           <w:smallCaps w:val="0"/>
           <w:color w:val="000000"/>
-          <w:sz w:val="22"/>
-          <w:szCs w:val="22"/>
-        </w:rPr>
-        <w:t>Tzanio</w:t>
-      </w:r>
-      <w:proofErr w:type="spellEnd"/>
-      <w:r>
-        <w:rPr>
-          <w:bCs/>
+          <w:sz w:val="26"/>
+          <w:szCs w:val="26"/>
+        </w:rPr>
+        <w:t>In Publication</w:t>
+      </w:r>
+      <w:r>
+        <w:rPr>
+          <w:b/>
           <w:smallCaps w:val="0"/>
           <w:color w:val="000000"/>
-          <w:sz w:val="22"/>
-          <w:szCs w:val="22"/>
-        </w:rPr>
-        <w:t xml:space="preserve"> Kolev, </w:t>
-      </w:r>
-      <w:proofErr w:type="spellStart"/>
-      <w:r>
-        <w:rPr>
-          <w:bCs/>
+          <w:sz w:val="26"/>
+          <w:szCs w:val="26"/>
+        </w:rPr>
+        <w:t>) Large-Scale Scientific Computation, 15</w:t>
+      </w:r>
+      <w:r>
+        <w:rPr>
+          <w:b/>
           <w:smallCaps w:val="0"/>
           <w:color w:val="000000"/>
-          <w:sz w:val="22"/>
-          <w:szCs w:val="22"/>
-        </w:rPr>
-        <w:t>Boyan</w:t>
-      </w:r>
-      <w:proofErr w:type="spellEnd"/>
-      <w:r>
-        <w:rPr>
-          <w:bCs/>
+          <w:sz w:val="26"/>
+          <w:szCs w:val="26"/>
+          <w:vertAlign w:val="superscript"/>
+        </w:rPr>
+        <w:t>th</w:t>
+      </w:r>
+      <w:r>
+        <w:rPr>
+          <w:b/>
           <w:smallCaps w:val="0"/>
           <w:color w:val="000000"/>
-          <w:sz w:val="22"/>
-          <w:szCs w:val="22"/>
-        </w:rPr>
-        <w:t xml:space="preserve"> Lazarov, Ketan Mittal, Will </w:t>
-      </w:r>
-      <w:proofErr w:type="spellStart"/>
-      <w:r>
-        <w:rPr>
-          <w:bCs/>
-          <w:smallCaps w:val="0"/>
-          <w:color w:val="000000"/>
-          <w:sz w:val="22"/>
-          <w:szCs w:val="22"/>
-        </w:rPr>
-        <w:t>Pazner</w:t>
-      </w:r>
-      <w:proofErr w:type="spellEnd"/>
-      <w:r>
-        <w:rPr>
-          <w:bCs/>
-          <w:smallCaps w:val="0"/>
-          <w:color w:val="000000"/>
-          <w:sz w:val="22"/>
-          <w:szCs w:val="22"/>
-        </w:rPr>
-        <w:t xml:space="preserve">, </w:t>
-      </w:r>
-      <w:proofErr w:type="spellStart"/>
-      <w:r>
-        <w:rPr>
-          <w:bCs/>
-          <w:smallCaps w:val="0"/>
-          <w:color w:val="000000"/>
-          <w:sz w:val="22"/>
-          <w:szCs w:val="22"/>
-        </w:rPr>
-        <w:t>Socratis</w:t>
-      </w:r>
-      <w:proofErr w:type="spellEnd"/>
-      <w:r>
-        <w:rPr>
-          <w:bCs/>
-          <w:smallCaps w:val="0"/>
-          <w:color w:val="000000"/>
-          <w:sz w:val="22"/>
-          <w:szCs w:val="22"/>
-        </w:rPr>
-        <w:t xml:space="preserve"> </w:t>
-      </w:r>
-      <w:proofErr w:type="spellStart"/>
-      <w:r>
-        <w:rPr>
-          <w:bCs/>
-          <w:smallCaps w:val="0"/>
-          <w:color w:val="000000"/>
-          <w:sz w:val="22"/>
-          <w:szCs w:val="22"/>
-        </w:rPr>
-        <w:t>Petrides</w:t>
-      </w:r>
-      <w:proofErr w:type="spellEnd"/>
-      <w:r>
-        <w:rPr>
-          <w:bCs/>
-          <w:smallCaps w:val="0"/>
-          <w:color w:val="000000"/>
-          <w:sz w:val="22"/>
-          <w:szCs w:val="22"/>
-        </w:rPr>
-        <w:t xml:space="preserve">, </w:t>
-      </w:r>
-      <w:proofErr w:type="spellStart"/>
-      <w:r>
-        <w:rPr>
-          <w:bCs/>
-          <w:smallCaps w:val="0"/>
-          <w:color w:val="000000"/>
-          <w:sz w:val="22"/>
-          <w:szCs w:val="22"/>
-        </w:rPr>
-        <w:t>Syun'ichi</w:t>
-      </w:r>
-      <w:proofErr w:type="spellEnd"/>
-      <w:r>
-        <w:rPr>
-          <w:bCs/>
-          <w:smallCaps w:val="0"/>
-          <w:color w:val="000000"/>
-          <w:sz w:val="22"/>
-          <w:szCs w:val="22"/>
-        </w:rPr>
-        <w:t xml:space="preserve"> </w:t>
-      </w:r>
-      <w:proofErr w:type="spellStart"/>
-      <w:r>
-        <w:rPr>
-          <w:bCs/>
-          <w:smallCaps w:val="0"/>
-          <w:color w:val="000000"/>
-          <w:sz w:val="22"/>
-          <w:szCs w:val="22"/>
-        </w:rPr>
-        <w:t>Shiraiwa</w:t>
-      </w:r>
-      <w:proofErr w:type="spellEnd"/>
-      <w:r>
-        <w:rPr>
-          <w:bCs/>
-          <w:smallCaps w:val="0"/>
-          <w:color w:val="000000"/>
-          <w:sz w:val="22"/>
-          <w:szCs w:val="22"/>
-        </w:rPr>
-        <w:t xml:space="preserve">, Mark Stowell, Vladimir </w:t>
-      </w:r>
-      <w:proofErr w:type="spellStart"/>
-      <w:r>
-        <w:rPr>
-          <w:bCs/>
-          <w:smallCaps w:val="0"/>
-          <w:color w:val="000000"/>
-          <w:sz w:val="22"/>
-          <w:szCs w:val="22"/>
-        </w:rPr>
-        <w:t>Tomov</w:t>
-      </w:r>
-      <w:bookmarkEnd w:id="12"/>
-      <w:bookmarkEnd w:id="13"/>
-      <w:proofErr w:type="spellEnd"/>
+          <w:sz w:val="26"/>
+          <w:szCs w:val="26"/>
+        </w:rPr>
+        <w:t xml:space="preserve"> International Conference, LSSC 2025, </w:t>
+      </w:r>
     </w:p>
     <w:p>
       <w:pPr>
@@ -8827,9 +8536,51 @@
         <w:shd w:val="clear" w:color="auto" w:fill="FFFFFF"/>
         <w:textAlignment w:val="baseline"/>
         <w:rPr>
-          <w:color w:val="000000"/>
-          <w:sz w:val="42"/>
-          <w:szCs w:val="42"/>
+          <w:bCs/>
+          <w:smallCaps w:val="0"/>
+          <w:color w:val="000000"/>
+          <w:sz w:val="22"/>
+          <w:szCs w:val="22"/>
+        </w:rPr>
+      </w:pPr>
+      <w:r>
+        <w:rPr>
+          <w:bCs/>
+          <w:smallCaps w:val="0"/>
+          <w:color w:val="000000"/>
+          <w:sz w:val="22"/>
+          <w:szCs w:val="22"/>
+        </w:rPr>
+        <w:t xml:space="preserve">Brendan Keith, </w:t>
+      </w:r>
+      <w:r>
+        <w:rPr>
+          <w:b/>
+          <w:smallCaps w:val="0"/>
+          <w:color w:val="000000"/>
+          <w:sz w:val="22"/>
+          <w:szCs w:val="22"/>
+        </w:rPr>
+        <w:t>Dohyun Kim,</w:t>
+      </w:r>
+      <w:r>
+        <w:rPr>
+          <w:bCs/>
+          <w:smallCaps w:val="0"/>
+          <w:color w:val="000000"/>
+          <w:sz w:val="22"/>
+          <w:szCs w:val="22"/>
+        </w:rPr>
+        <w:t xml:space="preserve"> Boyan Lazarov, Cosmin Petra, Mathias Schmidt, Vladmir Z Tomov,</w:t>
+      </w:r>
+    </w:p>
+    <w:p>
+      <w:pPr>
+        <w:rPr>
+          <w:b/>
+          <w:color w:val="000000"/>
+          <w:sz w:val="26"/>
+          <w:szCs w:val="26"/>
         </w:rPr>
       </w:pPr>
     </w:p>
@@ -8837,212 +8588,160 @@
       <w:pPr>
         <w:rPr>
           <w:b/>
-          <w:smallCaps/>
           <w:color w:val="000000"/>
           <w:sz w:val="26"/>
           <w:szCs w:val="26"/>
         </w:rPr>
       </w:pPr>
-      <w:proofErr w:type="spellStart"/>
+      <w:bookmarkStart w:id="14" w:name="OLE_LINK26"/>
       <w:r>
         <w:rPr>
           <w:b/>
-          <w:smallCaps/>
           <w:color w:val="000000"/>
           <w:sz w:val="26"/>
           <w:szCs w:val="26"/>
         </w:rPr>
-        <w:t>DynAMO</w:t>
-      </w:r>
-      <w:proofErr w:type="spellEnd"/>
+        <w:t xml:space="preserve">A Simple Introduction to the </w:t>
+      </w:r>
+      <w:proofErr w:type="spellStart"/>
       <w:r>
         <w:rPr>
           <w:b/>
-          <w:smallCaps/>
           <w:color w:val="000000"/>
           <w:sz w:val="26"/>
           <w:szCs w:val="26"/>
         </w:rPr>
-        <w:t xml:space="preserve">: </w:t>
-      </w:r>
-      <w:bookmarkStart w:id="14" w:name="OLE_LINK5"/>
-      <w:bookmarkStart w:id="15" w:name="OLE_LINK8"/>
+        <w:t>SiMPL</w:t>
+      </w:r>
+      <w:proofErr w:type="spellEnd"/>
       <w:r>
         <w:rPr>
           <w:b/>
-          <w:smallCaps/>
           <w:color w:val="000000"/>
           <w:sz w:val="26"/>
           <w:szCs w:val="26"/>
         </w:rPr>
-        <w:t>Multi-agent reinforcement learning for dynamic anticipatory mesh optimization with applications to hyperbolic conservation laws</w:t>
-      </w:r>
-      <w:bookmarkEnd w:id="14"/>
-      <w:bookmarkEnd w:id="15"/>
+        <w:t xml:space="preserve"> Method for Density-Based Topology Optimization</w:t>
+      </w:r>
+    </w:p>
+    <w:bookmarkEnd w:id="14"/>
+    <w:p>
+      <w:pPr>
+        <w:rPr>
+          <w:color w:val="000000"/>
+          <w:sz w:val="26"/>
+          <w:szCs w:val="26"/>
+        </w:rPr>
+      </w:pPr>
+      <w:r>
+        <w:rPr>
+          <w:b/>
+          <w:color w:val="000000"/>
+          <w:sz w:val="26"/>
+          <w:szCs w:val="26"/>
+        </w:rPr>
+        <w:t>Structural and Multidisciplinary Optimization</w:t>
+      </w:r>
+      <w:bookmarkStart w:id="15" w:name="OLE_LINK16"/>
+      <w:r>
+        <w:rPr>
+          <w:b/>
+          <w:color w:val="000000"/>
+          <w:sz w:val="26"/>
+          <w:szCs w:val="26"/>
+        </w:rPr>
+        <w:t xml:space="preserve">, </w:t>
+      </w:r>
+      <w:r>
+        <w:rPr>
+          <w:rFonts w:ascii="Segoe UI" w:hAnsi="Segoe UI" w:cs="Segoe UI"/>
+          <w:color w:val="333333"/>
+          <w:shd w:val="clear" w:color="auto" w:fill="FFFFFF"/>
+        </w:rPr>
+        <w:t xml:space="preserve">68, </w:t>
+      </w:r>
+      <w:r>
+        <w:rPr>
+          <w:rFonts w:ascii="Malgun Gothic" w:eastAsia="Malgun Gothic" w:hAnsi="Malgun Gothic" w:cs="Malgun Gothic"/>
+          <w:color w:val="333333"/>
+          <w:shd w:val="clear" w:color="auto" w:fill="FFFFFF"/>
+        </w:rPr>
+        <w:t>A</w:t>
+      </w:r>
+      <w:r>
+        <w:rPr>
+          <w:rFonts w:ascii="Malgun Gothic" w:eastAsia="Malgun Gothic" w:hAnsi="Malgun Gothic" w:cs="Malgun Gothic" w:hint="eastAsia"/>
+          <w:color w:val="333333"/>
+          <w:shd w:val="clear" w:color="auto" w:fill="FFFFFF"/>
+        </w:rPr>
+        <w:t xml:space="preserve">rticle </w:t>
+      </w:r>
+      <w:r>
+        <w:rPr>
+          <w:rFonts w:ascii="Malgun Gothic" w:eastAsia="Malgun Gothic" w:hAnsi="Malgun Gothic" w:cs="Malgun Gothic"/>
+          <w:color w:val="333333"/>
+          <w:shd w:val="clear" w:color="auto" w:fill="FFFFFF"/>
+        </w:rPr>
+        <w:t>number 74 (2025)</w:t>
+      </w:r>
+    </w:p>
+    <w:bookmarkEnd w:id="15"/>
+    <w:p>
+      <w:pPr>
+        <w:pStyle w:val="Heading3"/>
+        <w:shd w:val="clear" w:color="auto" w:fill="FFFFFF"/>
+        <w:textAlignment w:val="baseline"/>
+        <w:rPr>
+          <w:bCs/>
+          <w:color w:val="000000"/>
+          <w:sz w:val="42"/>
+          <w:szCs w:val="42"/>
+        </w:rPr>
+      </w:pPr>
+      <w:r>
+        <w:rPr>
+          <w:b/>
+          <w:smallCaps w:val="0"/>
+          <w:color w:val="000000"/>
+          <w:sz w:val="22"/>
+          <w:szCs w:val="22"/>
+        </w:rPr>
+        <w:t>Dohyun Kim</w:t>
+      </w:r>
+      <w:r>
+        <w:rPr>
+          <w:bCs/>
+          <w:smallCaps w:val="0"/>
+          <w:color w:val="000000"/>
+          <w:sz w:val="22"/>
+          <w:szCs w:val="22"/>
+        </w:rPr>
+        <w:t>, Boyan S. Lazarov, Thomas M. Surowiec, Brendan Keith</w:t>
+      </w:r>
     </w:p>
     <w:p>
       <w:pPr>
-        <w:rPr>
-          <w:b/>
-          <w:bCs/>
-          <w:color w:val="000000"/>
-          <w:sz w:val="26"/>
-          <w:szCs w:val="26"/>
-        </w:rPr>
-      </w:pPr>
-      <w:r>
-        <w:rPr>
-          <w:b/>
-          <w:color w:val="000000"/>
-          <w:sz w:val="26"/>
-          <w:szCs w:val="26"/>
-        </w:rPr>
-        <w:t>Journal of Computational Physics</w:t>
-      </w:r>
-      <w:r>
-        <w:rPr>
-          <w:rFonts w:ascii="Segoe UI" w:hAnsi="Segoe UI" w:cs="Segoe UI"/>
-          <w:color w:val="333333"/>
-          <w:shd w:val="clear" w:color="auto" w:fill="FFFFFF"/>
-        </w:rPr>
-        <w:t xml:space="preserve">, </w:t>
-      </w:r>
-      <w:r>
-        <w:rPr>
-          <w:rFonts w:ascii="Segoe UI" w:hAnsi="Segoe UI" w:cs="Segoe UI"/>
-          <w:color w:val="333333"/>
-          <w:shd w:val="clear" w:color="auto" w:fill="FFFFFF"/>
-        </w:rPr>
-        <w:t xml:space="preserve">112924, </w:t>
-      </w:r>
-      <w:r>
-        <w:rPr>
-          <w:rFonts w:ascii="Segoe UI" w:hAnsi="Segoe UI" w:cs="Segoe UI"/>
-          <w:color w:val="333333"/>
-          <w:shd w:val="clear" w:color="auto" w:fill="FFFFFF"/>
-        </w:rPr>
-        <w:t>202</w:t>
-      </w:r>
-      <w:r>
-        <w:rPr>
-          <w:rFonts w:ascii="Segoe UI" w:hAnsi="Segoe UI" w:cs="Segoe UI"/>
-          <w:color w:val="333333"/>
-          <w:shd w:val="clear" w:color="auto" w:fill="FFFFFF"/>
-        </w:rPr>
-        <w:t>4</w:t>
-      </w:r>
-    </w:p>
-    <w:p>
-      <w:pPr>
-        <w:rPr>
-          <w:bCs/>
-          <w:color w:val="000000"/>
-        </w:rPr>
-      </w:pPr>
-      <w:r>
-        <w:rPr>
-          <w:bCs/>
-          <w:color w:val="000000"/>
-        </w:rPr>
-        <w:t xml:space="preserve">Tarik </w:t>
-      </w:r>
-      <w:proofErr w:type="spellStart"/>
-      <w:r>
-        <w:rPr>
-          <w:bCs/>
-          <w:color w:val="000000"/>
-        </w:rPr>
-        <w:t>Dzanic</w:t>
-      </w:r>
-      <w:proofErr w:type="spellEnd"/>
-      <w:r>
-        <w:rPr>
-          <w:bCs/>
-          <w:color w:val="000000"/>
-        </w:rPr>
-        <w:t xml:space="preserve">, Ketan Mittal, </w:t>
-      </w:r>
-      <w:r>
-        <w:rPr>
-          <w:b/>
-          <w:color w:val="000000"/>
-        </w:rPr>
-        <w:t>Dohyun Kim</w:t>
-      </w:r>
-      <w:r>
-        <w:rPr>
-          <w:bCs/>
-          <w:color w:val="000000"/>
-        </w:rPr>
-        <w:t xml:space="preserve">, </w:t>
-      </w:r>
-      <w:proofErr w:type="spellStart"/>
-      <w:r>
-        <w:rPr>
-          <w:bCs/>
-          <w:color w:val="000000"/>
-        </w:rPr>
-        <w:t>Jiachen</w:t>
-      </w:r>
-      <w:proofErr w:type="spellEnd"/>
-      <w:r>
-        <w:rPr>
-          <w:bCs/>
-          <w:color w:val="000000"/>
-        </w:rPr>
-        <w:t xml:space="preserve"> Yang, </w:t>
-      </w:r>
-      <w:proofErr w:type="spellStart"/>
-      <w:r>
-        <w:rPr>
-          <w:bCs/>
-          <w:color w:val="000000"/>
-        </w:rPr>
-        <w:t>Socratis</w:t>
-      </w:r>
-      <w:proofErr w:type="spellEnd"/>
-      <w:r>
-        <w:rPr>
-          <w:bCs/>
-          <w:color w:val="000000"/>
-        </w:rPr>
-        <w:t xml:space="preserve"> </w:t>
-      </w:r>
-      <w:proofErr w:type="spellStart"/>
-      <w:r>
-        <w:rPr>
-          <w:bCs/>
-          <w:color w:val="000000"/>
-        </w:rPr>
-        <w:t>Petrides</w:t>
-      </w:r>
-      <w:proofErr w:type="spellEnd"/>
-      <w:r>
-        <w:rPr>
-          <w:bCs/>
-          <w:color w:val="000000"/>
-        </w:rPr>
-        <w:t>, Brendan Keith, Robert Anderson</w:t>
-      </w:r>
-    </w:p>
-    <w:p>
-      <w:pPr>
-        <w:rPr>
-          <w:b/>
-          <w:color w:val="000000"/>
-          <w:sz w:val="26"/>
-          <w:szCs w:val="26"/>
+        <w:pStyle w:val="Heading3"/>
+        <w:shd w:val="clear" w:color="auto" w:fill="FFFFFF"/>
+        <w:textAlignment w:val="baseline"/>
+        <w:rPr>
+          <w:color w:val="000000"/>
+          <w:sz w:val="42"/>
+          <w:szCs w:val="42"/>
         </w:rPr>
       </w:pPr>
     </w:p>
     <w:p>
       <w:pPr>
-        <w:rPr>
+        <w:ind w:left="720" w:hanging="720"/>
+        <w:rPr>
+          <w:b/>
           <w:color w:val="000000"/>
           <w:sz w:val="26"/>
           <w:szCs w:val="26"/>
         </w:rPr>
       </w:pPr>
+      <w:bookmarkStart w:id="16" w:name="OLE_LINK25"/>
       <w:r>
         <w:rPr>
           <w:b/>
@@ -9050,11 +8749,32 @@
           <w:sz w:val="26"/>
           <w:szCs w:val="26"/>
         </w:rPr>
-        <w:t>Staggered DG method with small edges for Darcy flows in fractured porous media</w:t>
+        <w:t xml:space="preserve">Analysis of the </w:t>
+      </w:r>
+      <w:proofErr w:type="spellStart"/>
+      <w:r>
+        <w:rPr>
+          <w:b/>
+          <w:color w:val="000000"/>
+          <w:sz w:val="26"/>
+          <w:szCs w:val="26"/>
+        </w:rPr>
+        <w:t>SiMPL</w:t>
+      </w:r>
+      <w:proofErr w:type="spellEnd"/>
+      <w:r>
+        <w:rPr>
+          <w:b/>
+          <w:color w:val="000000"/>
+          <w:sz w:val="26"/>
+          <w:szCs w:val="26"/>
+        </w:rPr>
+        <w:t xml:space="preserve"> Method for Density-Based Topology Optimization</w:t>
       </w:r>
     </w:p>
     <w:p>
       <w:pPr>
+        <w:ind w:left="720" w:hanging="720"/>
         <w:rPr>
           <w:color w:val="000000"/>
           <w:sz w:val="26"/>
@@ -9064,50 +8784,37 @@
       <w:r>
         <w:rPr>
           <w:b/>
-          <w:bCs/>
           <w:color w:val="000000"/>
           <w:sz w:val="26"/>
           <w:szCs w:val="26"/>
         </w:rPr>
-        <w:t xml:space="preserve">Journal of </w:t>
-      </w:r>
+        <w:t>SIAM Journal on Optimization</w:t>
+      </w:r>
+      <w:bookmarkEnd w:id="16"/>
       <w:r>
         <w:rPr>
           <w:b/>
-          <w:bCs/>
           <w:color w:val="000000"/>
           <w:sz w:val="26"/>
           <w:szCs w:val="26"/>
         </w:rPr>
-        <w:t>Scientific Computing</w:t>
-      </w:r>
-      <w:bookmarkStart w:id="16" w:name="OLE_LINK10"/>
-      <w:bookmarkStart w:id="17" w:name="OLE_LINK11"/>
+        <w:t xml:space="preserve">, </w:t>
+      </w:r>
       <w:r>
         <w:rPr>
           <w:rFonts w:ascii="Segoe UI" w:hAnsi="Segoe UI" w:cs="Segoe UI"/>
           <w:color w:val="333333"/>
           <w:shd w:val="clear" w:color="auto" w:fill="FFFFFF"/>
         </w:rPr>
-        <w:t xml:space="preserve">, 90, </w:t>
-      </w:r>
-      <w:bookmarkEnd w:id="16"/>
-      <w:bookmarkEnd w:id="17"/>
+        <w:t xml:space="preserve">35, </w:t>
+      </w:r>
       <w:r>
         <w:rPr>
           <w:rFonts w:ascii="Malgun Gothic" w:eastAsia="Malgun Gothic" w:hAnsi="Malgun Gothic" w:cs="Malgun Gothic"/>
           <w:color w:val="333333"/>
           <w:shd w:val="clear" w:color="auto" w:fill="FFFFFF"/>
         </w:rPr>
-        <w:t>A</w:t>
-      </w:r>
-      <w:r>
-        <w:rPr>
-          <w:rFonts w:ascii="Malgun Gothic" w:eastAsia="Malgun Gothic" w:hAnsi="Malgun Gothic" w:cs="Malgun Gothic" w:hint="eastAsia"/>
-          <w:color w:val="333333"/>
-          <w:shd w:val="clear" w:color="auto" w:fill="FFFFFF"/>
-        </w:rPr>
-        <w:t xml:space="preserve">rticle </w:t>
+        <w:t xml:space="preserve">pp. </w:t>
       </w:r>
       <w:r>
         <w:rPr>
@@ -9115,87 +8822,133 @@
           <w:color w:val="333333"/>
           <w:shd w:val="clear" w:color="auto" w:fill="FFFFFF"/>
         </w:rPr>
-        <w:t>number 83 (2022)</w:t>
+        <w:t>1134-1164</w:t>
+      </w:r>
+      <w:r>
+        <w:rPr>
+          <w:rFonts w:ascii="Malgun Gothic" w:eastAsia="Malgun Gothic" w:hAnsi="Malgun Gothic" w:cs="Malgun Gothic"/>
+          <w:color w:val="333333"/>
+          <w:shd w:val="clear" w:color="auto" w:fill="FFFFFF"/>
+        </w:rPr>
+        <w:t xml:space="preserve"> (2025)</w:t>
       </w:r>
     </w:p>
     <w:p>
       <w:pPr>
-        <w:rPr>
-          <w:color w:val="000000"/>
-          <w:sz w:val="26"/>
-          <w:szCs w:val="26"/>
+        <w:pStyle w:val="Heading3"/>
+        <w:shd w:val="clear" w:color="auto" w:fill="FFFFFF"/>
+        <w:textAlignment w:val="baseline"/>
+        <w:rPr>
+          <w:bCs/>
+          <w:color w:val="000000"/>
+          <w:sz w:val="42"/>
+          <w:szCs w:val="42"/>
         </w:rPr>
       </w:pPr>
       <w:r>
         <w:rPr>
           <w:bCs/>
-          <w:color w:val="000000"/>
-        </w:rPr>
-        <w:t>Lina Zhao,</w:t>
+          <w:smallCaps w:val="0"/>
+          <w:color w:val="000000"/>
+          <w:sz w:val="22"/>
+          <w:szCs w:val="22"/>
+        </w:rPr>
+        <w:t xml:space="preserve">Brendan Keith, </w:t>
       </w:r>
       <w:r>
         <w:rPr>
           <w:b/>
-          <w:color w:val="000000"/>
-        </w:rPr>
-        <w:t xml:space="preserve"> </w:t>
-      </w:r>
-      <w:r>
-        <w:rPr>
-          <w:b/>
-          <w:color w:val="000000"/>
+          <w:smallCaps w:val="0"/>
+          <w:color w:val="000000"/>
+          <w:sz w:val="22"/>
+          <w:szCs w:val="22"/>
         </w:rPr>
         <w:t>Dohyun Kim</w:t>
       </w:r>
       <w:r>
         <w:rPr>
-          <w:color w:val="000000"/>
-        </w:rPr>
-        <w:t xml:space="preserve">, </w:t>
-      </w:r>
-      <w:r>
-        <w:rPr>
-          <w:color w:val="000000"/>
-        </w:rPr>
-        <w:t>Eun-Jae Park, Eric Chung</w:t>
+          <w:bCs/>
+          <w:smallCaps w:val="0"/>
+          <w:color w:val="000000"/>
+          <w:sz w:val="22"/>
+          <w:szCs w:val="22"/>
+        </w:rPr>
+        <w:t>, Boyan S. Lazarov, Thomas M. Surowiec,</w:t>
       </w:r>
     </w:p>
     <w:p>
       <w:pPr>
-        <w:rPr>
-          <w:color w:val="000000"/>
+        <w:pStyle w:val="Heading3"/>
+        <w:shd w:val="clear" w:color="auto" w:fill="FFFFFF"/>
+        <w:textAlignment w:val="baseline"/>
+        <w:rPr>
+          <w:color w:val="000000"/>
+          <w:sz w:val="42"/>
+          <w:szCs w:val="42"/>
         </w:rPr>
       </w:pPr>
     </w:p>
     <w:p>
       <w:pPr>
         <w:rPr>
+          <w:b/>
+          <w:smallCaps/>
           <w:color w:val="000000"/>
           <w:sz w:val="26"/>
           <w:szCs w:val="26"/>
         </w:rPr>
       </w:pPr>
-      <w:bookmarkStart w:id="18" w:name="_uo9h16mkz7y6" w:colFirst="0" w:colLast="0"/>
-      <w:bookmarkEnd w:id="18"/>
-      <w:r>
-        <w:rPr>
-          <w:b/>
-          <w:color w:val="000000"/>
-          <w:sz w:val="26"/>
-          <w:szCs w:val="26"/>
-        </w:rPr>
-        <w:t>Review and implementation of staggered DG methods on polygonal meshes</w:t>
-      </w:r>
     </w:p>
     <w:p>
       <w:pPr>
         <w:rPr>
+          <w:b/>
+          <w:smallCaps/>
           <w:color w:val="000000"/>
           <w:sz w:val="26"/>
           <w:szCs w:val="26"/>
         </w:rPr>
       </w:pPr>
-      <w:r>
+      <w:proofErr w:type="spellStart"/>
+      <w:r>
+        <w:rPr>
+          <w:b/>
+          <w:smallCaps/>
+          <w:color w:val="000000"/>
+          <w:sz w:val="26"/>
+          <w:szCs w:val="26"/>
+        </w:rPr>
+        <w:lastRenderedPageBreak/>
+        <w:t>DynAMO</w:t>
+      </w:r>
+      <w:proofErr w:type="spellEnd"/>
+      <w:r>
+        <w:rPr>
+          <w:b/>
+          <w:smallCaps/>
+          <w:color w:val="000000"/>
+          <w:sz w:val="26"/>
+          <w:szCs w:val="26"/>
+        </w:rPr>
+        <w:t xml:space="preserve">: </w:t>
+      </w:r>
+      <w:bookmarkStart w:id="17" w:name="OLE_LINK5"/>
+      <w:bookmarkStart w:id="18" w:name="OLE_LINK8"/>
+      <w:r>
+        <w:rPr>
+          <w:b/>
+          <w:smallCaps/>
+          <w:color w:val="000000"/>
+          <w:sz w:val="26"/>
+          <w:szCs w:val="26"/>
+        </w:rPr>
+        <w:t>Multi-agent reinforcement learning for dynamic anticipatory mesh optimization with applications to hyperbolic conservation laws</w:t>
+      </w:r>
+      <w:bookmarkEnd w:id="17"/>
+      <w:bookmarkEnd w:id="18"/>
+    </w:p>
+    <w:p>
+      <w:pPr>
         <w:rPr>
           <w:b/>
           <w:bCs/>
@@ -9203,8 +8956,290 @@
           <w:sz w:val="26"/>
           <w:szCs w:val="26"/>
         </w:rPr>
+      </w:pPr>
+      <w:r>
+        <w:rPr>
+          <w:b/>
+          <w:color w:val="000000"/>
+          <w:sz w:val="26"/>
+          <w:szCs w:val="26"/>
+        </w:rPr>
+        <w:t>Journal of Computational Physics</w:t>
+      </w:r>
+      <w:r>
+        <w:rPr>
+          <w:rFonts w:ascii="Segoe UI" w:hAnsi="Segoe UI" w:cs="Segoe UI"/>
+          <w:color w:val="333333"/>
+          <w:shd w:val="clear" w:color="auto" w:fill="FFFFFF"/>
+        </w:rPr>
+        <w:t xml:space="preserve">, </w:t>
+      </w:r>
+      <w:r>
+        <w:rPr>
+          <w:rFonts w:ascii="Segoe UI" w:hAnsi="Segoe UI" w:cs="Segoe UI"/>
+          <w:color w:val="333333"/>
+          <w:shd w:val="clear" w:color="auto" w:fill="FFFFFF"/>
+        </w:rPr>
+        <w:t xml:space="preserve">112924, </w:t>
+      </w:r>
+      <w:r>
+        <w:rPr>
+          <w:rFonts w:ascii="Segoe UI" w:hAnsi="Segoe UI" w:cs="Segoe UI"/>
+          <w:color w:val="333333"/>
+          <w:shd w:val="clear" w:color="auto" w:fill="FFFFFF"/>
+        </w:rPr>
+        <w:t>202</w:t>
+      </w:r>
+      <w:r>
+        <w:rPr>
+          <w:rFonts w:ascii="Segoe UI" w:hAnsi="Segoe UI" w:cs="Segoe UI"/>
+          <w:color w:val="333333"/>
+          <w:shd w:val="clear" w:color="auto" w:fill="FFFFFF"/>
+        </w:rPr>
+        <w:t>4</w:t>
+      </w:r>
+    </w:p>
+    <w:p>
+      <w:pPr>
+        <w:rPr>
+          <w:bCs/>
+          <w:color w:val="000000"/>
+        </w:rPr>
+      </w:pPr>
+      <w:r>
+        <w:rPr>
+          <w:bCs/>
+          <w:color w:val="000000"/>
+        </w:rPr>
+        <w:t xml:space="preserve">Tarik Dzanic, Ketan Mittal, </w:t>
+      </w:r>
+      <w:r>
+        <w:rPr>
+          <w:b/>
+          <w:color w:val="000000"/>
+        </w:rPr>
+        <w:t>Dohyun Kim</w:t>
+      </w:r>
+      <w:r>
+        <w:rPr>
+          <w:bCs/>
+          <w:color w:val="000000"/>
+        </w:rPr>
+        <w:t xml:space="preserve">, Jiachen Yang, </w:t>
+      </w:r>
+      <w:proofErr w:type="spellStart"/>
+      <w:r>
+        <w:rPr>
+          <w:bCs/>
+          <w:color w:val="000000"/>
+        </w:rPr>
+        <w:t>Socratis</w:t>
+      </w:r>
+      <w:proofErr w:type="spellEnd"/>
+      <w:r>
+        <w:rPr>
+          <w:bCs/>
+          <w:color w:val="000000"/>
+        </w:rPr>
+        <w:t xml:space="preserve"> Petrides, Brendan Keith, Robert Anderson</w:t>
+      </w:r>
+    </w:p>
+    <w:p>
+      <w:pPr>
+        <w:rPr>
+          <w:b/>
+          <w:color w:val="000000"/>
+          <w:sz w:val="26"/>
+          <w:szCs w:val="26"/>
+        </w:rPr>
+      </w:pPr>
+    </w:p>
+    <w:p>
+      <w:pPr>
+        <w:rPr>
+          <w:color w:val="000000"/>
+          <w:sz w:val="26"/>
+          <w:szCs w:val="26"/>
+        </w:rPr>
+      </w:pPr>
+      <w:bookmarkStart w:id="19" w:name="OLE_LINK18"/>
+      <w:r>
+        <w:rPr>
+          <w:b/>
+          <w:color w:val="000000"/>
+          <w:sz w:val="26"/>
+          <w:szCs w:val="26"/>
+        </w:rPr>
+        <w:t>Staggered DG method with small edges for Darcy flows in fractured porous media</w:t>
+      </w:r>
+    </w:p>
+    <w:p>
+      <w:pPr>
+        <w:rPr>
+          <w:color w:val="000000"/>
+          <w:sz w:val="26"/>
+          <w:szCs w:val="26"/>
+        </w:rPr>
+      </w:pPr>
+      <w:bookmarkStart w:id="20" w:name="OLE_LINK19"/>
+      <w:bookmarkEnd w:id="19"/>
+      <w:r>
+        <w:rPr>
+          <w:b/>
+          <w:bCs/>
+          <w:color w:val="000000"/>
+          <w:sz w:val="26"/>
+          <w:szCs w:val="26"/>
+        </w:rPr>
+        <w:t xml:space="preserve">Journal of </w:t>
+      </w:r>
+      <w:r>
+        <w:rPr>
+          <w:b/>
+          <w:bCs/>
+          <w:color w:val="000000"/>
+          <w:sz w:val="26"/>
+          <w:szCs w:val="26"/>
+        </w:rPr>
+        <w:t>Scientific Computing</w:t>
+      </w:r>
+      <w:bookmarkStart w:id="21" w:name="OLE_LINK10"/>
+      <w:bookmarkStart w:id="22" w:name="OLE_LINK11"/>
+      <w:bookmarkEnd w:id="20"/>
+      <w:r>
+        <w:rPr>
+          <w:rFonts w:ascii="Segoe UI" w:hAnsi="Segoe UI" w:cs="Segoe UI"/>
+          <w:color w:val="333333"/>
+          <w:shd w:val="clear" w:color="auto" w:fill="FFFFFF"/>
+        </w:rPr>
+        <w:t xml:space="preserve">, </w:t>
+      </w:r>
+      <w:bookmarkStart w:id="23" w:name="OLE_LINK9"/>
+      <w:r>
+        <w:rPr>
+          <w:rFonts w:ascii="Segoe UI" w:hAnsi="Segoe UI" w:cs="Segoe UI"/>
+          <w:color w:val="333333"/>
+          <w:shd w:val="clear" w:color="auto" w:fill="FFFFFF"/>
+        </w:rPr>
+        <w:t xml:space="preserve">90, </w:t>
+      </w:r>
+      <w:bookmarkEnd w:id="21"/>
+      <w:bookmarkEnd w:id="22"/>
+      <w:r>
+        <w:rPr>
+          <w:rFonts w:ascii="Malgun Gothic" w:eastAsia="Malgun Gothic" w:hAnsi="Malgun Gothic" w:cs="Malgun Gothic"/>
+          <w:color w:val="333333"/>
+          <w:shd w:val="clear" w:color="auto" w:fill="FFFFFF"/>
+        </w:rPr>
+        <w:t>A</w:t>
+      </w:r>
+      <w:r>
+        <w:rPr>
+          <w:rFonts w:ascii="Malgun Gothic" w:eastAsia="Malgun Gothic" w:hAnsi="Malgun Gothic" w:cs="Malgun Gothic" w:hint="eastAsia"/>
+          <w:color w:val="333333"/>
+          <w:shd w:val="clear" w:color="auto" w:fill="FFFFFF"/>
+        </w:rPr>
+        <w:t xml:space="preserve">rticle </w:t>
+      </w:r>
+      <w:r>
+        <w:rPr>
+          <w:rFonts w:ascii="Malgun Gothic" w:eastAsia="Malgun Gothic" w:hAnsi="Malgun Gothic" w:cs="Malgun Gothic"/>
+          <w:color w:val="333333"/>
+          <w:shd w:val="clear" w:color="auto" w:fill="FFFFFF"/>
+        </w:rPr>
+        <w:t>number 83 (2022)</w:t>
+      </w:r>
+    </w:p>
+    <w:bookmarkEnd w:id="23"/>
+    <w:p>
+      <w:pPr>
+        <w:rPr>
+          <w:color w:val="000000"/>
+          <w:sz w:val="26"/>
+          <w:szCs w:val="26"/>
+        </w:rPr>
+      </w:pPr>
+      <w:r>
+        <w:rPr>
+          <w:bCs/>
+          <w:color w:val="000000"/>
+        </w:rPr>
+        <w:t>Lina Zhao,</w:t>
+      </w:r>
+      <w:r>
+        <w:rPr>
+          <w:b/>
+          <w:color w:val="000000"/>
+        </w:rPr>
+        <w:t xml:space="preserve"> </w:t>
+      </w:r>
+      <w:r>
+        <w:rPr>
+          <w:b/>
+          <w:color w:val="000000"/>
+        </w:rPr>
+        <w:t>Dohyun Kim</w:t>
+      </w:r>
+      <w:r>
+        <w:rPr>
+          <w:color w:val="000000"/>
+        </w:rPr>
+        <w:t xml:space="preserve">, </w:t>
+      </w:r>
+      <w:r>
+        <w:rPr>
+          <w:color w:val="000000"/>
+        </w:rPr>
+        <w:t>Eun-Jae Park, Eric Chung</w:t>
+      </w:r>
+    </w:p>
+    <w:p>
+      <w:pPr>
+        <w:rPr>
+          <w:color w:val="000000"/>
+        </w:rPr>
+      </w:pPr>
+    </w:p>
+    <w:p>
+      <w:pPr>
+        <w:rPr>
+          <w:color w:val="000000"/>
+          <w:sz w:val="26"/>
+          <w:szCs w:val="26"/>
+        </w:rPr>
+      </w:pPr>
+      <w:bookmarkStart w:id="24" w:name="_uo9h16mkz7y6" w:colFirst="0" w:colLast="0"/>
+      <w:bookmarkStart w:id="25" w:name="OLE_LINK24"/>
+      <w:bookmarkEnd w:id="24"/>
+      <w:r>
+        <w:rPr>
+          <w:b/>
+          <w:color w:val="000000"/>
+          <w:sz w:val="26"/>
+          <w:szCs w:val="26"/>
+        </w:rPr>
+        <w:t>Review and implementation of staggered DG methods on polygonal meshes</w:t>
+      </w:r>
+    </w:p>
+    <w:p>
+      <w:pPr>
+        <w:rPr>
+          <w:color w:val="000000"/>
+          <w:sz w:val="26"/>
+          <w:szCs w:val="26"/>
+        </w:rPr>
+      </w:pPr>
+      <w:r>
+        <w:rPr>
+          <w:b/>
+          <w:bCs/>
+          <w:color w:val="000000"/>
+          <w:sz w:val="26"/>
+          <w:szCs w:val="26"/>
+        </w:rPr>
         <w:t>Journal of the Korean Society and Applied Mathematics</w:t>
       </w:r>
+      <w:bookmarkEnd w:id="25"/>
       <w:r>
         <w:rPr>
           <w:color w:val="000000"/>
@@ -9337,13 +9372,14 @@
           <w:color w:val="000000"/>
         </w:rPr>
       </w:pPr>
-      <w:bookmarkStart w:id="19" w:name="_igaruiyzo6t6" w:colFirst="0" w:colLast="0"/>
-      <w:bookmarkEnd w:id="19"/>
-      <w:r>
-        <w:rPr>
-          <w:color w:val="000000"/>
-        </w:rPr>
-        <w:lastRenderedPageBreak/>
+      <w:bookmarkStart w:id="26" w:name="_igaruiyzo6t6" w:colFirst="0" w:colLast="0"/>
+      <w:bookmarkStart w:id="27" w:name="OLE_LINK21"/>
+      <w:bookmarkStart w:id="28" w:name="OLE_LINK20"/>
+      <w:bookmarkEnd w:id="26"/>
+      <w:r>
+        <w:rPr>
+          <w:color w:val="000000"/>
+        </w:rPr>
         <w:t>Morley finite element methods for the stationary quasi-geostrophic equation</w:t>
       </w:r>
     </w:p>
@@ -9354,14 +9390,16 @@
           <w:color w:val="000000"/>
         </w:rPr>
       </w:pPr>
-      <w:bookmarkStart w:id="20" w:name="_tam8yewsbwpa" w:colFirst="0" w:colLast="0"/>
-      <w:bookmarkEnd w:id="20"/>
+      <w:bookmarkStart w:id="29" w:name="_tam8yewsbwpa" w:colFirst="0" w:colLast="0"/>
+      <w:bookmarkEnd w:id="27"/>
+      <w:bookmarkEnd w:id="29"/>
       <w:r>
         <w:rPr>
           <w:color w:val="000000"/>
         </w:rPr>
         <w:t>Computer Methods in Applied Mechanics and Engineering</w:t>
       </w:r>
+      <w:bookmarkEnd w:id="28"/>
       <w:r>
         <w:rPr>
           <w:b w:val="0"/>
@@ -9387,21 +9425,7 @@
         <w:rPr>
           <w:color w:val="000000"/>
         </w:rPr>
-        <w:t xml:space="preserve">Amiya K. </w:t>
-      </w:r>
-      <w:proofErr w:type="spellStart"/>
-      <w:r>
-        <w:rPr>
-          <w:color w:val="000000"/>
-        </w:rPr>
-        <w:t>Pani</w:t>
-      </w:r>
-      <w:proofErr w:type="spellEnd"/>
-      <w:r>
-        <w:rPr>
-          <w:color w:val="000000"/>
-        </w:rPr>
-        <w:t xml:space="preserve">, Eun-Jae Park </w:t>
+        <w:t xml:space="preserve">Amiya K. Pani, Eun-Jae Park </w:t>
       </w:r>
     </w:p>
     <w:p>
@@ -9418,6 +9442,7 @@
           <w:color w:val="000000"/>
         </w:rPr>
       </w:pPr>
+      <w:bookmarkStart w:id="30" w:name="OLE_LINK23"/>
       <w:r>
         <w:rPr>
           <w:color w:val="000000"/>
@@ -9439,6 +9464,7 @@
         <w:t>-velocity formulation of the Stokes equations on general meshes</w:t>
       </w:r>
     </w:p>
+    <w:bookmarkEnd w:id="30"/>
     <w:p>
       <w:pPr>
         <w:pStyle w:val="Heading2"/>
@@ -9494,6 +9520,7 @@
           <w:color w:val="000000"/>
         </w:rPr>
       </w:pPr>
+      <w:bookmarkStart w:id="31" w:name="OLE_LINK22"/>
       <w:r>
         <w:rPr>
           <w:color w:val="000000"/>
@@ -9501,6 +9528,7 @@
         <w:t>Error estimates of B-spline based finite-element methods for the stationary quasi-geostrophic equations of the ocean</w:t>
       </w:r>
     </w:p>
+    <w:bookmarkEnd w:id="31"/>
     <w:p>
       <w:pPr>
         <w:pStyle w:val="Heading2"/>
@@ -10542,8 +10570,8 @@
             <w:pPr>
               <w:pStyle w:val="Heading1"/>
             </w:pPr>
-            <w:bookmarkStart w:id="21" w:name="_fam7nhgaziv7" w:colFirst="0" w:colLast="0"/>
-            <w:bookmarkEnd w:id="21"/>
+            <w:bookmarkStart w:id="32" w:name="_fam7nhgaziv7" w:colFirst="0" w:colLast="0"/>
+            <w:bookmarkEnd w:id="32"/>
             <w:r>
               <w:t>Organized Conference</w:t>
             </w:r>
@@ -10558,25 +10586,63 @@
           <w:color w:val="000000"/>
         </w:rPr>
       </w:pPr>
-      <w:bookmarkStart w:id="22" w:name="_5kv5rsjih5y" w:colFirst="0" w:colLast="0"/>
-      <w:bookmarkEnd w:id="22"/>
-      <w:r>
-        <w:rPr>
-          <w:color w:val="000000"/>
-        </w:rPr>
-        <w:t>Mini</w:t>
-      </w:r>
-      <w:r>
-        <w:rPr>
-          <w:color w:val="000000"/>
-        </w:rPr>
-        <w:t>-</w:t>
-      </w:r>
-      <w:r>
-        <w:rPr>
-          <w:color w:val="000000"/>
-        </w:rPr>
-        <w:t xml:space="preserve">symposium: Recent developments in mathematical analysis and </w:t>
+      <w:bookmarkStart w:id="33" w:name="_5kv5rsjih5y" w:colFirst="0" w:colLast="0"/>
+      <w:bookmarkEnd w:id="33"/>
+      <w:r>
+        <w:rPr>
+          <w:color w:val="000000"/>
+        </w:rPr>
+        <w:t>Special Session on Constrained Optimization and Optimal Control |</w:t>
+      </w:r>
+      <w:r>
+        <w:rPr>
+          <w:b w:val="0"/>
+          <w:color w:val="000000"/>
+        </w:rPr>
+        <w:t>2025 AMS Sectional Meeting</w:t>
+      </w:r>
+    </w:p>
+    <w:p>
+      <w:pPr>
+        <w:rPr>
+          <w:color w:val="000000"/>
+        </w:rPr>
+      </w:pPr>
+      <w:r>
+        <w:rPr>
+          <w:color w:val="000000"/>
+        </w:rPr>
+        <w:t>March 12-13, 2025, University of Kansas, Lawrence, Kansas, USA</w:t>
+      </w:r>
+    </w:p>
+    <w:p>
+      <w:pPr>
+        <w:rPr>
+          <w:color w:val="000000"/>
+        </w:rPr>
+      </w:pPr>
+    </w:p>
+    <w:p>
+      <w:pPr>
+        <w:pStyle w:val="Heading2"/>
+        <w:rPr>
+          <w:color w:val="000000"/>
+        </w:rPr>
+      </w:pPr>
+      <w:proofErr w:type="gramStart"/>
+      <w:r>
+        <w:rPr>
+          <w:color w:val="000000"/>
+        </w:rPr>
+        <w:lastRenderedPageBreak/>
+        <w:t>Mini-symposium</w:t>
+      </w:r>
+      <w:proofErr w:type="gramEnd"/>
+      <w:r>
+        <w:rPr>
+          <w:color w:val="000000"/>
+        </w:rPr>
+        <w:t xml:space="preserve">: Recent developments in mathematical analysis and </w:t>
       </w:r>
       <w:proofErr w:type="spellStart"/>
       <w:r>
@@ -11599,8 +11665,8 @@
             <w:pPr>
               <w:pStyle w:val="Heading1"/>
             </w:pPr>
-            <w:bookmarkStart w:id="23" w:name="_xw17bbj73i3m" w:colFirst="0" w:colLast="0"/>
-            <w:bookmarkEnd w:id="23"/>
+            <w:bookmarkStart w:id="34" w:name="_xw17bbj73i3m" w:colFirst="0" w:colLast="0"/>
+            <w:bookmarkEnd w:id="34"/>
             <w:r>
               <w:t>Invited Talks</w:t>
             </w:r>
@@ -11615,61 +11681,54 @@
           <w:color w:val="000000"/>
         </w:rPr>
       </w:pPr>
-      <w:bookmarkStart w:id="24" w:name="_i6yo2wnjk90i" w:colFirst="0" w:colLast="0"/>
-      <w:bookmarkStart w:id="25" w:name="OLE_LINK4"/>
-      <w:bookmarkStart w:id="26" w:name="OLE_LINK3"/>
-      <w:bookmarkEnd w:id="24"/>
-      <w:proofErr w:type="spellStart"/>
-      <w:r>
-        <w:rPr>
-          <w:color w:val="000000"/>
-        </w:rPr>
-        <w:t>DynAMO</w:t>
-      </w:r>
-      <w:proofErr w:type="spellEnd"/>
-      <w:r>
-        <w:rPr>
-          <w:color w:val="000000"/>
-        </w:rPr>
-        <w:t>: Dynamic Anticipatory Mesh Optimization with Reinforcement Learning</w:t>
-      </w:r>
-      <w:r>
-        <w:rPr>
-          <w:color w:val="000000"/>
-        </w:rPr>
-        <w:t xml:space="preserve"> | </w:t>
-      </w:r>
-      <w:r>
-        <w:rPr>
-          <w:b w:val="0"/>
-          <w:bCs/>
-          <w:color w:val="000000"/>
-        </w:rPr>
-        <w:t>17th U. S. National Congress on Computational Mechanics</w:t>
-      </w:r>
+      <w:bookmarkStart w:id="35" w:name="_i6yo2wnjk90i" w:colFirst="0" w:colLast="0"/>
+      <w:bookmarkStart w:id="36" w:name="OLE_LINK4"/>
+      <w:bookmarkStart w:id="37" w:name="OLE_LINK3"/>
+      <w:bookmarkEnd w:id="35"/>
     </w:p>
     <w:p>
       <w:pPr>
-        <w:rPr>
+        <w:pStyle w:val="Heading2"/>
+        <w:rPr>
+          <w:b w:val="0"/>
+          <w:bCs/>
           <w:color w:val="000000"/>
         </w:rPr>
       </w:pPr>
       <w:r>
         <w:rPr>
-          <w:color w:val="000000"/>
-        </w:rPr>
-        <w:t>July 23-27, 2023, Albuquerque, NM, U.S.</w:t>
+          <w:bCs/>
+          <w:color w:val="000000"/>
+        </w:rPr>
+        <w:t>Latent Variable Mirror Descent for Topology Optimization</w:t>
+      </w:r>
+      <w:r>
+        <w:rPr>
+          <w:bCs/>
+          <w:color w:val="000000"/>
+        </w:rPr>
+        <w:t xml:space="preserve"> | </w:t>
+      </w:r>
+      <w:r>
+        <w:rPr>
+          <w:b w:val="0"/>
+          <w:bCs/>
+          <w:color w:val="000000"/>
+        </w:rPr>
+        <w:t>The European Conference on Numerical Mathematics and Advanced Applications</w:t>
       </w:r>
     </w:p>
-    <w:bookmarkEnd w:id="25"/>
+    <w:p>
+      <w:r>
+        <w:t>September 1-5, 2025, Heidelberg, Germany</w:t>
+      </w:r>
+    </w:p>
     <w:p>
       <w:pPr>
         <w:pStyle w:val="Heading2"/>
         <w:rPr>
-          <w:rFonts w:ascii="Helvetica" w:hAnsi="Helvetica" w:cs="Helvetica"/>
-          <w:color w:val="auto"/>
-          <w:sz w:val="24"/>
-          <w:szCs w:val="24"/>
+          <w:bCs/>
+          <w:color w:val="000000"/>
         </w:rPr>
       </w:pPr>
     </w:p>
@@ -11685,65 +11744,26 @@
         <w:rPr>
           <w:color w:val="000000"/>
         </w:rPr>
-        <w:t>DynAMO</w:t>
+        <w:t>SiMPL</w:t>
       </w:r>
       <w:proofErr w:type="spellEnd"/>
       <w:r>
         <w:rPr>
           <w:color w:val="000000"/>
         </w:rPr>
-        <w:t>: Dynamic Anticipatory Mesh Optimization with Reinforcement Learning</w:t>
-      </w:r>
-      <w:r>
-        <w:rPr>
-          <w:color w:val="000000"/>
-        </w:rPr>
-        <w:t xml:space="preserve"> | </w:t>
-      </w:r>
+        <w:t xml:space="preserve"> Method for Topology Optimization | </w:t>
+      </w:r>
+      <w:bookmarkStart w:id="38" w:name="OLE_LINK17"/>
       <w:r>
         <w:rPr>
           <w:b w:val="0"/>
           <w:bCs/>
           <w:color w:val="000000"/>
         </w:rPr>
-        <w:t>9</w:t>
-      </w:r>
-      <w:r>
-        <w:rPr>
-          <w:b w:val="0"/>
-          <w:bCs/>
-          <w:color w:val="000000"/>
-          <w:vertAlign w:val="superscript"/>
-        </w:rPr>
-        <w:t>th</w:t>
-      </w:r>
-      <w:r>
-        <w:rPr>
-          <w:b w:val="0"/>
-          <w:bCs/>
-          <w:color w:val="000000"/>
-        </w:rPr>
-        <w:t xml:space="preserve"> International Conference on High Order Finite Element and </w:t>
-      </w:r>
-      <w:proofErr w:type="spellStart"/>
-      <w:r>
-        <w:rPr>
-          <w:b w:val="0"/>
-          <w:bCs/>
-          <w:color w:val="000000"/>
-        </w:rPr>
-        <w:t>Isogeometric</w:t>
-      </w:r>
-      <w:proofErr w:type="spellEnd"/>
-      <w:r>
-        <w:rPr>
-          <w:b w:val="0"/>
-          <w:bCs/>
-          <w:color w:val="000000"/>
-        </w:rPr>
-        <w:t xml:space="preserve"> Methods</w:t>
+        <w:t>2025 International Conference on Continuous Optimization</w:t>
       </w:r>
     </w:p>
+    <w:bookmarkEnd w:id="38"/>
     <w:p>
       <w:pPr>
         <w:rPr>
@@ -11754,43 +11774,14 @@
         <w:rPr>
           <w:color w:val="000000"/>
         </w:rPr>
-        <w:t>May 29-June 1</w:t>
-      </w:r>
-      <w:r>
-        <w:rPr>
-          <w:color w:val="000000"/>
-        </w:rPr>
-        <w:t xml:space="preserve">, 2023, </w:t>
-      </w:r>
-      <w:proofErr w:type="spellStart"/>
-      <w:r>
-        <w:rPr>
-          <w:color w:val="000000"/>
-        </w:rPr>
-        <w:t>Larnaca</w:t>
-      </w:r>
-      <w:proofErr w:type="spellEnd"/>
-      <w:r>
-        <w:rPr>
-          <w:color w:val="000000"/>
-        </w:rPr>
-        <w:t xml:space="preserve">, </w:t>
-      </w:r>
-      <w:r>
-        <w:rPr>
-          <w:color w:val="000000"/>
-        </w:rPr>
-        <w:t>Cyprus</w:t>
+        <w:t>July 19-20, 2025, Los Angeles, USA</w:t>
       </w:r>
     </w:p>
     <w:p>
       <w:pPr>
         <w:pStyle w:val="Heading2"/>
         <w:rPr>
-          <w:rFonts w:ascii="Helvetica" w:hAnsi="Helvetica" w:cs="Helvetica"/>
-          <w:color w:val="auto"/>
-          <w:sz w:val="24"/>
-          <w:szCs w:val="24"/>
+          <w:color w:val="000000"/>
         </w:rPr>
       </w:pPr>
     </w:p>
@@ -11805,13 +11796,21 @@
         <w:rPr>
           <w:color w:val="000000"/>
         </w:rPr>
-        <w:t>A pressure-robust staggered DG methods for the stationary Stokes and Navier-Stokes problems</w:t>
-      </w:r>
-      <w:r>
-        <w:rPr>
-          <w:color w:val="000000"/>
-        </w:rPr>
-        <w:t xml:space="preserve"> </w:t>
+        <w:t xml:space="preserve">A Simple Introduction to the </w:t>
+      </w:r>
+      <w:proofErr w:type="spellStart"/>
+      <w:r>
+        <w:rPr>
+          <w:color w:val="000000"/>
+        </w:rPr>
+        <w:t>SiMPL</w:t>
+      </w:r>
+      <w:proofErr w:type="spellEnd"/>
+      <w:r>
+        <w:rPr>
+          <w:color w:val="000000"/>
+        </w:rPr>
+        <w:t xml:space="preserve"> Method for Density-Based Topology Optimization</w:t>
       </w:r>
       <w:r>
         <w:rPr>
@@ -11819,23 +11818,34 @@
         </w:rPr>
         <w:t xml:space="preserve">| </w:t>
       </w:r>
+      <w:bookmarkStart w:id="39" w:name="OLE_LINK27"/>
       <w:r>
         <w:rPr>
           <w:b w:val="0"/>
           <w:bCs/>
           <w:color w:val="000000"/>
         </w:rPr>
-        <w:t>AMS Sectional Meeting</w:t>
+        <w:t>The 30</w:t>
       </w:r>
       <w:r>
         <w:rPr>
           <w:b w:val="0"/>
           <w:bCs/>
           <w:color w:val="000000"/>
-        </w:rPr>
-        <w:t>: 2023 Spring Southeastern Sectional Meeting</w:t>
+          <w:vertAlign w:val="superscript"/>
+        </w:rPr>
+        <w:t>th</w:t>
+      </w:r>
+      <w:r>
+        <w:rPr>
+          <w:b w:val="0"/>
+          <w:bCs/>
+          <w:color w:val="000000"/>
+        </w:rPr>
+        <w:t xml:space="preserve"> Biennial Numerical Analysis Conference</w:t>
       </w:r>
     </w:p>
+    <w:bookmarkEnd w:id="39"/>
     <w:p>
       <w:pPr>
         <w:rPr>
@@ -11846,25 +11856,13 @@
         <w:rPr>
           <w:color w:val="000000"/>
         </w:rPr>
-        <w:t xml:space="preserve">March </w:t>
-      </w:r>
-      <w:r>
-        <w:rPr>
-          <w:color w:val="000000"/>
-        </w:rPr>
-        <w:t>18-19</w:t>
-      </w:r>
-      <w:r>
-        <w:rPr>
-          <w:color w:val="000000"/>
-        </w:rPr>
-        <w:t>, 202</w:t>
-      </w:r>
-      <w:r>
-        <w:rPr>
-          <w:color w:val="000000"/>
-        </w:rPr>
-        <w:t>3</w:t>
+        <w:t xml:space="preserve">June 24-27, 2025, </w:t>
+      </w:r>
+      <w:r>
+        <w:rPr>
+          <w:color w:val="000000"/>
+        </w:rPr>
+        <w:t>Glasgow</w:t>
       </w:r>
       <w:r>
         <w:rPr>
@@ -11876,10 +11874,9 @@
         <w:rPr>
           <w:color w:val="000000"/>
         </w:rPr>
-        <w:t>Atlanta, GA, U.S.</w:t>
+        <w:t>UK</w:t>
       </w:r>
     </w:p>
-    <w:bookmarkEnd w:id="26"/>
     <w:p>
       <w:pPr>
         <w:pStyle w:val="Heading2"/>
@@ -11895,11 +11892,32 @@
           <w:color w:val="000000"/>
         </w:rPr>
       </w:pPr>
-      <w:r>
-        <w:rPr>
-          <w:color w:val="000000"/>
-        </w:rPr>
-        <w:t xml:space="preserve">Pressure-Robust Staggered DG Method for Navier-Stokes Equations | </w:t>
+      <w:bookmarkStart w:id="40" w:name="OLE_LINK13"/>
+      <w:proofErr w:type="spellStart"/>
+      <w:r>
+        <w:rPr>
+          <w:color w:val="000000"/>
+        </w:rPr>
+        <w:t>SiMPL</w:t>
+      </w:r>
+      <w:proofErr w:type="spellEnd"/>
+      <w:r>
+        <w:rPr>
+          <w:color w:val="000000"/>
+        </w:rPr>
+        <w:t xml:space="preserve"> </w:t>
+      </w:r>
+      <w:r>
+        <w:rPr>
+          <w:color w:val="000000"/>
+        </w:rPr>
+        <w:t>M</w:t>
+      </w:r>
+      <w:r>
+        <w:rPr>
+          <w:color w:val="000000"/>
+        </w:rPr>
+        <w:t xml:space="preserve">ethod for Topology Optimization | </w:t>
       </w:r>
       <w:r>
         <w:rPr>
@@ -11907,7 +11925,7 @@
           <w:bCs/>
           <w:color w:val="000000"/>
         </w:rPr>
-        <w:t>SIAM Conference on Analysis of Partial Differential Equations (PD22)</w:t>
+        <w:t>2025 SIAM CSE</w:t>
       </w:r>
     </w:p>
     <w:p>
@@ -11920,7 +11938,13 @@
         <w:rPr>
           <w:color w:val="000000"/>
         </w:rPr>
-        <w:t>March 14-18, 2022, Berlin, Germany (Online)</w:t>
+        <w:t>March 3-7, 2025, Fort Worth, Texas, U</w:t>
+      </w:r>
+      <w:r>
+        <w:rPr>
+          <w:color w:val="000000"/>
+        </w:rPr>
+        <w:t>SA</w:t>
       </w:r>
     </w:p>
     <w:p>
@@ -11928,6 +11952,76 @@
         <w:pStyle w:val="Heading2"/>
         <w:rPr>
           <w:color w:val="000000"/>
+        </w:rPr>
+      </w:pPr>
+    </w:p>
+    <w:bookmarkEnd w:id="40"/>
+    <w:p>
+      <w:pPr>
+        <w:pStyle w:val="Heading2"/>
+        <w:rPr>
+          <w:color w:val="000000"/>
+        </w:rPr>
+      </w:pPr>
+      <w:proofErr w:type="spellStart"/>
+      <w:r>
+        <w:rPr>
+          <w:color w:val="000000"/>
+        </w:rPr>
+        <w:t>DynAMO</w:t>
+      </w:r>
+      <w:proofErr w:type="spellEnd"/>
+      <w:r>
+        <w:rPr>
+          <w:color w:val="000000"/>
+        </w:rPr>
+        <w:t>: Dynamic Anticipatory Mesh Optimization with Reinforcement Learning</w:t>
+      </w:r>
+      <w:r>
+        <w:rPr>
+          <w:color w:val="000000"/>
+        </w:rPr>
+        <w:t xml:space="preserve"> | </w:t>
+      </w:r>
+      <w:r>
+        <w:rPr>
+          <w:b w:val="0"/>
+          <w:bCs/>
+          <w:color w:val="000000"/>
+        </w:rPr>
+        <w:t>17th U. S. National Congress on Computational Mechanics</w:t>
+      </w:r>
+      <w:bookmarkStart w:id="41" w:name="OLE_LINK12"/>
+    </w:p>
+    <w:p>
+      <w:pPr>
+        <w:rPr>
+          <w:color w:val="000000"/>
+        </w:rPr>
+      </w:pPr>
+      <w:r>
+        <w:rPr>
+          <w:color w:val="000000"/>
+        </w:rPr>
+        <w:t>July 23-27, 2023, Albuquerque, NM, U</w:t>
+      </w:r>
+      <w:r>
+        <w:rPr>
+          <w:color w:val="000000"/>
+        </w:rPr>
+        <w:t>SA</w:t>
+      </w:r>
+    </w:p>
+    <w:bookmarkEnd w:id="36"/>
+    <w:bookmarkEnd w:id="41"/>
+    <w:p>
+      <w:pPr>
+        <w:pStyle w:val="Heading2"/>
+        <w:rPr>
+          <w:rFonts w:ascii="Helvetica" w:hAnsi="Helvetica" w:cs="Helvetica"/>
+          <w:color w:val="auto"/>
+          <w:sz w:val="24"/>
+          <w:szCs w:val="24"/>
         </w:rPr>
       </w:pPr>
     </w:p>
@@ -11938,18 +12032,68 @@
           <w:color w:val="000000"/>
         </w:rPr>
       </w:pPr>
-      <w:r>
-        <w:rPr>
-          <w:color w:val="000000"/>
-        </w:rPr>
-        <w:t>Staggered DG Methods on General Meshes |</w:t>
+      <w:proofErr w:type="spellStart"/>
+      <w:r>
+        <w:rPr>
+          <w:color w:val="000000"/>
+        </w:rPr>
+        <w:t>DynAMO</w:t>
+      </w:r>
+      <w:proofErr w:type="spellEnd"/>
+      <w:r>
+        <w:rPr>
+          <w:color w:val="000000"/>
+        </w:rPr>
+        <w:t>: Dynamic Anticipatory Mesh Optimization with Reinforcement Learning</w:t>
+      </w:r>
+      <w:r>
+        <w:rPr>
+          <w:color w:val="000000"/>
+        </w:rPr>
+        <w:t xml:space="preserve"> | </w:t>
       </w:r>
       <w:r>
         <w:rPr>
           <w:b w:val="0"/>
-          <w:color w:val="000000"/>
-        </w:rPr>
-        <w:t xml:space="preserve"> SIAM Conference on Mathematical &amp; Computational Issues in the Geosciences</w:t>
+          <w:bCs/>
+          <w:color w:val="000000"/>
+        </w:rPr>
+        <w:t>9</w:t>
+      </w:r>
+      <w:r>
+        <w:rPr>
+          <w:b w:val="0"/>
+          <w:bCs/>
+          <w:color w:val="000000"/>
+          <w:vertAlign w:val="superscript"/>
+        </w:rPr>
+        <w:t>th</w:t>
+      </w:r>
+      <w:r>
+        <w:rPr>
+          <w:b w:val="0"/>
+          <w:bCs/>
+          <w:color w:val="000000"/>
+        </w:rPr>
+        <w:t xml:space="preserve"> International Conference on High Order Finite Element and </w:t>
+      </w:r>
+      <w:proofErr w:type="spellStart"/>
+      <w:r>
+        <w:rPr>
+          <w:b w:val="0"/>
+          <w:bCs/>
+          <w:color w:val="000000"/>
+        </w:rPr>
+        <w:t>Isogeometric</w:t>
+      </w:r>
+      <w:proofErr w:type="spellEnd"/>
+      <w:r>
+        <w:rPr>
+          <w:b w:val="0"/>
+          <w:bCs/>
+          <w:color w:val="000000"/>
+        </w:rPr>
+        <w:t xml:space="preserve"> Methods</w:t>
       </w:r>
     </w:p>
     <w:p>
@@ -11962,13 +12106,43 @@
         <w:rPr>
           <w:color w:val="000000"/>
         </w:rPr>
-        <w:t>June 21-24, 2021, Italy (Online)</w:t>
+        <w:t>May 29-June 1</w:t>
+      </w:r>
+      <w:r>
+        <w:rPr>
+          <w:color w:val="000000"/>
+        </w:rPr>
+        <w:t xml:space="preserve">, 2023, </w:t>
+      </w:r>
+      <w:proofErr w:type="spellStart"/>
+      <w:r>
+        <w:rPr>
+          <w:color w:val="000000"/>
+        </w:rPr>
+        <w:t>Larnaca</w:t>
+      </w:r>
+      <w:proofErr w:type="spellEnd"/>
+      <w:r>
+        <w:rPr>
+          <w:color w:val="000000"/>
+        </w:rPr>
+        <w:t xml:space="preserve">, </w:t>
+      </w:r>
+      <w:r>
+        <w:rPr>
+          <w:color w:val="000000"/>
+        </w:rPr>
+        <w:t>Cyprus</w:t>
       </w:r>
     </w:p>
     <w:p>
       <w:pPr>
-        <w:rPr>
-          <w:color w:val="000000"/>
+        <w:pStyle w:val="Heading2"/>
+        <w:rPr>
+          <w:rFonts w:ascii="Helvetica" w:hAnsi="Helvetica" w:cs="Helvetica"/>
+          <w:color w:val="auto"/>
+          <w:sz w:val="24"/>
+          <w:szCs w:val="24"/>
         </w:rPr>
       </w:pPr>
     </w:p>
@@ -11979,20 +12153,39 @@
           <w:color w:val="000000"/>
         </w:rPr>
       </w:pPr>
-      <w:bookmarkStart w:id="27" w:name="_o2zfqy8lilxc" w:colFirst="0" w:colLast="0"/>
-      <w:bookmarkEnd w:id="27"/>
-      <w:r>
-        <w:rPr>
-          <w:color w:val="000000"/>
-        </w:rPr>
-        <w:t>Staggered DG method for Darcy flows in fractured porous media on general meshes |</w:t>
+      <w:r>
+        <w:rPr>
+          <w:color w:val="000000"/>
+        </w:rPr>
+        <w:t>A pressure-robust staggered DG methods for the stationary Stokes and Navier-Stokes problems</w:t>
+      </w:r>
+      <w:r>
+        <w:rPr>
+          <w:color w:val="000000"/>
+        </w:rPr>
+        <w:t xml:space="preserve"> </w:t>
+      </w:r>
+      <w:r>
+        <w:rPr>
+          <w:color w:val="000000"/>
+        </w:rPr>
+        <w:t xml:space="preserve">| </w:t>
       </w:r>
       <w:r>
         <w:rPr>
           <w:b w:val="0"/>
-          <w:color w:val="000000"/>
-        </w:rPr>
-        <w:t xml:space="preserve"> International Conference on Computational Science 2021</w:t>
+          <w:bCs/>
+          <w:color w:val="000000"/>
+        </w:rPr>
+        <w:t>AMS Sectional Meeting</w:t>
+      </w:r>
+      <w:r>
+        <w:rPr>
+          <w:b w:val="0"/>
+          <w:bCs/>
+          <w:color w:val="000000"/>
+        </w:rPr>
+        <w:t>: 2023 Spring Southeastern Sectional Meeting</w:t>
       </w:r>
     </w:p>
     <w:p>
@@ -12005,11 +12198,49 @@
         <w:rPr>
           <w:color w:val="000000"/>
         </w:rPr>
-        <w:t>June 16-18, 2021, Krakow, Poland (Online)</w:t>
+        <w:t xml:space="preserve">March </w:t>
+      </w:r>
+      <w:r>
+        <w:rPr>
+          <w:color w:val="000000"/>
+        </w:rPr>
+        <w:t>18-19</w:t>
+      </w:r>
+      <w:r>
+        <w:rPr>
+          <w:color w:val="000000"/>
+        </w:rPr>
+        <w:t>, 202</w:t>
+      </w:r>
+      <w:r>
+        <w:rPr>
+          <w:color w:val="000000"/>
+        </w:rPr>
+        <w:t>3</w:t>
+      </w:r>
+      <w:r>
+        <w:rPr>
+          <w:color w:val="000000"/>
+        </w:rPr>
+        <w:t xml:space="preserve">, </w:t>
+      </w:r>
+      <w:r>
+        <w:rPr>
+          <w:color w:val="000000"/>
+        </w:rPr>
+        <w:t>Atlanta, GA, U</w:t>
+      </w:r>
+      <w:r>
+        <w:rPr>
+          <w:color w:val="000000"/>
+        </w:rPr>
+        <w:t>SA</w:t>
       </w:r>
     </w:p>
+    <w:bookmarkEnd w:id="37"/>
     <w:p>
       <w:pPr>
+        <w:pStyle w:val="Heading2"/>
         <w:rPr>
           <w:color w:val="000000"/>
         </w:rPr>
@@ -12022,8 +12253,135 @@
           <w:color w:val="000000"/>
         </w:rPr>
       </w:pPr>
-      <w:bookmarkStart w:id="28" w:name="_8z97tuveywfv" w:colFirst="0" w:colLast="0"/>
-      <w:bookmarkEnd w:id="28"/>
+      <w:r>
+        <w:rPr>
+          <w:color w:val="000000"/>
+        </w:rPr>
+        <w:t xml:space="preserve">Pressure-Robust Staggered DG Method for Navier-Stokes Equations | </w:t>
+      </w:r>
+      <w:r>
+        <w:rPr>
+          <w:b w:val="0"/>
+          <w:bCs/>
+          <w:color w:val="000000"/>
+        </w:rPr>
+        <w:t>SIAM Conference on Analysis of Partial Differential Equations (PD22)</w:t>
+      </w:r>
+    </w:p>
+    <w:p>
+      <w:pPr>
+        <w:rPr>
+          <w:color w:val="000000"/>
+        </w:rPr>
+      </w:pPr>
+      <w:r>
+        <w:rPr>
+          <w:color w:val="000000"/>
+        </w:rPr>
+        <w:t>March 14-18, 2022, Berlin, Germany (Online)</w:t>
+      </w:r>
+    </w:p>
+    <w:p>
+      <w:pPr>
+        <w:pStyle w:val="Heading2"/>
+        <w:rPr>
+          <w:color w:val="000000"/>
+        </w:rPr>
+      </w:pPr>
+    </w:p>
+    <w:p>
+      <w:pPr>
+        <w:pStyle w:val="Heading2"/>
+        <w:rPr>
+          <w:color w:val="000000"/>
+        </w:rPr>
+      </w:pPr>
+      <w:r>
+        <w:rPr>
+          <w:color w:val="000000"/>
+        </w:rPr>
+        <w:t>Staggered DG Methods on General Meshes |</w:t>
+      </w:r>
+      <w:r>
+        <w:rPr>
+          <w:b w:val="0"/>
+          <w:color w:val="000000"/>
+        </w:rPr>
+        <w:t xml:space="preserve"> SIAM Conference on Mathematical &amp; Computational Issues in the Geosciences</w:t>
+      </w:r>
+    </w:p>
+    <w:p>
+      <w:pPr>
+        <w:rPr>
+          <w:color w:val="000000"/>
+        </w:rPr>
+      </w:pPr>
+      <w:r>
+        <w:rPr>
+          <w:color w:val="000000"/>
+        </w:rPr>
+        <w:t>June 21-24, 2021, Italy (Online)</w:t>
+      </w:r>
+    </w:p>
+    <w:p>
+      <w:pPr>
+        <w:rPr>
+          <w:color w:val="000000"/>
+        </w:rPr>
+      </w:pPr>
+    </w:p>
+    <w:p>
+      <w:pPr>
+        <w:pStyle w:val="Heading2"/>
+        <w:rPr>
+          <w:color w:val="000000"/>
+        </w:rPr>
+      </w:pPr>
+      <w:bookmarkStart w:id="42" w:name="_o2zfqy8lilxc" w:colFirst="0" w:colLast="0"/>
+      <w:bookmarkEnd w:id="42"/>
+      <w:r>
+        <w:rPr>
+          <w:color w:val="000000"/>
+        </w:rPr>
+        <w:t>Staggered DG method for Darcy flows in fractured porous media on general meshes |</w:t>
+      </w:r>
+      <w:r>
+        <w:rPr>
+          <w:b w:val="0"/>
+          <w:color w:val="000000"/>
+        </w:rPr>
+        <w:t xml:space="preserve"> International Conference on Computational Science 2021</w:t>
+      </w:r>
+    </w:p>
+    <w:p>
+      <w:pPr>
+        <w:rPr>
+          <w:color w:val="000000"/>
+        </w:rPr>
+      </w:pPr>
+      <w:r>
+        <w:rPr>
+          <w:color w:val="000000"/>
+        </w:rPr>
+        <w:t>June 16-18, 2021, Krakow, Poland (Online)</w:t>
+      </w:r>
+    </w:p>
+    <w:p>
+      <w:pPr>
+        <w:rPr>
+          <w:color w:val="000000"/>
+        </w:rPr>
+      </w:pPr>
+    </w:p>
+    <w:p>
+      <w:pPr>
+        <w:pStyle w:val="Heading2"/>
+        <w:rPr>
+          <w:color w:val="000000"/>
+        </w:rPr>
+      </w:pPr>
+      <w:bookmarkStart w:id="43" w:name="_8z97tuveywfv" w:colFirst="0" w:colLast="0"/>
+      <w:bookmarkEnd w:id="43"/>
       <w:r>
         <w:rPr>
           <w:color w:val="000000"/>
@@ -13180,54 +13538,51 @@
       <w:pPr>
         <w:pStyle w:val="Heading2"/>
         <w:rPr>
+          <w:b w:val="0"/>
           <w:color w:val="000000"/>
         </w:rPr>
       </w:pPr>
-      <w:bookmarkStart w:id="29" w:name="_mbqlg7sytfyq" w:colFirst="0" w:colLast="0"/>
-      <w:bookmarkStart w:id="30" w:name="_ggd7kuy1rq6d" w:colFirst="0" w:colLast="0"/>
-      <w:bookmarkStart w:id="31" w:name="_6l0tmtnv4v8e" w:colFirst="0" w:colLast="0"/>
-      <w:bookmarkEnd w:id="29"/>
-      <w:bookmarkEnd w:id="30"/>
-      <w:bookmarkEnd w:id="31"/>
-      <w:r>
-        <w:rPr>
-          <w:color w:val="000000"/>
-        </w:rPr>
-        <w:t>(</w:t>
-      </w:r>
-      <w:r>
-        <w:rPr>
-          <w:color w:val="000000"/>
-        </w:rPr>
-        <w:t xml:space="preserve">POSTER) </w:t>
-      </w:r>
+      <w:bookmarkStart w:id="44" w:name="_mbqlg7sytfyq" w:colFirst="0" w:colLast="0"/>
+      <w:bookmarkStart w:id="45" w:name="_ggd7kuy1rq6d" w:colFirst="0" w:colLast="0"/>
+      <w:bookmarkStart w:id="46" w:name="_6l0tmtnv4v8e" w:colFirst="0" w:colLast="0"/>
+      <w:bookmarkEnd w:id="44"/>
+      <w:bookmarkEnd w:id="45"/>
+      <w:bookmarkEnd w:id="46"/>
       <w:proofErr w:type="spellStart"/>
       <w:r>
         <w:rPr>
           <w:color w:val="000000"/>
         </w:rPr>
-        <w:t>DynAMO</w:t>
+        <w:t>SiMPL</w:t>
       </w:r>
       <w:proofErr w:type="spellEnd"/>
       <w:r>
         <w:rPr>
           <w:color w:val="000000"/>
         </w:rPr>
-        <w:t>: Dynamic Anticipatory Mesh Optimization with Reinforcement Learning</w:t>
-      </w:r>
-      <w:r>
-        <w:rPr>
-          <w:color w:val="000000"/>
-        </w:rPr>
-        <w:t xml:space="preserve"> | </w:t>
+        <w:t xml:space="preserve"> Method for Topology Optimization |</w:t>
       </w:r>
       <w:r>
         <w:rPr>
           <w:b w:val="0"/>
-          <w:bCs/>
-          <w:color w:val="000000"/>
-        </w:rPr>
-        <w:t>Mathematical and Scientific Machine Learning</w:t>
+          <w:color w:val="000000"/>
+        </w:rPr>
+        <w:t xml:space="preserve"> The 16</w:t>
+      </w:r>
+      <w:r>
+        <w:rPr>
+          <w:b w:val="0"/>
+          <w:color w:val="000000"/>
+          <w:vertAlign w:val="superscript"/>
+        </w:rPr>
+        <w:t>th</w:t>
+      </w:r>
+      <w:r>
+        <w:rPr>
+          <w:b w:val="0"/>
+          <w:color w:val="000000"/>
+        </w:rPr>
+        <w:t xml:space="preserve"> World Congress of Structural and Multidisciplinary Optimization</w:t>
       </w:r>
     </w:p>
     <w:p>
@@ -13240,43 +13595,7 @@
         <w:rPr>
           <w:color w:val="000000"/>
         </w:rPr>
-        <w:t>Jun 5-9</w:t>
-      </w:r>
-      <w:r>
-        <w:rPr>
-          <w:color w:val="000000"/>
-        </w:rPr>
-        <w:t xml:space="preserve">, </w:t>
-      </w:r>
-      <w:r>
-        <w:rPr>
-          <w:color w:val="000000"/>
-        </w:rPr>
-        <w:t xml:space="preserve">2023, </w:t>
-      </w:r>
-      <w:r>
-        <w:rPr>
-          <w:color w:val="000000"/>
-        </w:rPr>
-        <w:t>Providence</w:t>
-      </w:r>
-      <w:r>
-        <w:rPr>
-          <w:color w:val="000000"/>
-        </w:rPr>
-        <w:t xml:space="preserve">, </w:t>
-      </w:r>
-      <w:r>
-        <w:rPr>
-          <w:color w:val="000000"/>
-        </w:rPr>
-        <w:t>RI</w:t>
-      </w:r>
-      <w:r>
-        <w:rPr>
-          <w:color w:val="000000"/>
-        </w:rPr>
-        <w:t>, U.S.</w:t>
+        <w:t>May 18-23, 2025, Kobe, Japan</w:t>
       </w:r>
     </w:p>
     <w:p>
@@ -13298,36 +13617,100 @@
         <w:rPr>
           <w:color w:val="000000"/>
         </w:rPr>
-        <w:t>Pressure robust staggered DG methods |</w:t>
+        <w:t>(</w:t>
+      </w:r>
+      <w:r>
+        <w:rPr>
+          <w:color w:val="000000"/>
+        </w:rPr>
+        <w:t xml:space="preserve">POSTER) </w:t>
+      </w:r>
+      <w:proofErr w:type="spellStart"/>
+      <w:r>
+        <w:rPr>
+          <w:color w:val="000000"/>
+        </w:rPr>
+        <w:t>DynAMO</w:t>
+      </w:r>
+      <w:proofErr w:type="spellEnd"/>
+      <w:r>
+        <w:rPr>
+          <w:color w:val="000000"/>
+        </w:rPr>
+        <w:t>: Dynamic Anticipatory Mesh Optimization with Reinforcement Learning</w:t>
+      </w:r>
+      <w:r>
+        <w:rPr>
+          <w:color w:val="000000"/>
+        </w:rPr>
+        <w:t xml:space="preserve"> | </w:t>
       </w:r>
       <w:r>
         <w:rPr>
           <w:b w:val="0"/>
-          <w:color w:val="000000"/>
-        </w:rPr>
-        <w:t xml:space="preserve"> KSIAM 2021 Annual Meeting</w:t>
+          <w:bCs/>
+          <w:color w:val="000000"/>
+        </w:rPr>
+        <w:t>Mathematical and Scientific Machine Learning</w:t>
       </w:r>
     </w:p>
     <w:p>
       <w:pPr>
-        <w:pStyle w:val="Heading2"/>
-        <w:rPr>
-          <w:b w:val="0"/>
-          <w:color w:val="000000"/>
-          <w:sz w:val="22"/>
-          <w:szCs w:val="22"/>
+        <w:rPr>
+          <w:color w:val="000000"/>
         </w:rPr>
       </w:pPr>
-      <w:r>
-        <w:rPr>
-          <w:b w:val="0"/>
-          <w:color w:val="000000"/>
-          <w:sz w:val="22"/>
-          <w:szCs w:val="22"/>
-        </w:rPr>
-        <w:t>Dec 2-5, 2021, Busan, Korea (Online-Offline Hybrid)</w:t>
+      <w:bookmarkStart w:id="47" w:name="OLE_LINK15"/>
+      <w:r>
+        <w:rPr>
+          <w:color w:val="000000"/>
+        </w:rPr>
+        <w:t>Jun 5-9</w:t>
+      </w:r>
+      <w:r>
+        <w:rPr>
+          <w:color w:val="000000"/>
+        </w:rPr>
+        <w:t xml:space="preserve">, </w:t>
+      </w:r>
+      <w:r>
+        <w:rPr>
+          <w:color w:val="000000"/>
+        </w:rPr>
+        <w:t xml:space="preserve">2023, </w:t>
+      </w:r>
+      <w:r>
+        <w:rPr>
+          <w:color w:val="000000"/>
+        </w:rPr>
+        <w:t>Providence</w:t>
+      </w:r>
+      <w:r>
+        <w:rPr>
+          <w:color w:val="000000"/>
+        </w:rPr>
+        <w:t xml:space="preserve">, </w:t>
+      </w:r>
+      <w:r>
+        <w:rPr>
+          <w:color w:val="000000"/>
+        </w:rPr>
+        <w:t>RI</w:t>
+      </w:r>
+      <w:r>
+        <w:rPr>
+          <w:color w:val="000000"/>
+        </w:rPr>
+        <w:t>, U</w:t>
+      </w:r>
+      <w:r>
+        <w:rPr>
+          <w:color w:val="000000"/>
+        </w:rPr>
+        <w:t>SA</w:t>
       </w:r>
     </w:p>
+    <w:bookmarkEnd w:id="47"/>
     <w:p>
       <w:pPr>
         <w:pStyle w:val="Heading2"/>
@@ -13343,6 +13726,57 @@
           <w:color w:val="000000"/>
         </w:rPr>
       </w:pPr>
+      <w:bookmarkStart w:id="48" w:name="OLE_LINK14"/>
+      <w:r>
+        <w:rPr>
+          <w:color w:val="000000"/>
+        </w:rPr>
+        <w:t>Pressure robust staggered DG methods |</w:t>
+      </w:r>
+      <w:r>
+        <w:rPr>
+          <w:b w:val="0"/>
+          <w:color w:val="000000"/>
+        </w:rPr>
+        <w:t xml:space="preserve"> KSIAM 2021 Annual Meeting</w:t>
+      </w:r>
+    </w:p>
+    <w:p>
+      <w:pPr>
+        <w:pStyle w:val="Heading2"/>
+        <w:rPr>
+          <w:b w:val="0"/>
+          <w:color w:val="000000"/>
+          <w:sz w:val="22"/>
+          <w:szCs w:val="22"/>
+        </w:rPr>
+      </w:pPr>
+      <w:r>
+        <w:rPr>
+          <w:b w:val="0"/>
+          <w:color w:val="000000"/>
+          <w:sz w:val="22"/>
+          <w:szCs w:val="22"/>
+        </w:rPr>
+        <w:t>Dec 2-5, 2021, Busan, Korea (Online-Offline Hybrid)</w:t>
+      </w:r>
+    </w:p>
+    <w:p>
+      <w:pPr>
+        <w:pStyle w:val="Heading2"/>
+        <w:rPr>
+          <w:color w:val="000000"/>
+        </w:rPr>
+      </w:pPr>
+    </w:p>
+    <w:bookmarkEnd w:id="48"/>
+    <w:p>
+      <w:pPr>
+        <w:pStyle w:val="Heading2"/>
+        <w:rPr>
+          <w:color w:val="000000"/>
+        </w:rPr>
+      </w:pPr>
       <w:r>
         <w:rPr>
           <w:color w:val="000000"/>
@@ -13384,8 +13818,8 @@
           <w:color w:val="000000"/>
         </w:rPr>
       </w:pPr>
-      <w:bookmarkStart w:id="32" w:name="_hbvg33opp914" w:colFirst="0" w:colLast="0"/>
-      <w:bookmarkEnd w:id="32"/>
+      <w:bookmarkStart w:id="49" w:name="_hbvg33opp914" w:colFirst="0" w:colLast="0"/>
+      <w:bookmarkEnd w:id="49"/>
       <w:r>
         <w:rPr>
           <w:color w:val="000000"/>
@@ -13410,21 +13844,7 @@
         <w:rPr>
           <w:color w:val="000000"/>
         </w:rPr>
-        <w:t xml:space="preserve">June 25-27, 2021, </w:t>
-      </w:r>
-      <w:proofErr w:type="spellStart"/>
-      <w:r>
-        <w:rPr>
-          <w:color w:val="000000"/>
-        </w:rPr>
-        <w:t>Gangneung</w:t>
-      </w:r>
-      <w:proofErr w:type="spellEnd"/>
-      <w:r>
-        <w:rPr>
-          <w:color w:val="000000"/>
-        </w:rPr>
-        <w:t>, South Korea</w:t>
+        <w:t>June 25-27, 2021, Gangneung, South Korea</w:t>
       </w:r>
     </w:p>
     <w:p>
@@ -13585,8 +14005,8 @@
           <w:color w:val="000000"/>
         </w:rPr>
       </w:pPr>
-      <w:bookmarkStart w:id="33" w:name="_k99rt3tv4vzl" w:colFirst="0" w:colLast="0"/>
-      <w:bookmarkEnd w:id="33"/>
+      <w:bookmarkStart w:id="50" w:name="_k99rt3tv4vzl" w:colFirst="0" w:colLast="0"/>
+      <w:bookmarkEnd w:id="50"/>
       <w:r>
         <w:rPr>
           <w:color w:val="000000"/>
@@ -16644,7 +17064,7 @@
 </file>
 
 <file path=word/endnotes.xml><?xml version="1.0" encoding="utf-8"?>
-<w:endnotes xmlns:wpc="http://schemas.microsoft.com/office/word/2010/wordprocessingCanvas" xmlns:cx="http://schemas.microsoft.com/office/drawing/2014/chartex" xmlns:cx1="http://schemas.microsoft.com/office/drawing/2015/9/8/chartex" xmlns:cx2="http://schemas.microsoft.com/office/drawing/2015/10/21/chartex" xmlns:cx3="http://schemas.microsoft.com/office/drawing/2016/5/9/chartex" xmlns:cx4="http://schemas.microsoft.com/office/drawing/2016/5/10/chartex" xmlns:cx5="http://schemas.microsoft.com/office/drawing/2016/5/11/chartex" xmlns:cx6="http://schemas.microsoft.com/office/drawing/2016/5/12/chartex" xmlns:cx7="http://schemas.microsoft.com/office/drawing/2016/5/13/chartex" xmlns:cx8="http://schemas.microsoft.com/office/drawing/2016/5/14/chartex" xmlns:mc="http://schemas.openxmlformats.org/markup-compatibility/2006" xmlns:aink="http://schemas.microsoft.com/office/drawing/2016/ink" xmlns:am3d="http://schemas.microsoft.com/office/drawing/2017/model3d" xmlns:o="urn:schemas-microsoft-com:office:office" xmlns:oel="http://schemas.microsoft.com/office/2019/extlst" xmlns:r="http://schemas.openxmlformats.org/officeDocument/2006/relationships" xmlns:m="http://schemas.openxmlformats.org/officeDocument/2006/math" xmlns:v="urn:schemas-microsoft-com:vml" xmlns:wp14="http://schemas.microsoft.com/office/word/2010/wordprocessingDrawing" xmlns:wp="http://schemas.openxmlformats.org/drawingml/2006/wordprocessingDrawing" xmlns:w10="urn:schemas-microsoft-com:office:word" xmlns:w="http://schemas.openxmlformats.org/wordprocessingml/2006/main" xmlns:w14="http://schemas.microsoft.com/office/word/2010/wordml" xmlns:w15="http://schemas.microsoft.com/office/word/2012/wordml" xmlns:w16cex="http://schemas.microsoft.com/office/word/2018/wordml/cex" xmlns:w16cid="http://schemas.microsoft.com/office/word/2016/wordml/cid" xmlns:w16="http://schemas.microsoft.com/office/word/2018/wordml" xmlns:w16sdtdh="http://schemas.microsoft.com/office/word/2020/wordml/sdtdatahash" xmlns:w16se="http://schemas.microsoft.com/office/word/2015/wordml/symex" xmlns:wpg="http://schemas.microsoft.com/office/word/2010/wordprocessingGroup" xmlns:wpi="http://schemas.microsoft.com/office/word/2010/wordprocessingInk" xmlns:wne="http://schemas.microsoft.com/office/word/2006/wordml" xmlns:wps="http://schemas.microsoft.com/office/word/2010/wordprocessingShape" mc:Ignorable="w14 w15 w16se w16cid w16 w16cex w16sdtdh wp14">
+<w:endnotes xmlns:wpc="http://schemas.microsoft.com/office/word/2010/wordprocessingCanvas" xmlns:cx="http://schemas.microsoft.com/office/drawing/2014/chartex" xmlns:cx1="http://schemas.microsoft.com/office/drawing/2015/9/8/chartex" xmlns:cx2="http://schemas.microsoft.com/office/drawing/2015/10/21/chartex" xmlns:cx3="http://schemas.microsoft.com/office/drawing/2016/5/9/chartex" xmlns:cx4="http://schemas.microsoft.com/office/drawing/2016/5/10/chartex" xmlns:cx5="http://schemas.microsoft.com/office/drawing/2016/5/11/chartex" xmlns:cx6="http://schemas.microsoft.com/office/drawing/2016/5/12/chartex" xmlns:cx7="http://schemas.microsoft.com/office/drawing/2016/5/13/chartex" xmlns:cx8="http://schemas.microsoft.com/office/drawing/2016/5/14/chartex" xmlns:mc="http://schemas.openxmlformats.org/markup-compatibility/2006" xmlns:aink="http://schemas.microsoft.com/office/drawing/2016/ink" xmlns:am3d="http://schemas.microsoft.com/office/drawing/2017/model3d" xmlns:o="urn:schemas-microsoft-com:office:office" xmlns:oel="http://schemas.microsoft.com/office/2019/extlst" xmlns:r="http://schemas.openxmlformats.org/officeDocument/2006/relationships" xmlns:m="http://schemas.openxmlformats.org/officeDocument/2006/math" xmlns:v="urn:schemas-microsoft-com:vml" xmlns:wp14="http://schemas.microsoft.com/office/word/2010/wordprocessingDrawing" xmlns:wp="http://schemas.openxmlformats.org/drawingml/2006/wordprocessingDrawing" xmlns:w10="urn:schemas-microsoft-com:office:word" xmlns:w="http://schemas.openxmlformats.org/wordprocessingml/2006/main" xmlns:w14="http://schemas.microsoft.com/office/word/2010/wordml" xmlns:w15="http://schemas.microsoft.com/office/word/2012/wordml" xmlns:w16cex="http://schemas.microsoft.com/office/word/2018/wordml/cex" xmlns:w16cid="http://schemas.microsoft.com/office/word/2016/wordml/cid" xmlns:w16="http://schemas.microsoft.com/office/word/2018/wordml" xmlns:w16du="http://schemas.microsoft.com/office/word/2023/wordml/word16du" xmlns:w16sdtdh="http://schemas.microsoft.com/office/word/2020/wordml/sdtdatahash" xmlns:w16sdtfl="http://schemas.microsoft.com/office/word/2024/wordml/sdtformatlock" xmlns:w16se="http://schemas.microsoft.com/office/word/2015/wordml/symex" xmlns:wpg="http://schemas.microsoft.com/office/word/2010/wordprocessingGroup" xmlns:wpi="http://schemas.microsoft.com/office/word/2010/wordprocessingInk" xmlns:wne="http://schemas.microsoft.com/office/word/2006/wordml" xmlns:wps="http://schemas.microsoft.com/office/word/2010/wordprocessingShape" mc:Ignorable="w14 w15 w16se w16cid w16 w16cex w16sdtdh w16sdtfl w16du wp14">
   <w:endnote w:type="separator" w:id="-1">
     <w:p>
       <w:pPr>
@@ -16669,7 +17089,7 @@
 </file>
 
 <file path=word/footer1.xml><?xml version="1.0" encoding="utf-8"?>
-<w:ftr xmlns:wpc="http://schemas.microsoft.com/office/word/2010/wordprocessingCanvas" xmlns:cx="http://schemas.microsoft.com/office/drawing/2014/chartex" xmlns:cx1="http://schemas.microsoft.com/office/drawing/2015/9/8/chartex" xmlns:cx2="http://schemas.microsoft.com/office/drawing/2015/10/21/chartex" xmlns:cx3="http://schemas.microsoft.com/office/drawing/2016/5/9/chartex" xmlns:cx4="http://schemas.microsoft.com/office/drawing/2016/5/10/chartex" xmlns:cx5="http://schemas.microsoft.com/office/drawing/2016/5/11/chartex" xmlns:cx6="http://schemas.microsoft.com/office/drawing/2016/5/12/chartex" xmlns:cx7="http://schemas.microsoft.com/office/drawing/2016/5/13/chartex" xmlns:cx8="http://schemas.microsoft.com/office/drawing/2016/5/14/chartex" xmlns:mc="http://schemas.openxmlformats.org/markup-compatibility/2006" xmlns:aink="http://schemas.microsoft.com/office/drawing/2016/ink" xmlns:am3d="http://schemas.microsoft.com/office/drawing/2017/model3d" xmlns:o="urn:schemas-microsoft-com:office:office" xmlns:oel="http://schemas.microsoft.com/office/2019/extlst" xmlns:r="http://schemas.openxmlformats.org/officeDocument/2006/relationships" xmlns:m="http://schemas.openxmlformats.org/officeDocument/2006/math" xmlns:v="urn:schemas-microsoft-com:vml" xmlns:wp14="http://schemas.microsoft.com/office/word/2010/wordprocessingDrawing" xmlns:wp="http://schemas.openxmlformats.org/drawingml/2006/wordprocessingDrawing" xmlns:w10="urn:schemas-microsoft-com:office:word" xmlns:w="http://schemas.openxmlformats.org/wordprocessingml/2006/main" xmlns:w14="http://schemas.microsoft.com/office/word/2010/wordml" xmlns:w15="http://schemas.microsoft.com/office/word/2012/wordml" xmlns:w16cex="http://schemas.microsoft.com/office/word/2018/wordml/cex" xmlns:w16cid="http://schemas.microsoft.com/office/word/2016/wordml/cid" xmlns:w16="http://schemas.microsoft.com/office/word/2018/wordml" xmlns:w16sdtdh="http://schemas.microsoft.com/office/word/2020/wordml/sdtdatahash" xmlns:w16se="http://schemas.microsoft.com/office/word/2015/wordml/symex" xmlns:wpg="http://schemas.microsoft.com/office/word/2010/wordprocessingGroup" xmlns:wpi="http://schemas.microsoft.com/office/word/2010/wordprocessingInk" xmlns:wne="http://schemas.microsoft.com/office/word/2006/wordml" xmlns:wps="http://schemas.microsoft.com/office/word/2010/wordprocessingShape" mc:Ignorable="w14 w15 w16se w16cid w16 w16cex w16sdtdh wp14">
+<w:ftr xmlns:wpc="http://schemas.microsoft.com/office/word/2010/wordprocessingCanvas" xmlns:cx="http://schemas.microsoft.com/office/drawing/2014/chartex" xmlns:cx1="http://schemas.microsoft.com/office/drawing/2015/9/8/chartex" xmlns:cx2="http://schemas.microsoft.com/office/drawing/2015/10/21/chartex" xmlns:cx3="http://schemas.microsoft.com/office/drawing/2016/5/9/chartex" xmlns:cx4="http://schemas.microsoft.com/office/drawing/2016/5/10/chartex" xmlns:cx5="http://schemas.microsoft.com/office/drawing/2016/5/11/chartex" xmlns:cx6="http://schemas.microsoft.com/office/drawing/2016/5/12/chartex" xmlns:cx7="http://schemas.microsoft.com/office/drawing/2016/5/13/chartex" xmlns:cx8="http://schemas.microsoft.com/office/drawing/2016/5/14/chartex" xmlns:mc="http://schemas.openxmlformats.org/markup-compatibility/2006" xmlns:aink="http://schemas.microsoft.com/office/drawing/2016/ink" xmlns:am3d="http://schemas.microsoft.com/office/drawing/2017/model3d" xmlns:o="urn:schemas-microsoft-com:office:office" xmlns:oel="http://schemas.microsoft.com/office/2019/extlst" xmlns:r="http://schemas.openxmlformats.org/officeDocument/2006/relationships" xmlns:m="http://schemas.openxmlformats.org/officeDocument/2006/math" xmlns:v="urn:schemas-microsoft-com:vml" xmlns:wp14="http://schemas.microsoft.com/office/word/2010/wordprocessingDrawing" xmlns:wp="http://schemas.openxmlformats.org/drawingml/2006/wordprocessingDrawing" xmlns:w10="urn:schemas-microsoft-com:office:word" xmlns:w="http://schemas.openxmlformats.org/wordprocessingml/2006/main" xmlns:w14="http://schemas.microsoft.com/office/word/2010/wordml" xmlns:w15="http://schemas.microsoft.com/office/word/2012/wordml" xmlns:w16cex="http://schemas.microsoft.com/office/word/2018/wordml/cex" xmlns:w16cid="http://schemas.microsoft.com/office/word/2016/wordml/cid" xmlns:w16="http://schemas.microsoft.com/office/word/2018/wordml" xmlns:w16du="http://schemas.microsoft.com/office/word/2023/wordml/word16du" xmlns:w16sdtdh="http://schemas.microsoft.com/office/word/2020/wordml/sdtdatahash" xmlns:w16sdtfl="http://schemas.microsoft.com/office/word/2024/wordml/sdtformatlock" xmlns:w16se="http://schemas.microsoft.com/office/word/2015/wordml/symex" xmlns:wpg="http://schemas.microsoft.com/office/word/2010/wordprocessingGroup" xmlns:wpi="http://schemas.microsoft.com/office/word/2010/wordprocessingInk" xmlns:wne="http://schemas.microsoft.com/office/word/2006/wordml" xmlns:wps="http://schemas.microsoft.com/office/word/2010/wordprocessingShape" mc:Ignorable="w14 w15 w16se w16cid w16 w16cex w16sdtdh w16sdtfl w16du wp14">
   <w:p>
     <w:pPr>
       <w:pBdr>
@@ -16704,7 +17124,7 @@
 </file>
 
 <file path=word/footnotes.xml><?xml version="1.0" encoding="utf-8"?>
-<w:footnotes xmlns:wpc="http://schemas.microsoft.com/office/word/2010/wordprocessingCanvas" xmlns:cx="http://schemas.microsoft.com/office/drawing/2014/chartex" xmlns:cx1="http://schemas.microsoft.com/office/drawing/2015/9/8/chartex" xmlns:cx2="http://schemas.microsoft.com/office/drawing/2015/10/21/chartex" xmlns:cx3="http://schemas.microsoft.com/office/drawing/2016/5/9/chartex" xmlns:cx4="http://schemas.microsoft.com/office/drawing/2016/5/10/chartex" xmlns:cx5="http://schemas.microsoft.com/office/drawing/2016/5/11/chartex" xmlns:cx6="http://schemas.microsoft.com/office/drawing/2016/5/12/chartex" xmlns:cx7="http://schemas.microsoft.com/office/drawing/2016/5/13/chartex" xmlns:cx8="http://schemas.microsoft.com/office/drawing/2016/5/14/chartex" xmlns:mc="http://schemas.openxmlformats.org/markup-compatibility/2006" xmlns:aink="http://schemas.microsoft.com/office/drawing/2016/ink" xmlns:am3d="http://schemas.microsoft.com/office/drawing/2017/model3d" xmlns:o="urn:schemas-microsoft-com:office:office" xmlns:oel="http://schemas.microsoft.com/office/2019/extlst" xmlns:r="http://schemas.openxmlformats.org/officeDocument/2006/relationships" xmlns:m="http://schemas.openxmlformats.org/officeDocument/2006/math" xmlns:v="urn:schemas-microsoft-com:vml" xmlns:wp14="http://schemas.microsoft.com/office/word/2010/wordprocessingDrawing" xmlns:wp="http://schemas.openxmlformats.org/drawingml/2006/wordprocessingDrawing" xmlns:w10="urn:schemas-microsoft-com:office:word" xmlns:w="http://schemas.openxmlformats.org/wordprocessingml/2006/main" xmlns:w14="http://schemas.microsoft.com/office/word/2010/wordml" xmlns:w15="http://schemas.microsoft.com/office/word/2012/wordml" xmlns:w16cex="http://schemas.microsoft.com/office/word/2018/wordml/cex" xmlns:w16cid="http://schemas.microsoft.com/office/word/2016/wordml/cid" xmlns:w16="http://schemas.microsoft.com/office/word/2018/wordml" xmlns:w16sdtdh="http://schemas.microsoft.com/office/word/2020/wordml/sdtdatahash" xmlns:w16se="http://schemas.microsoft.com/office/word/2015/wordml/symex" xmlns:wpg="http://schemas.microsoft.com/office/word/2010/wordprocessingGroup" xmlns:wpi="http://schemas.microsoft.com/office/word/2010/wordprocessingInk" xmlns:wne="http://schemas.microsoft.com/office/word/2006/wordml" xmlns:wps="http://schemas.microsoft.com/office/word/2010/wordprocessingShape" mc:Ignorable="w14 w15 w16se w16cid w16 w16cex w16sdtdh wp14">
+<w:footnotes xmlns:wpc="http://schemas.microsoft.com/office/word/2010/wordprocessingCanvas" xmlns:cx="http://schemas.microsoft.com/office/drawing/2014/chartex" xmlns:cx1="http://schemas.microsoft.com/office/drawing/2015/9/8/chartex" xmlns:cx2="http://schemas.microsoft.com/office/drawing/2015/10/21/chartex" xmlns:cx3="http://schemas.microsoft.com/office/drawing/2016/5/9/chartex" xmlns:cx4="http://schemas.microsoft.com/office/drawing/2016/5/10/chartex" xmlns:cx5="http://schemas.microsoft.com/office/drawing/2016/5/11/chartex" xmlns:cx6="http://schemas.microsoft.com/office/drawing/2016/5/12/chartex" xmlns:cx7="http://schemas.microsoft.com/office/drawing/2016/5/13/chartex" xmlns:cx8="http://schemas.microsoft.com/office/drawing/2016/5/14/chartex" xmlns:mc="http://schemas.openxmlformats.org/markup-compatibility/2006" xmlns:aink="http://schemas.microsoft.com/office/drawing/2016/ink" xmlns:am3d="http://schemas.microsoft.com/office/drawing/2017/model3d" xmlns:o="urn:schemas-microsoft-com:office:office" xmlns:oel="http://schemas.microsoft.com/office/2019/extlst" xmlns:r="http://schemas.openxmlformats.org/officeDocument/2006/relationships" xmlns:m="http://schemas.openxmlformats.org/officeDocument/2006/math" xmlns:v="urn:schemas-microsoft-com:vml" xmlns:wp14="http://schemas.microsoft.com/office/word/2010/wordprocessingDrawing" xmlns:wp="http://schemas.openxmlformats.org/drawingml/2006/wordprocessingDrawing" xmlns:w10="urn:schemas-microsoft-com:office:word" xmlns:w="http://schemas.openxmlformats.org/wordprocessingml/2006/main" xmlns:w14="http://schemas.microsoft.com/office/word/2010/wordml" xmlns:w15="http://schemas.microsoft.com/office/word/2012/wordml" xmlns:w16cex="http://schemas.microsoft.com/office/word/2018/wordml/cex" xmlns:w16cid="http://schemas.microsoft.com/office/word/2016/wordml/cid" xmlns:w16="http://schemas.microsoft.com/office/word/2018/wordml" xmlns:w16du="http://schemas.microsoft.com/office/word/2023/wordml/word16du" xmlns:w16sdtdh="http://schemas.microsoft.com/office/word/2020/wordml/sdtdatahash" xmlns:w16sdtfl="http://schemas.microsoft.com/office/word/2024/wordml/sdtformatlock" xmlns:w16se="http://schemas.microsoft.com/office/word/2015/wordml/symex" xmlns:wpg="http://schemas.microsoft.com/office/word/2010/wordprocessingGroup" xmlns:wpi="http://schemas.microsoft.com/office/word/2010/wordprocessingInk" xmlns:wne="http://schemas.microsoft.com/office/word/2006/wordml" xmlns:wps="http://schemas.microsoft.com/office/word/2010/wordprocessingShape" mc:Ignorable="w14 w15 w16se w16cid w16 w16cex w16sdtdh w16sdtfl w16du wp14">
   <w:footnote w:type="separator" w:id="-1">
     <w:p>
       <w:pPr>
@@ -16729,7 +17149,7 @@
 </file>
 
 <file path=word/numbering.xml><?xml version="1.0" encoding="utf-8"?>
-<w:numbering xmlns:wpc="http://schemas.microsoft.com/office/word/2010/wordprocessingCanvas" xmlns:cx="http://schemas.microsoft.com/office/drawing/2014/chartex" xmlns:cx1="http://schemas.microsoft.com/office/drawing/2015/9/8/chartex" xmlns:cx2="http://schemas.microsoft.com/office/drawing/2015/10/21/chartex" xmlns:cx3="http://schemas.microsoft.com/office/drawing/2016/5/9/chartex" xmlns:cx4="http://schemas.microsoft.com/office/drawing/2016/5/10/chartex" xmlns:cx5="http://schemas.microsoft.com/office/drawing/2016/5/11/chartex" xmlns:cx6="http://schemas.microsoft.com/office/drawing/2016/5/12/chartex" xmlns:cx7="http://schemas.microsoft.com/office/drawing/2016/5/13/chartex" xmlns:cx8="http://schemas.microsoft.com/office/drawing/2016/5/14/chartex" xmlns:mc="http://schemas.openxmlformats.org/markup-compatibility/2006" xmlns:aink="http://schemas.microsoft.com/office/drawing/2016/ink" xmlns:am3d="http://schemas.microsoft.com/office/drawing/2017/model3d" xmlns:o="urn:schemas-microsoft-com:office:office" xmlns:oel="http://schemas.microsoft.com/office/2019/extlst" xmlns:r="http://schemas.openxmlformats.org/officeDocument/2006/relationships" xmlns:m="http://schemas.openxmlformats.org/officeDocument/2006/math" xmlns:v="urn:schemas-microsoft-com:vml" xmlns:wp14="http://schemas.microsoft.com/office/word/2010/wordprocessingDrawing" xmlns:wp="http://schemas.openxmlformats.org/drawingml/2006/wordprocessingDrawing" xmlns:w10="urn:schemas-microsoft-com:office:word" xmlns:w="http://schemas.openxmlformats.org/wordprocessingml/2006/main" xmlns:w14="http://schemas.microsoft.com/office/word/2010/wordml" xmlns:w15="http://schemas.microsoft.com/office/word/2012/wordml" xmlns:w16cex="http://schemas.microsoft.com/office/word/2018/wordml/cex" xmlns:w16cid="http://schemas.microsoft.com/office/word/2016/wordml/cid" xmlns:w16="http://schemas.microsoft.com/office/word/2018/wordml" xmlns:w16sdtdh="http://schemas.microsoft.com/office/word/2020/wordml/sdtdatahash" xmlns:w16se="http://schemas.microsoft.com/office/word/2015/wordml/symex" xmlns:wpg="http://schemas.microsoft.com/office/word/2010/wordprocessingGroup" xmlns:wpi="http://schemas.microsoft.com/office/word/2010/wordprocessingInk" xmlns:wne="http://schemas.microsoft.com/office/word/2006/wordml" xmlns:wps="http://schemas.microsoft.com/office/word/2010/wordprocessingShape" mc:Ignorable="w14 w15 w16se w16cid w16 w16cex w16sdtdh wp14">
+<w:numbering xmlns:wpc="http://schemas.microsoft.com/office/word/2010/wordprocessingCanvas" xmlns:cx="http://schemas.microsoft.com/office/drawing/2014/chartex" xmlns:cx1="http://schemas.microsoft.com/office/drawing/2015/9/8/chartex" xmlns:cx2="http://schemas.microsoft.com/office/drawing/2015/10/21/chartex" xmlns:cx3="http://schemas.microsoft.com/office/drawing/2016/5/9/chartex" xmlns:cx4="http://schemas.microsoft.com/office/drawing/2016/5/10/chartex" xmlns:cx5="http://schemas.microsoft.com/office/drawing/2016/5/11/chartex" xmlns:cx6="http://schemas.microsoft.com/office/drawing/2016/5/12/chartex" xmlns:cx7="http://schemas.microsoft.com/office/drawing/2016/5/13/chartex" xmlns:cx8="http://schemas.microsoft.com/office/drawing/2016/5/14/chartex" xmlns:mc="http://schemas.openxmlformats.org/markup-compatibility/2006" xmlns:aink="http://schemas.microsoft.com/office/drawing/2016/ink" xmlns:am3d="http://schemas.microsoft.com/office/drawing/2017/model3d" xmlns:o="urn:schemas-microsoft-com:office:office" xmlns:oel="http://schemas.microsoft.com/office/2019/extlst" xmlns:r="http://schemas.openxmlformats.org/officeDocument/2006/relationships" xmlns:m="http://schemas.openxmlformats.org/officeDocument/2006/math" xmlns:v="urn:schemas-microsoft-com:vml" xmlns:wp14="http://schemas.microsoft.com/office/word/2010/wordprocessingDrawing" xmlns:wp="http://schemas.openxmlformats.org/drawingml/2006/wordprocessingDrawing" xmlns:w10="urn:schemas-microsoft-com:office:word" xmlns:w="http://schemas.openxmlformats.org/wordprocessingml/2006/main" xmlns:w14="http://schemas.microsoft.com/office/word/2010/wordml" xmlns:w15="http://schemas.microsoft.com/office/word/2012/wordml" xmlns:w16cex="http://schemas.microsoft.com/office/word/2018/wordml/cex" xmlns:w16cid="http://schemas.microsoft.com/office/word/2016/wordml/cid" xmlns:w16="http://schemas.microsoft.com/office/word/2018/wordml" xmlns:w16du="http://schemas.microsoft.com/office/word/2023/wordml/word16du" xmlns:w16sdtdh="http://schemas.microsoft.com/office/word/2020/wordml/sdtdatahash" xmlns:w16sdtfl="http://schemas.microsoft.com/office/word/2024/wordml/sdtformatlock" xmlns:w16se="http://schemas.microsoft.com/office/word/2015/wordml/symex" xmlns:wpg="http://schemas.microsoft.com/office/word/2010/wordprocessingGroup" xmlns:wpi="http://schemas.microsoft.com/office/word/2010/wordprocessingInk" xmlns:wne="http://schemas.microsoft.com/office/word/2006/wordml" xmlns:wps="http://schemas.microsoft.com/office/word/2010/wordprocessingShape" mc:Ignorable="w14 w15 w16se w16cid w16 w16cex w16sdtdh w16sdtfl w16du wp14">
   <w:abstractNum w:abstractNumId="0" w15:restartNumberingAfterBreak="0">
     <w:nsid w:val="306B335A"/>
     <w:multiLevelType w:val="multilevel"/>
@@ -16851,7 +17271,7 @@
 </file>
 
 <file path=word/styles.xml><?xml version="1.0" encoding="utf-8"?>
-<w:styles xmlns:mc="http://schemas.openxmlformats.org/markup-compatibility/2006" xmlns:r="http://schemas.openxmlformats.org/officeDocument/2006/relationships" xmlns:w="http://schemas.openxmlformats.org/wordprocessingml/2006/main" xmlns:w14="http://schemas.microsoft.com/office/word/2010/wordml" xmlns:w15="http://schemas.microsoft.com/office/word/2012/wordml" xmlns:w16cex="http://schemas.microsoft.com/office/word/2018/wordml/cex" xmlns:w16cid="http://schemas.microsoft.com/office/word/2016/wordml/cid" xmlns:w16="http://schemas.microsoft.com/office/word/2018/wordml" xmlns:w16sdtdh="http://schemas.microsoft.com/office/word/2020/wordml/sdtdatahash" xmlns:w16se="http://schemas.microsoft.com/office/word/2015/wordml/symex" mc:Ignorable="w14 w15 w16se w16cid w16 w16cex w16sdtdh">
+<w:styles xmlns:mc="http://schemas.openxmlformats.org/markup-compatibility/2006" xmlns:r="http://schemas.openxmlformats.org/officeDocument/2006/relationships" xmlns:w="http://schemas.openxmlformats.org/wordprocessingml/2006/main" xmlns:w14="http://schemas.microsoft.com/office/word/2010/wordml" xmlns:w15="http://schemas.microsoft.com/office/word/2012/wordml" xmlns:w16cex="http://schemas.microsoft.com/office/word/2018/wordml/cex" xmlns:w16cid="http://schemas.microsoft.com/office/word/2016/wordml/cid" xmlns:w16="http://schemas.microsoft.com/office/word/2018/wordml" xmlns:w16du="http://schemas.microsoft.com/office/word/2023/wordml/word16du" xmlns:w16sdtdh="http://schemas.microsoft.com/office/word/2020/wordml/sdtdatahash" xmlns:w16sdtfl="http://schemas.microsoft.com/office/word/2024/wordml/sdtformatlock" xmlns:w16se="http://schemas.microsoft.com/office/word/2015/wordml/symex" mc:Ignorable="w14 w15 w16se w16cid w16 w16cex w16sdtdh w16sdtfl w16du">
   <w:docDefaults>
     <w:rPrDefault>
       <w:rPr>
@@ -17249,7 +17669,7 @@
   <w:style w:type="paragraph" w:default="1" w:styleId="Normal">
     <w:name w:val="Normal"/>
     <w:qFormat/>
-    <w:rsid w:val="009E18D3"/>
+    <w:rsid w:val="007710F5"/>
   </w:style>
   <w:style w:type="paragraph" w:styleId="Heading1">
     <w:name w:val="heading 1"/>
@@ -17296,6 +17716,7 @@
     <w:name w:val="heading 3"/>
     <w:basedOn w:val="Normal"/>
     <w:next w:val="Normal"/>
+    <w:link w:val="Heading3Char"/>
     <w:uiPriority w:val="9"/>
     <w:unhideWhenUsed/>
     <w:qFormat/>
@@ -17371,7 +17792,6 @@
   <w:style w:type="character" w:default="1" w:styleId="DefaultParagraphFont">
     <w:name w:val="Default Paragraph Font"/>
     <w:uiPriority w:val="1"/>
-    <w:semiHidden/>
     <w:unhideWhenUsed/>
   </w:style>
   <w:style w:type="table" w:default="1" w:styleId="TableNormal">
@@ -17739,6 +18159,18 @@
       <w:u w:val="single"/>
     </w:rPr>
   </w:style>
+  <w:style w:type="character" w:customStyle="1" w:styleId="Heading3Char">
+    <w:name w:val="Heading 3 Char"/>
+    <w:basedOn w:val="DefaultParagraphFont"/>
+    <w:link w:val="Heading3"/>
+    <w:uiPriority w:val="9"/>
+    <w:rsid w:val="003B198A"/>
+    <w:rPr>
+      <w:smallCaps/>
+      <w:sz w:val="24"/>
+      <w:szCs w:val="24"/>
+    </w:rPr>
+  </w:style>
 </w:styles>
 </file>
 

--- a/cv/_dkim_cv.docx
+++ b/cv/_dkim_cv.docx
@@ -624,7 +624,7 @@
                     </wp:inline>
                   </w:drawing>
                 </mc:Choice>
-                <mc:Fallback xmlns:sl="http://schemas.openxmlformats.org/schemaLibrary/2006/main" xmlns:a="http://schemas.openxmlformats.org/drawingml/2006/main" xmlns:pic="http://schemas.openxmlformats.org/drawingml/2006/picture" xmlns:c="http://schemas.openxmlformats.org/drawingml/2006/chart" xmlns:lc="http://schemas.openxmlformats.org/drawingml/2006/lockedCanvas" xmlns:dgm="http://schemas.openxmlformats.org/drawingml/2006/diagram">
+                <mc:Fallback xmlns:dgm="http://schemas.openxmlformats.org/drawingml/2006/diagram" xmlns:lc="http://schemas.openxmlformats.org/drawingml/2006/lockedCanvas" xmlns:c="http://schemas.openxmlformats.org/drawingml/2006/chart" xmlns:pic="http://schemas.openxmlformats.org/drawingml/2006/picture" xmlns:a="http://schemas.openxmlformats.org/drawingml/2006/main" xmlns:sl="http://schemas.openxmlformats.org/schemaLibrary/2006/main">
                   <w:drawing>
                     <wp:inline distB="0" distT="0" distL="0" distR="0">
                       <wp:extent cx="119253" cy="119253"/>
@@ -844,39 +844,6 @@
               </mc:AlternateContent>
             </w:r>
           </w:p>
-          <w:p>
-            <w:pPr>
-              <w:pBdr>
-                <w:top w:val="nil"/>
-                <w:left w:val="nil"/>
-                <w:bottom w:val="nil"/>
-                <w:right w:val="nil"/>
-                <w:between w:val="nil"/>
-              </w:pBdr>
-              <w:spacing w:before="40"/>
-              <w:jc w:val="right"/>
-              <w:rPr>
-                <w:b/>
-                <w:sz w:val="24"/>
-                <w:szCs w:val="24"/>
-              </w:rPr>
-            </w:pPr>
-            <w:r>
-              <w:rPr>
-                <w:sz w:val="24"/>
-                <w:szCs w:val="24"/>
-              </w:rPr>
-              <w:t>Nationality:</w:t>
-            </w:r>
-            <w:r>
-              <w:rPr>
-                <w:b/>
-                <w:sz w:val="24"/>
-                <w:szCs w:val="24"/>
-              </w:rPr>
-              <w:t xml:space="preserve"> Korean</w:t>
-            </w:r>
-          </w:p>
         </w:tc>
       </w:tr>
     </w:tbl>
@@ -3593,7 +3560,27 @@
           <w:sz w:val="24"/>
           <w:szCs w:val="24"/>
         </w:rPr>
-        <w:t xml:space="preserve">2021 DEC – </w:t>
+        <w:t xml:space="preserve">2021 </w:t>
+      </w:r>
+      <w:r>
+        <w:rPr>
+          <w:b w:val="0"/>
+          <w:smallCaps/>
+          <w:color w:val="000000"/>
+          <w:sz w:val="24"/>
+          <w:szCs w:val="24"/>
+        </w:rPr>
+        <w:t>NOV</w:t>
+      </w:r>
+      <w:r>
+        <w:rPr>
+          <w:b w:val="0"/>
+          <w:smallCaps/>
+          <w:color w:val="000000"/>
+          <w:sz w:val="24"/>
+          <w:szCs w:val="24"/>
+        </w:rPr>
+        <w:t xml:space="preserve"> – </w:t>
       </w:r>
       <w:r>
         <w:rPr>
@@ -3665,13 +3652,13 @@
         <w:rPr>
           <w:color w:val="000000"/>
         </w:rPr>
-        <w:t>2021 MAR – 2021 DE</w:t>
-      </w:r>
-      <w:r>
-        <w:rPr>
-          <w:color w:val="000000"/>
-        </w:rPr>
-        <w:t>C</w:t>
+        <w:t xml:space="preserve">2021 MAR – 2021 </w:t>
+      </w:r>
+      <w:r>
+        <w:rPr>
+          <w:color w:val="000000"/>
+        </w:rPr>
+        <w:t>NOV</w:t>
       </w:r>
     </w:p>
     <w:tbl>
@@ -8347,6 +8334,98 @@
     </w:p>
     <w:p>
       <w:pPr>
+        <w:pStyle w:val="Heading3"/>
+        <w:shd w:val="clear" w:color="auto" w:fill="FFFFFF"/>
+        <w:textAlignment w:val="baseline"/>
+        <w:rPr>
+          <w:b/>
+          <w:smallCaps w:val="0"/>
+          <w:color w:val="000000"/>
+          <w:sz w:val="26"/>
+          <w:szCs w:val="26"/>
+        </w:rPr>
+      </w:pPr>
+      <w:r>
+        <w:rPr>
+          <w:b/>
+          <w:smallCaps w:val="0"/>
+          <w:color w:val="000000"/>
+          <w:sz w:val="26"/>
+          <w:szCs w:val="26"/>
+        </w:rPr>
+        <w:t>Pressure-robust staggered DG methods for the Navier-Stokes equations on general meshes</w:t>
+      </w:r>
+    </w:p>
+    <w:p>
+      <w:pPr>
+        <w:pStyle w:val="Heading3"/>
+        <w:shd w:val="clear" w:color="auto" w:fill="FFFFFF"/>
+        <w:textAlignment w:val="baseline"/>
+        <w:rPr>
+          <w:b/>
+          <w:smallCaps w:val="0"/>
+          <w:color w:val="000000"/>
+          <w:sz w:val="26"/>
+          <w:szCs w:val="26"/>
+        </w:rPr>
+      </w:pPr>
+      <w:r>
+        <w:rPr>
+          <w:b/>
+          <w:smallCaps w:val="0"/>
+          <w:color w:val="000000"/>
+          <w:sz w:val="26"/>
+          <w:szCs w:val="26"/>
+        </w:rPr>
+        <w:t>(Submitted)</w:t>
+      </w:r>
+    </w:p>
+    <w:p>
+      <w:pPr>
+        <w:pStyle w:val="Heading3"/>
+        <w:shd w:val="clear" w:color="auto" w:fill="FFFFFF"/>
+        <w:textAlignment w:val="baseline"/>
+        <w:rPr>
+          <w:bCs/>
+          <w:smallCaps w:val="0"/>
+          <w:color w:val="000000"/>
+          <w:sz w:val="22"/>
+          <w:szCs w:val="22"/>
+        </w:rPr>
+      </w:pPr>
+      <w:r>
+        <w:rPr>
+          <w:b/>
+          <w:smallCaps w:val="0"/>
+          <w:color w:val="000000"/>
+          <w:sz w:val="22"/>
+          <w:szCs w:val="22"/>
+        </w:rPr>
+        <w:t>Dohyun Kim</w:t>
+      </w:r>
+      <w:r>
+        <w:rPr>
+          <w:bCs/>
+          <w:smallCaps w:val="0"/>
+          <w:color w:val="000000"/>
+          <w:sz w:val="22"/>
+          <w:szCs w:val="22"/>
+        </w:rPr>
+        <w:t>, Lina Zhao, Eric Chung, Eun-Jae Park</w:t>
+      </w:r>
+    </w:p>
+    <w:p>
+      <w:pPr>
+        <w:rPr>
+          <w:b/>
+          <w:color w:val="000000"/>
+          <w:sz w:val="26"/>
+          <w:szCs w:val="26"/>
+        </w:rPr>
+      </w:pPr>
+    </w:p>
+    <w:p>
+      <w:pPr>
         <w:rPr>
           <w:b/>
           <w:color w:val="000000"/>
@@ -8423,17 +8502,7 @@
           <w:sz w:val="22"/>
           <w:szCs w:val="22"/>
         </w:rPr>
-        <w:t>, Amiya K. Pani, Eun-Jae Park</w:t>
-      </w:r>
-      <w:r>
-        <w:rPr>
-          <w:bCs/>
-          <w:smallCaps w:val="0"/>
-          <w:color w:val="000000"/>
-          <w:sz w:val="22"/>
-          <w:szCs w:val="22"/>
-        </w:rPr>
-        <w:t xml:space="preserve">, </w:t>
+        <w:t xml:space="preserve">, Amiya K. Pani, Eun-Jae Park, </w:t>
       </w:r>
     </w:p>
     <w:p>
@@ -8601,27 +8670,7 @@
           <w:sz w:val="26"/>
           <w:szCs w:val="26"/>
         </w:rPr>
-        <w:t xml:space="preserve">A Simple Introduction to the </w:t>
-      </w:r>
-      <w:proofErr w:type="spellStart"/>
-      <w:r>
-        <w:rPr>
-          <w:b/>
-          <w:color w:val="000000"/>
-          <w:sz w:val="26"/>
-          <w:szCs w:val="26"/>
-        </w:rPr>
-        <w:t>SiMPL</w:t>
-      </w:r>
-      <w:proofErr w:type="spellEnd"/>
-      <w:r>
-        <w:rPr>
-          <w:b/>
-          <w:color w:val="000000"/>
-          <w:sz w:val="26"/>
-          <w:szCs w:val="26"/>
-        </w:rPr>
-        <w:t xml:space="preserve"> Method for Density-Based Topology Optimization</w:t>
+        <w:t>A Simple Introduction to the SiMPL Method for Density-Based Topology Optimization</w:t>
       </w:r>
     </w:p>
     <w:bookmarkEnd w:id="14"/>
@@ -8749,27 +8798,7 @@
           <w:sz w:val="26"/>
           <w:szCs w:val="26"/>
         </w:rPr>
-        <w:t xml:space="preserve">Analysis of the </w:t>
-      </w:r>
-      <w:proofErr w:type="spellStart"/>
-      <w:r>
-        <w:rPr>
-          <w:b/>
-          <w:color w:val="000000"/>
-          <w:sz w:val="26"/>
-          <w:szCs w:val="26"/>
-        </w:rPr>
-        <w:t>SiMPL</w:t>
-      </w:r>
-      <w:proofErr w:type="spellEnd"/>
-      <w:r>
-        <w:rPr>
-          <w:b/>
-          <w:color w:val="000000"/>
-          <w:sz w:val="26"/>
-          <w:szCs w:val="26"/>
-        </w:rPr>
-        <w:t xml:space="preserve"> Method for Density-Based Topology Optimization</w:t>
+        <w:t>Analysis of the SiMPL Method for Density-Based Topology Optimization</w:t>
       </w:r>
     </w:p>
     <w:p>
@@ -8853,6 +8882,7 @@
           <w:sz w:val="22"/>
           <w:szCs w:val="22"/>
         </w:rPr>
+        <w:lastRenderedPageBreak/>
         <w:t xml:space="preserve">Brendan Keith, </w:t>
       </w:r>
       <w:r>
@@ -8878,13 +8908,12 @@
     </w:p>
     <w:p>
       <w:pPr>
-        <w:pStyle w:val="Heading3"/>
-        <w:shd w:val="clear" w:color="auto" w:fill="FFFFFF"/>
-        <w:textAlignment w:val="baseline"/>
-        <w:rPr>
-          <w:color w:val="000000"/>
-          <w:sz w:val="42"/>
-          <w:szCs w:val="42"/>
+        <w:rPr>
+          <w:b/>
+          <w:smallCaps/>
+          <w:color w:val="000000"/>
+          <w:sz w:val="26"/>
+          <w:szCs w:val="26"/>
         </w:rPr>
       </w:pPr>
     </w:p>
@@ -8898,9 +8927,7 @@
           <w:szCs w:val="26"/>
         </w:rPr>
       </w:pPr>
-    </w:p>
-    <w:p>
-      <w:pPr>
+      <w:r>
         <w:rPr>
           <w:b/>
           <w:smallCaps/>
@@ -8908,29 +8935,7 @@
           <w:sz w:val="26"/>
           <w:szCs w:val="26"/>
         </w:rPr>
-      </w:pPr>
-      <w:proofErr w:type="spellStart"/>
-      <w:r>
-        <w:rPr>
-          <w:b/>
-          <w:smallCaps/>
-          <w:color w:val="000000"/>
-          <w:sz w:val="26"/>
-          <w:szCs w:val="26"/>
-        </w:rPr>
-        <w:lastRenderedPageBreak/>
-        <w:t>DynAMO</w:t>
-      </w:r>
-      <w:proofErr w:type="spellEnd"/>
-      <w:r>
-        <w:rPr>
-          <w:b/>
-          <w:smallCaps/>
-          <w:color w:val="000000"/>
-          <w:sz w:val="26"/>
-          <w:szCs w:val="26"/>
-        </w:rPr>
-        <w:t xml:space="preserve">: </w:t>
+        <w:t xml:space="preserve">DynAMO: </w:t>
       </w:r>
       <w:bookmarkStart w:id="17" w:name="OLE_LINK5"/>
       <w:bookmarkStart w:id="18" w:name="OLE_LINK8"/>
@@ -9025,23 +9030,7 @@
           <w:bCs/>
           <w:color w:val="000000"/>
         </w:rPr>
-        <w:t xml:space="preserve">, Jiachen Yang, </w:t>
-      </w:r>
-      <w:proofErr w:type="spellStart"/>
-      <w:r>
-        <w:rPr>
-          <w:bCs/>
-          <w:color w:val="000000"/>
-        </w:rPr>
-        <w:t>Socratis</w:t>
-      </w:r>
-      <w:proofErr w:type="spellEnd"/>
-      <w:r>
-        <w:rPr>
-          <w:bCs/>
-          <w:color w:val="000000"/>
-        </w:rPr>
-        <w:t xml:space="preserve"> Petrides, Brendan Keith, Robert Anderson</w:t>
+        <w:t>, Jiachen Yang, Socratis Petrides, Brendan Keith, Robert Anderson</w:t>
       </w:r>
     </w:p>
     <w:p>
@@ -9289,21 +9278,7 @@
         <w:rPr>
           <w:color w:val="000000"/>
         </w:rPr>
-        <w:t xml:space="preserve">Polygonal staggered discontinuous </w:t>
-      </w:r>
-      <w:proofErr w:type="spellStart"/>
-      <w:r>
-        <w:rPr>
-          <w:color w:val="000000"/>
-        </w:rPr>
-        <w:t>Galerkin</w:t>
-      </w:r>
-      <w:proofErr w:type="spellEnd"/>
-      <w:r>
-        <w:rPr>
-          <w:color w:val="000000"/>
-        </w:rPr>
-        <w:t xml:space="preserve"> methods</w:t>
+        <w:t>Polygonal staggered discontinuous Galerkin methods</w:t>
       </w:r>
     </w:p>
     <w:p>
@@ -9313,19 +9288,11 @@
           <w:color w:val="000000"/>
         </w:rPr>
       </w:pPr>
-      <w:proofErr w:type="spellStart"/>
-      <w:r>
-        <w:rPr>
-          <w:color w:val="000000"/>
-        </w:rPr>
-        <w:t>Oberwolfach</w:t>
-      </w:r>
-      <w:proofErr w:type="spellEnd"/>
-      <w:r>
-        <w:rPr>
-          <w:color w:val="000000"/>
-        </w:rPr>
-        <w:t xml:space="preserve"> Reports</w:t>
+      <w:r>
+        <w:rPr>
+          <w:color w:val="000000"/>
+        </w:rPr>
+        <w:t>Oberwolfach Reports</w:t>
       </w:r>
       <w:r>
         <w:rPr>
@@ -9447,21 +9414,7 @@
         <w:rPr>
           <w:color w:val="000000"/>
         </w:rPr>
-        <w:t xml:space="preserve">Staggered DG methods for the </w:t>
-      </w:r>
-      <w:proofErr w:type="spellStart"/>
-      <w:r>
-        <w:rPr>
-          <w:color w:val="000000"/>
-        </w:rPr>
-        <w:t>pseudostress</w:t>
-      </w:r>
-      <w:proofErr w:type="spellEnd"/>
-      <w:r>
-        <w:rPr>
-          <w:color w:val="000000"/>
-        </w:rPr>
-        <w:t>-velocity formulation of the Stokes equations on general meshes</w:t>
+        <w:t>Staggered DG methods for the pseudostress-velocity formulation of the Stokes equations on general meshes</w:t>
       </w:r>
     </w:p>
     <w:bookmarkEnd w:id="30"/>
@@ -9567,29 +9520,8 @@
         <w:rPr>
           <w:color w:val="000000"/>
         </w:rPr>
-        <w:t>, Tae-Yeon Kim, Eun-Jae Park, Dong-</w:t>
-      </w:r>
-      <w:proofErr w:type="spellStart"/>
-      <w:r>
-        <w:rPr>
-          <w:color w:val="000000"/>
-        </w:rPr>
-        <w:t>wook</w:t>
-      </w:r>
-      <w:proofErr w:type="spellEnd"/>
-      <w:r>
-        <w:rPr>
-          <w:color w:val="000000"/>
-        </w:rPr>
-        <w:t xml:space="preserve"> Shin</w:t>
-      </w:r>
-    </w:p>
-    <w:p>
-      <w:pPr>
-        <w:rPr>
-          <w:color w:val="000000"/>
-        </w:rPr>
-      </w:pPr>
+        <w:t>, Tae-Yeon Kim, Eun-Jae Park, Dong-wook Shin</w:t>
+      </w:r>
     </w:p>
     <w:tbl>
       <w:tblPr>
@@ -10629,34 +10561,11 @@
           <w:color w:val="000000"/>
         </w:rPr>
       </w:pPr>
-      <w:proofErr w:type="gramStart"/>
-      <w:r>
-        <w:rPr>
-          <w:color w:val="000000"/>
-        </w:rPr>
-        <w:lastRenderedPageBreak/>
-        <w:t>Mini-symposium</w:t>
-      </w:r>
-      <w:proofErr w:type="gramEnd"/>
-      <w:r>
-        <w:rPr>
-          <w:color w:val="000000"/>
-        </w:rPr>
-        <w:t xml:space="preserve">: Recent developments in mathematical analysis and </w:t>
-      </w:r>
-      <w:proofErr w:type="spellStart"/>
-      <w:r>
-        <w:rPr>
-          <w:color w:val="000000"/>
-        </w:rPr>
-        <w:t>numerics</w:t>
-      </w:r>
-      <w:proofErr w:type="spellEnd"/>
-      <w:r>
-        <w:rPr>
-          <w:color w:val="000000"/>
-        </w:rPr>
-        <w:t xml:space="preserve"> for incompressible flow and related problems |</w:t>
+      <w:r>
+        <w:rPr>
+          <w:color w:val="000000"/>
+        </w:rPr>
+        <w:t>Mini-symposium: Recent developments in mathematical analysis and numerics for incompressible flow and related problems |</w:t>
       </w:r>
       <w:r>
         <w:rPr>
@@ -11739,19 +11648,11 @@
           <w:color w:val="000000"/>
         </w:rPr>
       </w:pPr>
-      <w:proofErr w:type="spellStart"/>
-      <w:r>
-        <w:rPr>
-          <w:color w:val="000000"/>
-        </w:rPr>
-        <w:t>SiMPL</w:t>
-      </w:r>
-      <w:proofErr w:type="spellEnd"/>
-      <w:r>
-        <w:rPr>
-          <w:color w:val="000000"/>
-        </w:rPr>
-        <w:t xml:space="preserve"> Method for Topology Optimization | </w:t>
+      <w:r>
+        <w:rPr>
+          <w:color w:val="000000"/>
+        </w:rPr>
+        <w:t xml:space="preserve">SiMPL Method for Topology Optimization | </w:t>
       </w:r>
       <w:bookmarkStart w:id="38" w:name="OLE_LINK17"/>
       <w:r>
@@ -11796,21 +11697,7 @@
         <w:rPr>
           <w:color w:val="000000"/>
         </w:rPr>
-        <w:t xml:space="preserve">A Simple Introduction to the </w:t>
-      </w:r>
-      <w:proofErr w:type="spellStart"/>
-      <w:r>
-        <w:rPr>
-          <w:color w:val="000000"/>
-        </w:rPr>
-        <w:t>SiMPL</w:t>
-      </w:r>
-      <w:proofErr w:type="spellEnd"/>
-      <w:r>
-        <w:rPr>
-          <w:color w:val="000000"/>
-        </w:rPr>
-        <w:t xml:space="preserve"> Method for Density-Based Topology Optimization</w:t>
+        <w:t>A Simple Introduction to the SiMPL Method for Density-Based Topology Optimization</w:t>
       </w:r>
       <w:r>
         <w:rPr>
@@ -11893,19 +11780,11 @@
         </w:rPr>
       </w:pPr>
       <w:bookmarkStart w:id="40" w:name="OLE_LINK13"/>
-      <w:proofErr w:type="spellStart"/>
-      <w:r>
-        <w:rPr>
-          <w:color w:val="000000"/>
-        </w:rPr>
-        <w:t>SiMPL</w:t>
-      </w:r>
-      <w:proofErr w:type="spellEnd"/>
-      <w:r>
-        <w:rPr>
-          <w:color w:val="000000"/>
-        </w:rPr>
-        <w:t xml:space="preserve"> </w:t>
+      <w:r>
+        <w:rPr>
+          <w:color w:val="000000"/>
+        </w:rPr>
+        <w:t xml:space="preserve">SiMPL </w:t>
       </w:r>
       <w:r>
         <w:rPr>
@@ -11963,19 +11842,11 @@
           <w:color w:val="000000"/>
         </w:rPr>
       </w:pPr>
-      <w:proofErr w:type="spellStart"/>
-      <w:r>
-        <w:rPr>
-          <w:color w:val="000000"/>
-        </w:rPr>
-        <w:t>DynAMO</w:t>
-      </w:r>
-      <w:proofErr w:type="spellEnd"/>
-      <w:r>
-        <w:rPr>
-          <w:color w:val="000000"/>
-        </w:rPr>
-        <w:t>: Dynamic Anticipatory Mesh Optimization with Reinforcement Learning</w:t>
+      <w:r>
+        <w:rPr>
+          <w:color w:val="000000"/>
+        </w:rPr>
+        <w:t>DynAMO: Dynamic Anticipatory Mesh Optimization with Reinforcement Learning</w:t>
       </w:r>
       <w:r>
         <w:rPr>
@@ -12032,19 +11903,11 @@
           <w:color w:val="000000"/>
         </w:rPr>
       </w:pPr>
-      <w:proofErr w:type="spellStart"/>
-      <w:r>
-        <w:rPr>
-          <w:color w:val="000000"/>
-        </w:rPr>
-        <w:t>DynAMO</w:t>
-      </w:r>
-      <w:proofErr w:type="spellEnd"/>
-      <w:r>
-        <w:rPr>
-          <w:color w:val="000000"/>
-        </w:rPr>
-        <w:t>: Dynamic Anticipatory Mesh Optimization with Reinforcement Learning</w:t>
+      <w:r>
+        <w:rPr>
+          <w:color w:val="000000"/>
+        </w:rPr>
+        <w:t>DynAMO: Dynamic Anticipatory Mesh Optimization with Reinforcement Learning</w:t>
       </w:r>
       <w:r>
         <w:rPr>
@@ -12075,25 +11938,7 @@
           <w:bCs/>
           <w:color w:val="000000"/>
         </w:rPr>
-        <w:t xml:space="preserve"> International Conference on High Order Finite Element and </w:t>
-      </w:r>
-      <w:proofErr w:type="spellStart"/>
-      <w:r>
-        <w:rPr>
-          <w:b w:val="0"/>
-          <w:bCs/>
-          <w:color w:val="000000"/>
-        </w:rPr>
-        <w:t>Isogeometric</w:t>
-      </w:r>
-      <w:proofErr w:type="spellEnd"/>
-      <w:r>
-        <w:rPr>
-          <w:b w:val="0"/>
-          <w:bCs/>
-          <w:color w:val="000000"/>
-        </w:rPr>
-        <w:t xml:space="preserve"> Methods</w:t>
+        <w:t xml:space="preserve"> International Conference on High Order Finite Element and Isogeometric Methods</w:t>
       </w:r>
     </w:p>
     <w:p>
@@ -12114,14 +11959,12 @@
         </w:rPr>
         <w:t xml:space="preserve">, 2023, </w:t>
       </w:r>
-      <w:proofErr w:type="spellStart"/>
       <w:r>
         <w:rPr>
           <w:color w:val="000000"/>
         </w:rPr>
         <w:t>Larnaca</w:t>
       </w:r>
-      <w:proofErr w:type="spellEnd"/>
       <w:r>
         <w:rPr>
           <w:color w:val="000000"/>
@@ -12386,21 +12229,7 @@
         <w:rPr>
           <w:color w:val="000000"/>
         </w:rPr>
-        <w:t xml:space="preserve">Staggered discontinuous </w:t>
-      </w:r>
-      <w:proofErr w:type="spellStart"/>
-      <w:r>
-        <w:rPr>
-          <w:color w:val="000000"/>
-        </w:rPr>
-        <w:t>Galerkin</w:t>
-      </w:r>
-      <w:proofErr w:type="spellEnd"/>
-      <w:r>
-        <w:rPr>
-          <w:color w:val="000000"/>
-        </w:rPr>
-        <w:t xml:space="preserve"> methods for the Stokes equations on general polygonal meshes |</w:t>
+        <w:t>Staggered discontinuous Galerkin methods for the Stokes equations on general polygonal meshes |</w:t>
       </w:r>
       <w:r>
         <w:rPr>
@@ -12497,21 +12326,7 @@
         <w:rPr>
           <w:color w:val="000000"/>
         </w:rPr>
-        <w:t xml:space="preserve">A C0-discontinuous </w:t>
-      </w:r>
-      <w:proofErr w:type="spellStart"/>
-      <w:r>
-        <w:rPr>
-          <w:color w:val="000000"/>
-        </w:rPr>
-        <w:t>Galerkin</w:t>
-      </w:r>
-      <w:proofErr w:type="spellEnd"/>
-      <w:r>
-        <w:rPr>
-          <w:color w:val="000000"/>
-        </w:rPr>
-        <w:t xml:space="preserve"> method for quasi-geostrophic equations |</w:t>
+        <w:t>A C0-discontinuous Galerkin method for quasi-geostrophic equations |</w:t>
       </w:r>
       <w:r>
         <w:rPr>
@@ -13548,19 +13363,11 @@
       <w:bookmarkEnd w:id="44"/>
       <w:bookmarkEnd w:id="45"/>
       <w:bookmarkEnd w:id="46"/>
-      <w:proofErr w:type="spellStart"/>
-      <w:r>
-        <w:rPr>
-          <w:color w:val="000000"/>
-        </w:rPr>
-        <w:t>SiMPL</w:t>
-      </w:r>
-      <w:proofErr w:type="spellEnd"/>
-      <w:r>
-        <w:rPr>
-          <w:color w:val="000000"/>
-        </w:rPr>
-        <w:t xml:space="preserve"> Method for Topology Optimization |</w:t>
+      <w:r>
+        <w:rPr>
+          <w:color w:val="000000"/>
+        </w:rPr>
+        <w:t>SiMPL Method for Topology Optimization |</w:t>
       </w:r>
       <w:r>
         <w:rPr>
@@ -13625,19 +13432,11 @@
         </w:rPr>
         <w:t xml:space="preserve">POSTER) </w:t>
       </w:r>
-      <w:proofErr w:type="spellStart"/>
-      <w:r>
-        <w:rPr>
-          <w:color w:val="000000"/>
-        </w:rPr>
-        <w:t>DynAMO</w:t>
-      </w:r>
-      <w:proofErr w:type="spellEnd"/>
-      <w:r>
-        <w:rPr>
-          <w:color w:val="000000"/>
-        </w:rPr>
-        <w:t>: Dynamic Anticipatory Mesh Optimization with Reinforcement Learning</w:t>
+      <w:r>
+        <w:rPr>
+          <w:color w:val="000000"/>
+        </w:rPr>
+        <w:t>DynAMO: Dynamic Anticipatory Mesh Optimization with Reinforcement Learning</w:t>
       </w:r>
       <w:r>
         <w:rPr>
@@ -13824,6 +13623,7 @@
         <w:rPr>
           <w:color w:val="000000"/>
         </w:rPr>
+        <w:lastRenderedPageBreak/>
         <w:t>Staggered DG method with small edges for Darcy flows in fractured porous media|</w:t>
       </w:r>
       <w:r>
@@ -13865,7 +13665,6 @@
         <w:rPr>
           <w:color w:val="000000"/>
         </w:rPr>
-        <w:lastRenderedPageBreak/>
         <w:t>C0-interior penalty methods for stationary quasi-geostrophic equations |</w:t>
       </w:r>
       <w:r>
@@ -13950,7 +13749,6 @@
         </w:rPr>
         <w:t xml:space="preserve">(POSTER) B-spline based finite element method for a </w:t>
       </w:r>
-      <w:proofErr w:type="gramStart"/>
       <w:r>
         <w:rPr>
           <w:color w:val="000000"/>
@@ -13961,14 +13759,7 @@
         <w:rPr>
           <w:color w:val="000000"/>
         </w:rPr>
-        <w:t>arge scale</w:t>
-      </w:r>
-      <w:proofErr w:type="gramEnd"/>
-      <w:r>
-        <w:rPr>
-          <w:color w:val="000000"/>
-        </w:rPr>
-        <w:t xml:space="preserve"> ocean circulation | </w:t>
+        <w:t xml:space="preserve">arge scale ocean circulation | </w:t>
       </w:r>
       <w:r>
         <w:rPr>
@@ -14011,21 +13802,7 @@
         <w:rPr>
           <w:color w:val="000000"/>
         </w:rPr>
-        <w:t xml:space="preserve">Discontinuous </w:t>
-      </w:r>
-      <w:proofErr w:type="spellStart"/>
-      <w:r>
-        <w:rPr>
-          <w:color w:val="000000"/>
-        </w:rPr>
-        <w:t>Galerkin</w:t>
-      </w:r>
-      <w:proofErr w:type="spellEnd"/>
-      <w:r>
-        <w:rPr>
-          <w:color w:val="000000"/>
-        </w:rPr>
-        <w:t xml:space="preserve"> methods for Hodgkin-Huxley model |</w:t>
+        <w:t>Discontinuous Galerkin methods for Hodgkin-Huxley model |</w:t>
       </w:r>
       <w:r>
         <w:rPr>
@@ -15921,7 +15698,7 @@
               <w:rPr>
                 <w:color w:val="000000"/>
               </w:rPr>
-              <w:t>MATLAB</w:t>
+              <w:t>C++</w:t>
             </w:r>
           </w:p>
           <w:p>
@@ -15979,7 +15756,7 @@
               <w:rPr>
                 <w:color w:val="000000"/>
               </w:rPr>
-              <w:t>C++</w:t>
+              <w:t>Matlab</w:t>
             </w:r>
           </w:p>
           <w:p>
@@ -15997,1048 +15774,6 @@
                 <w:color w:val="000000"/>
               </w:rPr>
             </w:pPr>
-          </w:p>
-        </w:tc>
-      </w:tr>
-    </w:tbl>
-    <w:p>
-      <w:pPr>
-        <w:widowControl w:val="0"/>
-        <w:pBdr>
-          <w:top w:val="nil"/>
-          <w:left w:val="nil"/>
-          <w:bottom w:val="nil"/>
-          <w:right w:val="nil"/>
-          <w:between w:val="nil"/>
-        </w:pBdr>
-        <w:spacing w:after="0" w:line="276" w:lineRule="auto"/>
-        <w:rPr>
-          <w:color w:val="000000"/>
-        </w:rPr>
-      </w:pPr>
-    </w:p>
-    <w:tbl>
-      <w:tblPr>
-        <w:tblStyle w:val="aa"/>
-        <w:tblW w:w="9374" w:type="dxa"/>
-        <w:tblInd w:w="-720" w:type="dxa"/>
-        <w:tblBorders>
-          <w:top w:val="nil"/>
-          <w:left w:val="nil"/>
-          <w:bottom w:val="nil"/>
-          <w:right w:val="nil"/>
-          <w:insideH w:val="nil"/>
-          <w:insideV w:val="nil"/>
-        </w:tblBorders>
-        <w:tblLayout w:type="fixed"/>
-        <w:tblLook w:val="0400" w:firstRow="0" w:lastRow="0" w:firstColumn="0" w:lastColumn="0" w:noHBand="0" w:noVBand="1"/>
-      </w:tblPr>
-      <w:tblGrid>
-        <w:gridCol w:w="725"/>
-        <w:gridCol w:w="8649"/>
-      </w:tblGrid>
-      <w:tr>
-        <w:tc>
-          <w:tcPr>
-            <w:tcW w:w="725" w:type="dxa"/>
-            <w:tcMar>
-              <w:right w:w="216" w:type="dxa"/>
-            </w:tcMar>
-            <w:vAlign w:val="bottom"/>
-          </w:tcPr>
-          <w:p>
-            <w:pPr>
-              <w:pBdr>
-                <w:top w:val="nil"/>
-                <w:left w:val="nil"/>
-                <w:bottom w:val="nil"/>
-                <w:right w:val="nil"/>
-                <w:between w:val="nil"/>
-              </w:pBdr>
-              <w:spacing w:after="20"/>
-              <w:jc w:val="center"/>
-              <w:rPr>
-                <w:color w:val="000000"/>
-              </w:rPr>
-            </w:pPr>
-            <w:r>
-              <w:rPr>
-                <w:noProof/>
-                <w:color w:val="000000"/>
-              </w:rPr>
-              <mc:AlternateContent>
-                <mc:Choice Requires="wpg">
-                  <w:drawing>
-                    <wp:inline distT="0" distB="0" distL="0" distR="0" wp14:anchorId="0B8544C2" wp14:editId="12AB9095">
-                      <wp:extent cx="274320" cy="274320"/>
-                      <wp:effectExtent l="0" t="0" r="0" b="0"/>
-                      <wp:docPr id="53" name="Group 53" descr="Activities icon"/>
-                      <wp:cNvGraphicFramePr/>
-                      <a:graphic xmlns:a="http://schemas.openxmlformats.org/drawingml/2006/main">
-                        <a:graphicData uri="http://schemas.microsoft.com/office/word/2010/wordprocessingGroup">
-                          <wpg:wgp>
-                            <wpg:cNvGrpSpPr/>
-                            <wpg:grpSpPr>
-                              <a:xfrm>
-                                <a:off x="0" y="0"/>
-                                <a:ext cx="274320" cy="274320"/>
-                                <a:chOff x="5208840" y="3642840"/>
-                                <a:chExt cx="274320" cy="274320"/>
-                              </a:xfrm>
-                            </wpg:grpSpPr>
-                            <wpg:grpSp>
-                              <wpg:cNvPr id="56" name="Group 54"/>
-                              <wpg:cNvGrpSpPr/>
-                              <wpg:grpSpPr>
-                                <a:xfrm>
-                                  <a:off x="5208840" y="3642840"/>
-                                  <a:ext cx="274320" cy="274320"/>
-                                  <a:chOff x="0" y="0"/>
-                                  <a:chExt cx="171" cy="171"/>
-                                </a:xfrm>
-                              </wpg:grpSpPr>
-                              <wps:wsp>
-                                <wps:cNvPr id="57" name="Rectangle 55"/>
-                                <wps:cNvSpPr/>
-                                <wps:spPr>
-                                  <a:xfrm>
-                                    <a:off x="0" y="0"/>
-                                    <a:ext cx="150" cy="150"/>
-                                  </a:xfrm>
-                                  <a:prstGeom prst="rect">
-                                    <a:avLst/>
-                                  </a:prstGeom>
-                                  <a:noFill/>
-                                  <a:ln>
-                                    <a:noFill/>
-                                  </a:ln>
-                                </wps:spPr>
-                                <wps:txbx>
-                                  <w:txbxContent>
-                                    <w:p>
-                                      <w:pPr>
-                                        <w:spacing w:after="0"/>
-                                        <w:textDirection w:val="btLr"/>
-                                      </w:pPr>
-                                    </w:p>
-                                  </w:txbxContent>
-                                </wps:txbx>
-                                <wps:bodyPr spcFirstLastPara="1" wrap="square" lIns="91425" tIns="91425" rIns="91425" bIns="91425" anchor="ctr" anchorCtr="0">
-                                  <a:noAutofit/>
-                                </wps:bodyPr>
-                              </wps:wsp>
-                              <wps:wsp>
-                                <wps:cNvPr id="58" name="Freeform: Shape 56"/>
-                                <wps:cNvSpPr/>
-                                <wps:spPr>
-                                  <a:xfrm>
-                                    <a:off x="0" y="0"/>
-                                    <a:ext cx="171" cy="171"/>
-                                  </a:xfrm>
-                                  <a:custGeom>
-                                    <a:avLst/>
-                                    <a:gdLst/>
-                                    <a:ahLst/>
-                                    <a:cxnLst/>
-                                    <a:rect l="l" t="t" r="r" b="b"/>
-                                    <a:pathLst>
-                                      <a:path w="3246" h="3246" extrusionOk="0">
-                                        <a:moveTo>
-                                          <a:pt x="1623" y="0"/>
-                                        </a:moveTo>
-                                        <a:lnTo>
-                                          <a:pt x="1725" y="3"/>
-                                        </a:lnTo>
-                                        <a:lnTo>
-                                          <a:pt x="1826" y="13"/>
-                                        </a:lnTo>
-                                        <a:lnTo>
-                                          <a:pt x="1925" y="28"/>
-                                        </a:lnTo>
-                                        <a:lnTo>
-                                          <a:pt x="2023" y="49"/>
-                                        </a:lnTo>
-                                        <a:lnTo>
-                                          <a:pt x="2117" y="77"/>
-                                        </a:lnTo>
-                                        <a:lnTo>
-                                          <a:pt x="2210" y="109"/>
-                                        </a:lnTo>
-                                        <a:lnTo>
-                                          <a:pt x="2299" y="147"/>
-                                        </a:lnTo>
-                                        <a:lnTo>
-                                          <a:pt x="2386" y="190"/>
-                                        </a:lnTo>
-                                        <a:lnTo>
-                                          <a:pt x="2469" y="239"/>
-                                        </a:lnTo>
-                                        <a:lnTo>
-                                          <a:pt x="2551" y="291"/>
-                                        </a:lnTo>
-                                        <a:lnTo>
-                                          <a:pt x="2628" y="348"/>
-                                        </a:lnTo>
-                                        <a:lnTo>
-                                          <a:pt x="2701" y="410"/>
-                                        </a:lnTo>
-                                        <a:lnTo>
-                                          <a:pt x="2771" y="475"/>
-                                        </a:lnTo>
-                                        <a:lnTo>
-                                          <a:pt x="2836" y="545"/>
-                                        </a:lnTo>
-                                        <a:lnTo>
-                                          <a:pt x="2898" y="618"/>
-                                        </a:lnTo>
-                                        <a:lnTo>
-                                          <a:pt x="2955" y="695"/>
-                                        </a:lnTo>
-                                        <a:lnTo>
-                                          <a:pt x="3007" y="777"/>
-                                        </a:lnTo>
-                                        <a:lnTo>
-                                          <a:pt x="3056" y="860"/>
-                                        </a:lnTo>
-                                        <a:lnTo>
-                                          <a:pt x="3099" y="947"/>
-                                        </a:lnTo>
-                                        <a:lnTo>
-                                          <a:pt x="3137" y="1036"/>
-                                        </a:lnTo>
-                                        <a:lnTo>
-                                          <a:pt x="3169" y="1129"/>
-                                        </a:lnTo>
-                                        <a:lnTo>
-                                          <a:pt x="3197" y="1223"/>
-                                        </a:lnTo>
-                                        <a:lnTo>
-                                          <a:pt x="3218" y="1321"/>
-                                        </a:lnTo>
-                                        <a:lnTo>
-                                          <a:pt x="3233" y="1420"/>
-                                        </a:lnTo>
-                                        <a:lnTo>
-                                          <a:pt x="3243" y="1521"/>
-                                        </a:lnTo>
-                                        <a:lnTo>
-                                          <a:pt x="3246" y="1623"/>
-                                        </a:lnTo>
-                                        <a:lnTo>
-                                          <a:pt x="3243" y="1725"/>
-                                        </a:lnTo>
-                                        <a:lnTo>
-                                          <a:pt x="3233" y="1826"/>
-                                        </a:lnTo>
-                                        <a:lnTo>
-                                          <a:pt x="3218" y="1926"/>
-                                        </a:lnTo>
-                                        <a:lnTo>
-                                          <a:pt x="3197" y="2023"/>
-                                        </a:lnTo>
-                                        <a:lnTo>
-                                          <a:pt x="3169" y="2117"/>
-                                        </a:lnTo>
-                                        <a:lnTo>
-                                          <a:pt x="3137" y="2210"/>
-                                        </a:lnTo>
-                                        <a:lnTo>
-                                          <a:pt x="3099" y="2299"/>
-                                        </a:lnTo>
-                                        <a:lnTo>
-                                          <a:pt x="3056" y="2386"/>
-                                        </a:lnTo>
-                                        <a:lnTo>
-                                          <a:pt x="3007" y="2470"/>
-                                        </a:lnTo>
-                                        <a:lnTo>
-                                          <a:pt x="2955" y="2551"/>
-                                        </a:lnTo>
-                                        <a:lnTo>
-                                          <a:pt x="2898" y="2628"/>
-                                        </a:lnTo>
-                                        <a:lnTo>
-                                          <a:pt x="2836" y="2701"/>
-                                        </a:lnTo>
-                                        <a:lnTo>
-                                          <a:pt x="2771" y="2771"/>
-                                        </a:lnTo>
-                                        <a:lnTo>
-                                          <a:pt x="2701" y="2836"/>
-                                        </a:lnTo>
-                                        <a:lnTo>
-                                          <a:pt x="2628" y="2898"/>
-                                        </a:lnTo>
-                                        <a:lnTo>
-                                          <a:pt x="2551" y="2955"/>
-                                        </a:lnTo>
-                                        <a:lnTo>
-                                          <a:pt x="2469" y="3008"/>
-                                        </a:lnTo>
-                                        <a:lnTo>
-                                          <a:pt x="2386" y="3056"/>
-                                        </a:lnTo>
-                                        <a:lnTo>
-                                          <a:pt x="2299" y="3099"/>
-                                        </a:lnTo>
-                                        <a:lnTo>
-                                          <a:pt x="2210" y="3137"/>
-                                        </a:lnTo>
-                                        <a:lnTo>
-                                          <a:pt x="2117" y="3169"/>
-                                        </a:lnTo>
-                                        <a:lnTo>
-                                          <a:pt x="2023" y="3197"/>
-                                        </a:lnTo>
-                                        <a:lnTo>
-                                          <a:pt x="1925" y="3218"/>
-                                        </a:lnTo>
-                                        <a:lnTo>
-                                          <a:pt x="1826" y="3233"/>
-                                        </a:lnTo>
-                                        <a:lnTo>
-                                          <a:pt x="1725" y="3243"/>
-                                        </a:lnTo>
-                                        <a:lnTo>
-                                          <a:pt x="1623" y="3246"/>
-                                        </a:lnTo>
-                                        <a:lnTo>
-                                          <a:pt x="1521" y="3243"/>
-                                        </a:lnTo>
-                                        <a:lnTo>
-                                          <a:pt x="1420" y="3233"/>
-                                        </a:lnTo>
-                                        <a:lnTo>
-                                          <a:pt x="1320" y="3218"/>
-                                        </a:lnTo>
-                                        <a:lnTo>
-                                          <a:pt x="1223" y="3197"/>
-                                        </a:lnTo>
-                                        <a:lnTo>
-                                          <a:pt x="1129" y="3169"/>
-                                        </a:lnTo>
-                                        <a:lnTo>
-                                          <a:pt x="1036" y="3137"/>
-                                        </a:lnTo>
-                                        <a:lnTo>
-                                          <a:pt x="947" y="3099"/>
-                                        </a:lnTo>
-                                        <a:lnTo>
-                                          <a:pt x="860" y="3056"/>
-                                        </a:lnTo>
-                                        <a:lnTo>
-                                          <a:pt x="776" y="3008"/>
-                                        </a:lnTo>
-                                        <a:lnTo>
-                                          <a:pt x="695" y="2955"/>
-                                        </a:lnTo>
-                                        <a:lnTo>
-                                          <a:pt x="618" y="2898"/>
-                                        </a:lnTo>
-                                        <a:lnTo>
-                                          <a:pt x="545" y="2836"/>
-                                        </a:lnTo>
-                                        <a:lnTo>
-                                          <a:pt x="475" y="2771"/>
-                                        </a:lnTo>
-                                        <a:lnTo>
-                                          <a:pt x="410" y="2701"/>
-                                        </a:lnTo>
-                                        <a:lnTo>
-                                          <a:pt x="348" y="2628"/>
-                                        </a:lnTo>
-                                        <a:lnTo>
-                                          <a:pt x="291" y="2551"/>
-                                        </a:lnTo>
-                                        <a:lnTo>
-                                          <a:pt x="238" y="2470"/>
-                                        </a:lnTo>
-                                        <a:lnTo>
-                                          <a:pt x="190" y="2386"/>
-                                        </a:lnTo>
-                                        <a:lnTo>
-                                          <a:pt x="147" y="2299"/>
-                                        </a:lnTo>
-                                        <a:lnTo>
-                                          <a:pt x="109" y="2210"/>
-                                        </a:lnTo>
-                                        <a:lnTo>
-                                          <a:pt x="77" y="2117"/>
-                                        </a:lnTo>
-                                        <a:lnTo>
-                                          <a:pt x="49" y="2023"/>
-                                        </a:lnTo>
-                                        <a:lnTo>
-                                          <a:pt x="28" y="1926"/>
-                                        </a:lnTo>
-                                        <a:lnTo>
-                                          <a:pt x="13" y="1826"/>
-                                        </a:lnTo>
-                                        <a:lnTo>
-                                          <a:pt x="3" y="1725"/>
-                                        </a:lnTo>
-                                        <a:lnTo>
-                                          <a:pt x="0" y="1623"/>
-                                        </a:lnTo>
-                                        <a:lnTo>
-                                          <a:pt x="3" y="1521"/>
-                                        </a:lnTo>
-                                        <a:lnTo>
-                                          <a:pt x="13" y="1420"/>
-                                        </a:lnTo>
-                                        <a:lnTo>
-                                          <a:pt x="28" y="1321"/>
-                                        </a:lnTo>
-                                        <a:lnTo>
-                                          <a:pt x="49" y="1223"/>
-                                        </a:lnTo>
-                                        <a:lnTo>
-                                          <a:pt x="77" y="1129"/>
-                                        </a:lnTo>
-                                        <a:lnTo>
-                                          <a:pt x="109" y="1036"/>
-                                        </a:lnTo>
-                                        <a:lnTo>
-                                          <a:pt x="147" y="947"/>
-                                        </a:lnTo>
-                                        <a:lnTo>
-                                          <a:pt x="190" y="860"/>
-                                        </a:lnTo>
-                                        <a:lnTo>
-                                          <a:pt x="238" y="777"/>
-                                        </a:lnTo>
-                                        <a:lnTo>
-                                          <a:pt x="291" y="695"/>
-                                        </a:lnTo>
-                                        <a:lnTo>
-                                          <a:pt x="348" y="618"/>
-                                        </a:lnTo>
-                                        <a:lnTo>
-                                          <a:pt x="410" y="545"/>
-                                        </a:lnTo>
-                                        <a:lnTo>
-                                          <a:pt x="475" y="475"/>
-                                        </a:lnTo>
-                                        <a:lnTo>
-                                          <a:pt x="545" y="410"/>
-                                        </a:lnTo>
-                                        <a:lnTo>
-                                          <a:pt x="618" y="348"/>
-                                        </a:lnTo>
-                                        <a:lnTo>
-                                          <a:pt x="695" y="291"/>
-                                        </a:lnTo>
-                                        <a:lnTo>
-                                          <a:pt x="776" y="239"/>
-                                        </a:lnTo>
-                                        <a:lnTo>
-                                          <a:pt x="860" y="190"/>
-                                        </a:lnTo>
-                                        <a:lnTo>
-                                          <a:pt x="947" y="147"/>
-                                        </a:lnTo>
-                                        <a:lnTo>
-                                          <a:pt x="1036" y="109"/>
-                                        </a:lnTo>
-                                        <a:lnTo>
-                                          <a:pt x="1129" y="77"/>
-                                        </a:lnTo>
-                                        <a:lnTo>
-                                          <a:pt x="1223" y="49"/>
-                                        </a:lnTo>
-                                        <a:lnTo>
-                                          <a:pt x="1320" y="28"/>
-                                        </a:lnTo>
-                                        <a:lnTo>
-                                          <a:pt x="1420" y="13"/>
-                                        </a:lnTo>
-                                        <a:lnTo>
-                                          <a:pt x="1521" y="3"/>
-                                        </a:lnTo>
-                                        <a:lnTo>
-                                          <a:pt x="1623" y="0"/>
-                                        </a:lnTo>
-                                        <a:close/>
-                                      </a:path>
-                                    </a:pathLst>
-                                  </a:custGeom>
-                                  <a:solidFill>
-                                    <a:schemeClr val="accent1"/>
-                                  </a:solidFill>
-                                  <a:ln>
-                                    <a:noFill/>
-                                  </a:ln>
-                                </wps:spPr>
-                                <wps:bodyPr spcFirstLastPara="1" wrap="square" lIns="91425" tIns="91425" rIns="91425" bIns="91425" anchor="ctr" anchorCtr="0">
-                                  <a:noAutofit/>
-                                </wps:bodyPr>
-                              </wps:wsp>
-                              <wps:wsp>
-                                <wps:cNvPr id="59" name="Freeform: Shape 57"/>
-                                <wps:cNvSpPr/>
-                                <wps:spPr>
-                                  <a:xfrm>
-                                    <a:off x="56" y="80"/>
-                                    <a:ext cx="14" cy="13"/>
-                                  </a:xfrm>
-                                  <a:custGeom>
-                                    <a:avLst/>
-                                    <a:gdLst/>
-                                    <a:ahLst/>
-                                    <a:cxnLst/>
-                                    <a:rect l="l" t="t" r="r" b="b"/>
-                                    <a:pathLst>
-                                      <a:path w="261" h="261" extrusionOk="0">
-                                        <a:moveTo>
-                                          <a:pt x="130" y="0"/>
-                                        </a:moveTo>
-                                        <a:lnTo>
-                                          <a:pt x="157" y="3"/>
-                                        </a:lnTo>
-                                        <a:lnTo>
-                                          <a:pt x="181" y="10"/>
-                                        </a:lnTo>
-                                        <a:lnTo>
-                                          <a:pt x="203" y="22"/>
-                                        </a:lnTo>
-                                        <a:lnTo>
-                                          <a:pt x="223" y="38"/>
-                                        </a:lnTo>
-                                        <a:lnTo>
-                                          <a:pt x="239" y="58"/>
-                                        </a:lnTo>
-                                        <a:lnTo>
-                                          <a:pt x="251" y="80"/>
-                                        </a:lnTo>
-                                        <a:lnTo>
-                                          <a:pt x="258" y="104"/>
-                                        </a:lnTo>
-                                        <a:lnTo>
-                                          <a:pt x="261" y="131"/>
-                                        </a:lnTo>
-                                        <a:lnTo>
-                                          <a:pt x="258" y="157"/>
-                                        </a:lnTo>
-                                        <a:lnTo>
-                                          <a:pt x="251" y="181"/>
-                                        </a:lnTo>
-                                        <a:lnTo>
-                                          <a:pt x="239" y="204"/>
-                                        </a:lnTo>
-                                        <a:lnTo>
-                                          <a:pt x="223" y="223"/>
-                                        </a:lnTo>
-                                        <a:lnTo>
-                                          <a:pt x="203" y="239"/>
-                                        </a:lnTo>
-                                        <a:lnTo>
-                                          <a:pt x="181" y="251"/>
-                                        </a:lnTo>
-                                        <a:lnTo>
-                                          <a:pt x="157" y="259"/>
-                                        </a:lnTo>
-                                        <a:lnTo>
-                                          <a:pt x="130" y="261"/>
-                                        </a:lnTo>
-                                        <a:lnTo>
-                                          <a:pt x="104" y="259"/>
-                                        </a:lnTo>
-                                        <a:lnTo>
-                                          <a:pt x="80" y="251"/>
-                                        </a:lnTo>
-                                        <a:lnTo>
-                                          <a:pt x="57" y="239"/>
-                                        </a:lnTo>
-                                        <a:lnTo>
-                                          <a:pt x="38" y="223"/>
-                                        </a:lnTo>
-                                        <a:lnTo>
-                                          <a:pt x="22" y="204"/>
-                                        </a:lnTo>
-                                        <a:lnTo>
-                                          <a:pt x="10" y="181"/>
-                                        </a:lnTo>
-                                        <a:lnTo>
-                                          <a:pt x="2" y="157"/>
-                                        </a:lnTo>
-                                        <a:lnTo>
-                                          <a:pt x="0" y="131"/>
-                                        </a:lnTo>
-                                        <a:lnTo>
-                                          <a:pt x="2" y="104"/>
-                                        </a:lnTo>
-                                        <a:lnTo>
-                                          <a:pt x="10" y="80"/>
-                                        </a:lnTo>
-                                        <a:lnTo>
-                                          <a:pt x="22" y="58"/>
-                                        </a:lnTo>
-                                        <a:lnTo>
-                                          <a:pt x="38" y="38"/>
-                                        </a:lnTo>
-                                        <a:lnTo>
-                                          <a:pt x="57" y="22"/>
-                                        </a:lnTo>
-                                        <a:lnTo>
-                                          <a:pt x="80" y="10"/>
-                                        </a:lnTo>
-                                        <a:lnTo>
-                                          <a:pt x="104" y="3"/>
-                                        </a:lnTo>
-                                        <a:lnTo>
-                                          <a:pt x="130" y="0"/>
-                                        </a:lnTo>
-                                        <a:close/>
-                                      </a:path>
-                                    </a:pathLst>
-                                  </a:custGeom>
-                                  <a:solidFill>
-                                    <a:schemeClr val="lt1"/>
-                                  </a:solidFill>
-                                  <a:ln>
-                                    <a:noFill/>
-                                  </a:ln>
-                                </wps:spPr>
-                                <wps:bodyPr spcFirstLastPara="1" wrap="square" lIns="91425" tIns="91425" rIns="91425" bIns="91425" anchor="ctr" anchorCtr="0">
-                                  <a:noAutofit/>
-                                </wps:bodyPr>
-                              </wps:wsp>
-                              <wps:wsp>
-                                <wps:cNvPr id="60" name="Freeform: Shape 58"/>
-                                <wps:cNvSpPr/>
-                                <wps:spPr>
-                                  <a:xfrm>
-                                    <a:off x="80" y="80"/>
-                                    <a:ext cx="14" cy="13"/>
-                                  </a:xfrm>
-                                  <a:custGeom>
-                                    <a:avLst/>
-                                    <a:gdLst/>
-                                    <a:ahLst/>
-                                    <a:cxnLst/>
-                                    <a:rect l="l" t="t" r="r" b="b"/>
-                                    <a:pathLst>
-                                      <a:path w="262" h="261" extrusionOk="0">
-                                        <a:moveTo>
-                                          <a:pt x="131" y="0"/>
-                                        </a:moveTo>
-                                        <a:lnTo>
-                                          <a:pt x="157" y="3"/>
-                                        </a:lnTo>
-                                        <a:lnTo>
-                                          <a:pt x="182" y="10"/>
-                                        </a:lnTo>
-                                        <a:lnTo>
-                                          <a:pt x="204" y="22"/>
-                                        </a:lnTo>
-                                        <a:lnTo>
-                                          <a:pt x="223" y="38"/>
-                                        </a:lnTo>
-                                        <a:lnTo>
-                                          <a:pt x="239" y="58"/>
-                                        </a:lnTo>
-                                        <a:lnTo>
-                                          <a:pt x="251" y="80"/>
-                                        </a:lnTo>
-                                        <a:lnTo>
-                                          <a:pt x="259" y="104"/>
-                                        </a:lnTo>
-                                        <a:lnTo>
-                                          <a:pt x="262" y="131"/>
-                                        </a:lnTo>
-                                        <a:lnTo>
-                                          <a:pt x="259" y="157"/>
-                                        </a:lnTo>
-                                        <a:lnTo>
-                                          <a:pt x="251" y="181"/>
-                                        </a:lnTo>
-                                        <a:lnTo>
-                                          <a:pt x="239" y="204"/>
-                                        </a:lnTo>
-                                        <a:lnTo>
-                                          <a:pt x="223" y="223"/>
-                                        </a:lnTo>
-                                        <a:lnTo>
-                                          <a:pt x="204" y="239"/>
-                                        </a:lnTo>
-                                        <a:lnTo>
-                                          <a:pt x="182" y="251"/>
-                                        </a:lnTo>
-                                        <a:lnTo>
-                                          <a:pt x="157" y="259"/>
-                                        </a:lnTo>
-                                        <a:lnTo>
-                                          <a:pt x="131" y="261"/>
-                                        </a:lnTo>
-                                        <a:lnTo>
-                                          <a:pt x="105" y="259"/>
-                                        </a:lnTo>
-                                        <a:lnTo>
-                                          <a:pt x="80" y="251"/>
-                                        </a:lnTo>
-                                        <a:lnTo>
-                                          <a:pt x="58" y="239"/>
-                                        </a:lnTo>
-                                        <a:lnTo>
-                                          <a:pt x="39" y="223"/>
-                                        </a:lnTo>
-                                        <a:lnTo>
-                                          <a:pt x="23" y="204"/>
-                                        </a:lnTo>
-                                        <a:lnTo>
-                                          <a:pt x="11" y="181"/>
-                                        </a:lnTo>
-                                        <a:lnTo>
-                                          <a:pt x="3" y="157"/>
-                                        </a:lnTo>
-                                        <a:lnTo>
-                                          <a:pt x="0" y="131"/>
-                                        </a:lnTo>
-                                        <a:lnTo>
-                                          <a:pt x="3" y="104"/>
-                                        </a:lnTo>
-                                        <a:lnTo>
-                                          <a:pt x="11" y="80"/>
-                                        </a:lnTo>
-                                        <a:lnTo>
-                                          <a:pt x="23" y="58"/>
-                                        </a:lnTo>
-                                        <a:lnTo>
-                                          <a:pt x="39" y="38"/>
-                                        </a:lnTo>
-                                        <a:lnTo>
-                                          <a:pt x="58" y="22"/>
-                                        </a:lnTo>
-                                        <a:lnTo>
-                                          <a:pt x="80" y="10"/>
-                                        </a:lnTo>
-                                        <a:lnTo>
-                                          <a:pt x="105" y="3"/>
-                                        </a:lnTo>
-                                        <a:lnTo>
-                                          <a:pt x="131" y="0"/>
-                                        </a:lnTo>
-                                        <a:close/>
-                                      </a:path>
-                                    </a:pathLst>
-                                  </a:custGeom>
-                                  <a:solidFill>
-                                    <a:schemeClr val="lt1"/>
-                                  </a:solidFill>
-                                  <a:ln>
-                                    <a:noFill/>
-                                  </a:ln>
-                                </wps:spPr>
-                                <wps:bodyPr spcFirstLastPara="1" wrap="square" lIns="91425" tIns="91425" rIns="91425" bIns="91425" anchor="ctr" anchorCtr="0">
-                                  <a:noAutofit/>
-                                </wps:bodyPr>
-                              </wps:wsp>
-                              <wps:wsp>
-                                <wps:cNvPr id="61" name="Freeform: Shape 59"/>
-                                <wps:cNvSpPr/>
-                                <wps:spPr>
-                                  <a:xfrm>
-                                    <a:off x="105" y="80"/>
-                                    <a:ext cx="14" cy="13"/>
-                                  </a:xfrm>
-                                  <a:custGeom>
-                                    <a:avLst/>
-                                    <a:gdLst/>
-                                    <a:ahLst/>
-                                    <a:cxnLst/>
-                                    <a:rect l="l" t="t" r="r" b="b"/>
-                                    <a:pathLst>
-                                      <a:path w="261" h="261" extrusionOk="0">
-                                        <a:moveTo>
-                                          <a:pt x="130" y="0"/>
-                                        </a:moveTo>
-                                        <a:lnTo>
-                                          <a:pt x="157" y="3"/>
-                                        </a:lnTo>
-                                        <a:lnTo>
-                                          <a:pt x="181" y="10"/>
-                                        </a:lnTo>
-                                        <a:lnTo>
-                                          <a:pt x="204" y="22"/>
-                                        </a:lnTo>
-                                        <a:lnTo>
-                                          <a:pt x="223" y="38"/>
-                                        </a:lnTo>
-                                        <a:lnTo>
-                                          <a:pt x="239" y="58"/>
-                                        </a:lnTo>
-                                        <a:lnTo>
-                                          <a:pt x="251" y="80"/>
-                                        </a:lnTo>
-                                        <a:lnTo>
-                                          <a:pt x="258" y="104"/>
-                                        </a:lnTo>
-                                        <a:lnTo>
-                                          <a:pt x="261" y="131"/>
-                                        </a:lnTo>
-                                        <a:lnTo>
-                                          <a:pt x="258" y="157"/>
-                                        </a:lnTo>
-                                        <a:lnTo>
-                                          <a:pt x="251" y="181"/>
-                                        </a:lnTo>
-                                        <a:lnTo>
-                                          <a:pt x="239" y="204"/>
-                                        </a:lnTo>
-                                        <a:lnTo>
-                                          <a:pt x="223" y="223"/>
-                                        </a:lnTo>
-                                        <a:lnTo>
-                                          <a:pt x="204" y="239"/>
-                                        </a:lnTo>
-                                        <a:lnTo>
-                                          <a:pt x="181" y="251"/>
-                                        </a:lnTo>
-                                        <a:lnTo>
-                                          <a:pt x="157" y="259"/>
-                                        </a:lnTo>
-                                        <a:lnTo>
-                                          <a:pt x="130" y="261"/>
-                                        </a:lnTo>
-                                        <a:lnTo>
-                                          <a:pt x="104" y="259"/>
-                                        </a:lnTo>
-                                        <a:lnTo>
-                                          <a:pt x="80" y="251"/>
-                                        </a:lnTo>
-                                        <a:lnTo>
-                                          <a:pt x="58" y="239"/>
-                                        </a:lnTo>
-                                        <a:lnTo>
-                                          <a:pt x="38" y="223"/>
-                                        </a:lnTo>
-                                        <a:lnTo>
-                                          <a:pt x="22" y="204"/>
-                                        </a:lnTo>
-                                        <a:lnTo>
-                                          <a:pt x="10" y="181"/>
-                                        </a:lnTo>
-                                        <a:lnTo>
-                                          <a:pt x="3" y="157"/>
-                                        </a:lnTo>
-                                        <a:lnTo>
-                                          <a:pt x="0" y="131"/>
-                                        </a:lnTo>
-                                        <a:lnTo>
-                                          <a:pt x="3" y="104"/>
-                                        </a:lnTo>
-                                        <a:lnTo>
-                                          <a:pt x="10" y="80"/>
-                                        </a:lnTo>
-                                        <a:lnTo>
-                                          <a:pt x="22" y="58"/>
-                                        </a:lnTo>
-                                        <a:lnTo>
-                                          <a:pt x="38" y="38"/>
-                                        </a:lnTo>
-                                        <a:lnTo>
-                                          <a:pt x="58" y="22"/>
-                                        </a:lnTo>
-                                        <a:lnTo>
-                                          <a:pt x="80" y="10"/>
-                                        </a:lnTo>
-                                        <a:lnTo>
-                                          <a:pt x="104" y="3"/>
-                                        </a:lnTo>
-                                        <a:lnTo>
-                                          <a:pt x="130" y="0"/>
-                                        </a:lnTo>
-                                        <a:close/>
-                                      </a:path>
-                                    </a:pathLst>
-                                  </a:custGeom>
-                                  <a:solidFill>
-                                    <a:schemeClr val="lt1"/>
-                                  </a:solidFill>
-                                  <a:ln>
-                                    <a:noFill/>
-                                  </a:ln>
-                                </wps:spPr>
-                                <wps:bodyPr spcFirstLastPara="1" wrap="square" lIns="91425" tIns="91425" rIns="91425" bIns="91425" anchor="ctr" anchorCtr="0">
-                                  <a:noAutofit/>
-                                </wps:bodyPr>
-                              </wps:wsp>
-                            </wpg:grpSp>
-                          </wpg:wgp>
-                        </a:graphicData>
-                      </a:graphic>
-                    </wp:inline>
-                  </w:drawing>
-                </mc:Choice>
-                <mc:Fallback>
-                  <w:pict>
-                    <v:group w14:anchorId="0B8544C2" id="Group 53" o:spid="_x0000_s1077" alt="Activities icon" style="width:21.6pt;height:21.6pt;mso-position-horizontal-relative:char;mso-position-vertical-relative:line" coordorigin="52088,36428" coordsize="2743,2743" o:gfxdata="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">
-                      <v:group id="Group 54" o:spid="_x0000_s1078" style="position:absolute;left:52088;top:36428;width:2743;height:2743" coordsize="171,171" o:gfxdata="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">
-                        <v:rect id="Rectangle 55" o:spid="_x0000_s1079" style="position:absolute;width:150;height:150;visibility:visible;mso-wrap-style:square;v-text-anchor:middle" o:gfxdata="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" filled="f" stroked="f">
-                          <v:textbox inset="2.53958mm,2.53958mm,2.53958mm,2.53958mm">
-                            <w:txbxContent>
-                              <w:p>
-                                <w:pPr>
-                                  <w:spacing w:after="0"/>
-                                  <w:textDirection w:val="btLr"/>
-                                </w:pPr>
-                              </w:p>
-                            </w:txbxContent>
-                          </v:textbox>
-                        </v:rect>
-                        <v:shape id="Freeform: Shape 56" o:spid="_x0000_s1080" style="position:absolute;width:171;height:171;visibility:visible;mso-wrap-style:square;v-text-anchor:middle" coordsize="3246,3246" o:gfxdata="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" path="m1623,r102,3l1826,13r99,15l2023,49r94,28l2210,109r89,38l2386,190r83,49l2551,291r77,57l2701,410r70,65l2836,545r62,73l2955,695r52,82l3056,860r43,87l3137,1036r32,93l3197,1223r21,98l3233,1420r10,101l3246,1623r-3,102l3233,1826r-15,100l3197,2023r-28,94l3137,2210r-38,89l3056,2386r-49,84l2955,2551r-57,77l2836,2701r-65,70l2701,2836r-73,62l2551,2955r-82,53l2386,3056r-87,43l2210,3137r-93,32l2023,3197r-98,21l1826,3233r-101,10l1623,3246r-102,-3l1420,3233r-100,-15l1223,3197r-94,-28l1036,3137r-89,-38l860,3056r-84,-48l695,2955r-77,-57l545,2836r-70,-65l410,2701r-62,-73l291,2551r-53,-81l190,2386r-43,-87l109,2210,77,2117,49,2023,28,1926,13,1826,3,1725,,1623,3,1521,13,1420r15,-99l49,1223r28,-94l109,1036r38,-89l190,860r48,-83l291,695r57,-77l410,545r65,-70l545,410r73,-62l695,291r81,-52l860,190r87,-43l1036,109r93,-32l1223,49r97,-21l1420,13,1521,3,1623,xe" fillcolor="#4f81bd [3204]" stroked="f">
-                          <v:path arrowok="t" o:extrusionok="f"/>
-                        </v:shape>
-                        <v:shape id="Freeform: Shape 57" o:spid="_x0000_s1081" style="position:absolute;left:56;top:80;width:14;height:13;visibility:visible;mso-wrap-style:square;v-text-anchor:middle" coordsize="261,261" o:gfxdata="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" path="m130,r27,3l181,10r22,12l223,38r16,20l251,80r7,24l261,131r-3,26l251,181r-12,23l223,223r-20,16l181,251r-24,8l130,261r-26,-2l80,251,57,239,38,223,22,204,10,181,2,157,,131,2,104,10,80,22,58,38,38,57,22,80,10,104,3,130,xe" fillcolor="white [3201]" stroked="f">
-                          <v:path arrowok="t" o:extrusionok="f"/>
-                        </v:shape>
-                        <v:shape id="Freeform: Shape 58" o:spid="_x0000_s1082" style="position:absolute;left:80;top:80;width:14;height:13;visibility:visible;mso-wrap-style:square;v-text-anchor:middle" coordsize="262,261" o:gfxdata="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" path="m131,r26,3l182,10r22,12l223,38r16,20l251,80r8,24l262,131r-3,26l251,181r-12,23l223,223r-19,16l182,251r-25,8l131,261r-26,-2l80,251,58,239,39,223,23,204,11,181,3,157,,131,3,104,11,80,23,58,39,38,58,22,80,10,105,3,131,xe" fillcolor="white [3201]" stroked="f">
-                          <v:path arrowok="t" o:extrusionok="f"/>
-                        </v:shape>
-                        <v:shape id="Freeform: Shape 59" o:spid="_x0000_s1083" style="position:absolute;left:105;top:80;width:14;height:13;visibility:visible;mso-wrap-style:square;v-text-anchor:middle" coordsize="261,261" o:gfxdata="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" path="m130,r27,3l181,10r23,12l223,38r16,20l251,80r7,24l261,131r-3,26l251,181r-12,23l223,223r-19,16l181,251r-24,8l130,261r-26,-2l80,251,58,239,38,223,22,204,10,181,3,157,,131,3,104,10,80,22,58,38,38,58,22,80,10,104,3,130,xe" fillcolor="white [3201]" stroked="f">
-                          <v:path arrowok="t" o:extrusionok="f"/>
-                        </v:shape>
-                      </v:group>
-                      <w10:anchorlock/>
-                    </v:group>
-                  </w:pict>
-                </mc:Fallback>
-              </mc:AlternateContent>
-            </w:r>
-          </w:p>
-        </w:tc>
-        <w:tc>
-          <w:tcPr>
-            <w:tcW w:w="8649" w:type="dxa"/>
-          </w:tcPr>
-          <w:p>
-            <w:pPr>
-              <w:pStyle w:val="Heading1"/>
-            </w:pPr>
-            <w:r>
-              <w:t>Nationality &amp; Language</w:t>
-            </w:r>
-          </w:p>
-        </w:tc>
-      </w:tr>
-    </w:tbl>
-    <w:p>
-      <w:pPr>
-        <w:widowControl w:val="0"/>
-        <w:pBdr>
-          <w:top w:val="nil"/>
-          <w:left w:val="nil"/>
-          <w:bottom w:val="nil"/>
-          <w:right w:val="nil"/>
-          <w:between w:val="nil"/>
-        </w:pBdr>
-        <w:spacing w:after="0" w:line="276" w:lineRule="auto"/>
-        <w:rPr>
-          <w:color w:val="000000"/>
-        </w:rPr>
-      </w:pPr>
-    </w:p>
-    <w:tbl>
-      <w:tblPr>
-        <w:tblStyle w:val="ab"/>
-        <w:tblW w:w="8640" w:type="dxa"/>
-        <w:tblBorders>
-          <w:top w:val="nil"/>
-          <w:left w:val="nil"/>
-          <w:bottom w:val="nil"/>
-          <w:right w:val="nil"/>
-          <w:insideH w:val="nil"/>
-          <w:insideV w:val="nil"/>
-        </w:tblBorders>
-        <w:tblLayout w:type="fixed"/>
-        <w:tblLook w:val="0400" w:firstRow="0" w:lastRow="0" w:firstColumn="0" w:lastColumn="0" w:noHBand="0" w:noVBand="1"/>
-      </w:tblPr>
-      <w:tblGrid>
-        <w:gridCol w:w="4320"/>
-        <w:gridCol w:w="4320"/>
-      </w:tblGrid>
-      <w:tr>
-        <w:tc>
-          <w:tcPr>
-            <w:tcW w:w="4320" w:type="dxa"/>
-          </w:tcPr>
-          <w:p>
-            <w:pPr>
-              <w:numPr>
-                <w:ilvl w:val="0"/>
-                <w:numId w:val="1"/>
-              </w:numPr>
-              <w:pBdr>
-                <w:top w:val="nil"/>
-                <w:left w:val="nil"/>
-                <w:bottom w:val="nil"/>
-                <w:right w:val="nil"/>
-                <w:between w:val="nil"/>
-              </w:pBdr>
-              <w:spacing w:after="80" w:line="259" w:lineRule="auto"/>
-              <w:rPr>
-                <w:color w:val="000000"/>
-              </w:rPr>
-            </w:pPr>
-            <w:r>
-              <w:rPr>
-                <w:color w:val="000000"/>
-              </w:rPr>
-              <w:t xml:space="preserve">Advanced level in </w:t>
-            </w:r>
-            <w:r>
-              <w:rPr>
-                <w:b/>
-                <w:color w:val="000000"/>
-              </w:rPr>
-              <w:t>English</w:t>
-            </w:r>
-            <w:r>
-              <w:rPr>
-                <w:color w:val="000000"/>
-              </w:rPr>
-              <w:t xml:space="preserve"> </w:t>
-            </w:r>
-          </w:p>
-        </w:tc>
-        <w:tc>
-          <w:tcPr>
-            <w:tcW w:w="4320" w:type="dxa"/>
-            <w:tcMar>
-              <w:left w:w="576" w:type="dxa"/>
-            </w:tcMar>
-          </w:tcPr>
-          <w:p>
-            <w:pPr>
-              <w:numPr>
-                <w:ilvl w:val="0"/>
-                <w:numId w:val="1"/>
-              </w:numPr>
-              <w:pBdr>
-                <w:top w:val="nil"/>
-                <w:left w:val="nil"/>
-                <w:bottom w:val="nil"/>
-                <w:right w:val="nil"/>
-                <w:between w:val="nil"/>
-              </w:pBdr>
-              <w:spacing w:after="80" w:line="259" w:lineRule="auto"/>
-              <w:rPr>
-                <w:color w:val="000000"/>
-              </w:rPr>
-            </w:pPr>
-            <w:r>
-              <w:rPr>
-                <w:color w:val="000000"/>
-              </w:rPr>
-              <w:t xml:space="preserve">Native proficiency in </w:t>
-            </w:r>
-            <w:r>
-              <w:rPr>
-                <w:b/>
-                <w:color w:val="000000"/>
-              </w:rPr>
-              <w:t>Korean</w:t>
-            </w:r>
           </w:p>
         </w:tc>
       </w:tr>
@@ -17792,6 +16527,7 @@
   <w:style w:type="character" w:default="1" w:styleId="DefaultParagraphFont">
     <w:name w:val="Default Paragraph Font"/>
     <w:uiPriority w:val="1"/>
+    <w:semiHidden/>
     <w:unhideWhenUsed/>
   </w:style>
   <w:style w:type="table" w:default="1" w:styleId="TableNormal">
